--- a/3-能力管理/流程制度规范类文件/030102-运维服务能力改进管理制度.docx
+++ b/3-能力管理/流程制度规范类文件/030102-运维服务能力改进管理制度.docx
@@ -1,14 +1,13 @@
 
 <file path=word/document.xml><?xml version="1.0" encoding="utf-8"?>
-<w:document xmlns:wpc="http://schemas.microsoft.com/office/word/2010/wordprocessingCanvas" xmlns:mc="http://schemas.openxmlformats.org/markup-compatibility/2006" xmlns:o="urn:schemas-microsoft-com:office:office" xmlns:r="http://schemas.openxmlformats.org/officeDocument/2006/relationships" xmlns:m="http://schemas.openxmlformats.org/officeDocument/2006/math" xmlns:v="urn:schemas-microsoft-com:vml" xmlns:wp14="http://schemas.microsoft.com/office/word/2010/wordprocessingDrawing" xmlns:wp="http://schemas.openxmlformats.org/drawingml/2006/wordprocessingDrawing" xmlns:w10="urn:schemas-microsoft-com:office:word" xmlns:w="http://schemas.openxmlformats.org/wordprocessingml/2006/main" xmlns:w14="http://schemas.microsoft.com/office/word/2010/wordml" xmlns:w15="http://schemas.microsoft.com/office/word/2012/wordml" xmlns:wne="http://schemas.microsoft.com/office/word/2006/wordml" xmlns:wpg="http://schemas.microsoft.com/office/word/2010/wordprocessingGroup" xmlns:wpi="http://schemas.microsoft.com/office/word/2010/wordprocessingInk" xmlns:wps="http://schemas.microsoft.com/office/word/2010/wordprocessingShape" mc:Ignorable="w14 w15 wp14">
-  <!-- Generated by Aspose.Words for .NET 13.3.0.1 -->
+<w:document xmlns:wpc="http://schemas.microsoft.com/office/word/2010/wordprocessingCanvas" xmlns:mc="http://schemas.openxmlformats.org/markup-compatibility/2006" xmlns:o="urn:schemas-microsoft-com:office:office" xmlns:r="http://schemas.openxmlformats.org/officeDocument/2006/relationships" xmlns:m="http://schemas.openxmlformats.org/officeDocument/2006/math" xmlns:v="urn:schemas-microsoft-com:vml" xmlns:wp14="http://schemas.microsoft.com/office/word/2010/wordprocessingDrawing" xmlns:wp="http://schemas.openxmlformats.org/drawingml/2006/wordprocessingDrawing" xmlns:w="http://schemas.openxmlformats.org/wordprocessingml/2006/main" xmlns:w14="http://schemas.microsoft.com/office/word/2010/wordml" xmlns:w10="urn:schemas-microsoft-com:office:word" xmlns:w15="http://schemas.microsoft.com/office/word/2012/wordml" xmlns:wpg="http://schemas.microsoft.com/office/word/2010/wordprocessingGroup" xmlns:wpi="http://schemas.microsoft.com/office/word/2010/wordprocessingInk" xmlns:wne="http://schemas.microsoft.com/office/word/2006/wordml" xmlns:wps="http://schemas.microsoft.com/office/word/2010/wordprocessingShape" xmlns:wpsCustomData="http://www.wps.cn/officeDocument/2013/wpsCustomData" mc:Ignorable="w14 w15 wp14">
   <w:body>
     <w:p>
       <w:pPr>
         <w:spacing w:before="78" w:line="219" w:lineRule="auto"/>
         <w:ind w:left="25"/>
         <w:rPr>
-          <w:rFonts w:ascii="宋体" w:eastAsia="宋体" w:hAnsi="宋体" w:cs="宋体" w:hint="default"/>
+          <w:rFonts w:hint="default" w:ascii="宋体" w:hAnsi="宋体" w:eastAsia="宋体" w:cs="宋体"/>
           <w:sz w:val="24"/>
           <w:szCs w:val="24"/>
           <w:lang w:val="en-US" w:eastAsia="zh-CN"/>
@@ -16,7 +15,7 @@
       </w:pPr>
       <w:r>
         <w:rPr>
-          <w:rFonts w:ascii="宋体" w:eastAsia="宋体" w:hAnsi="宋体" w:cs="宋体"/>
+          <w:rFonts w:ascii="宋体" w:hAnsi="宋体" w:eastAsia="宋体" w:cs="宋体"/>
           <w:b/>
           <w:bCs/>
           <w:spacing w:val="-3"/>
@@ -27,7 +26,7 @@
       </w:r>
       <w:r>
         <w:rPr>
-          <w:rFonts w:ascii="宋体" w:eastAsia="宋体" w:hAnsi="宋体" w:cs="宋体" w:hint="eastAsia"/>
+          <w:rFonts w:hint="eastAsia" w:ascii="宋体" w:hAnsi="宋体" w:eastAsia="宋体" w:cs="宋体"/>
           <w:b/>
           <w:bCs/>
           <w:spacing w:val="-3"/>
@@ -39,7 +38,7 @@
       </w:r>
       <w:r>
         <w:rPr>
-          <w:rFonts w:ascii="宋体" w:eastAsia="宋体" w:hAnsi="宋体" w:cs="宋体"/>
+          <w:rFonts w:ascii="宋体" w:hAnsi="宋体" w:eastAsia="宋体" w:cs="宋体"/>
           <w:b/>
           <w:bCs/>
           <w:spacing w:val="-3"/>
@@ -50,7 +49,7 @@
       </w:r>
       <w:r>
         <w:rPr>
-          <w:rFonts w:ascii="宋体" w:eastAsia="宋体" w:hAnsi="宋体" w:cs="宋体" w:hint="eastAsia"/>
+          <w:rFonts w:hint="eastAsia" w:ascii="宋体" w:hAnsi="宋体" w:eastAsia="宋体" w:cs="宋体"/>
           <w:b/>
           <w:bCs/>
           <w:spacing w:val="-3"/>
@@ -80,14 +79,14 @@
         <w:ind w:left="23"/>
         <w:textAlignment w:val="auto"/>
         <w:rPr>
-          <w:rFonts w:ascii="宋体" w:eastAsia="宋体" w:hAnsi="宋体" w:cs="宋体"/>
+          <w:rFonts w:ascii="宋体" w:hAnsi="宋体" w:eastAsia="宋体" w:cs="宋体"/>
           <w:sz w:val="24"/>
           <w:szCs w:val="24"/>
         </w:rPr>
       </w:pPr>
       <w:r>
         <w:rPr>
-          <w:rFonts w:ascii="宋体" w:eastAsia="宋体" w:hAnsi="宋体" w:cs="宋体"/>
+          <w:rFonts w:ascii="宋体" w:hAnsi="宋体" w:eastAsia="宋体" w:cs="宋体"/>
           <w:b/>
           <w:bCs/>
           <w:spacing w:val="240"/>
@@ -99,7 +98,7 @@
       </w:r>
       <w:r>
         <w:rPr>
-          <w:rFonts w:ascii="宋体" w:eastAsia="宋体" w:hAnsi="宋体" w:cs="宋体"/>
+          <w:rFonts w:ascii="宋体" w:hAnsi="宋体" w:eastAsia="宋体" w:cs="宋体"/>
           <w:b/>
           <w:bCs/>
           <w:spacing w:val="0"/>
@@ -111,7 +110,7 @@
       </w:r>
       <w:r>
         <w:rPr>
-          <w:rFonts w:ascii="宋体" w:eastAsia="宋体" w:hAnsi="宋体" w:cs="宋体"/>
+          <w:rFonts w:ascii="宋体" w:hAnsi="宋体" w:eastAsia="宋体" w:cs="宋体"/>
           <w:b/>
           <w:bCs/>
           <w:spacing w:val="-5"/>
@@ -123,10 +122,10 @@
     </w:p>
     <w:p>
       <w:pPr>
-        <w:pStyle w:val="a"/>
-        <w:bidi w:val="0"/>
-      </w:pPr>
-      <w:bookmarkStart w:id="0" w:name="_Toc29816"/>
+        <w:pStyle w:val="24"/>
+        <w:bidi w:val="0"/>
+      </w:pPr>
+      <w:bookmarkStart w:id="0" w:name="_Toc62"/>
       <w:r>
         <w:rPr>
           <w:rFonts w:hint="eastAsia"/>
@@ -138,14 +137,14 @@
     </w:p>
     <w:p>
       <w:pPr>
-        <w:pStyle w:val="a0"/>
+        <w:pStyle w:val="25"/>
         <w:bidi w:val="0"/>
         <w:rPr>
           <w:rFonts w:hint="default"/>
           <w:lang w:val="en-US"/>
         </w:rPr>
       </w:pPr>
-      <w:bookmarkStart w:id="1" w:name="_Toc26685"/>
+      <w:bookmarkStart w:id="1" w:name="_Toc12356"/>
       <w:r>
         <w:rPr>
           <w:rFonts w:hint="eastAsia"/>
@@ -157,17 +156,18 @@
     </w:p>
     <w:tbl>
       <w:tblPr>
-        <w:tblStyle w:val="TableGrid"/>
+        <w:tblStyle w:val="21"/>
         <w:tblW w:w="0" w:type="auto"/>
         <w:tblInd w:w="2443" w:type="dxa"/>
         <w:tblBorders>
-          <w:top w:val="nil"/>
-          <w:left w:val="nil"/>
-          <w:bottom w:val="nil"/>
-          <w:right w:val="nil"/>
-          <w:insideH w:val="nil"/>
-          <w:insideV w:val="nil"/>
+          <w:top w:val="none" w:color="auto" w:sz="0" w:space="0"/>
+          <w:left w:val="none" w:color="auto" w:sz="0" w:space="0"/>
+          <w:bottom w:val="none" w:color="auto" w:sz="0" w:space="0"/>
+          <w:right w:val="none" w:color="auto" w:sz="0" w:space="0"/>
+          <w:insideH w:val="none" w:color="auto" w:sz="0" w:space="0"/>
+          <w:insideV w:val="none" w:color="auto" w:sz="0" w:space="0"/>
         </w:tblBorders>
+        <w:tblLayout w:type="autofit"/>
         <w:tblCellMar>
           <w:top w:w="0" w:type="dxa"/>
           <w:left w:w="108" w:type="dxa"/>
@@ -181,15 +181,13 @@
       </w:tblGrid>
       <w:tr>
         <w:tblPrEx>
-          <w:tblW w:w="0" w:type="auto"/>
-          <w:tblInd w:w="2443" w:type="dxa"/>
           <w:tblBorders>
-            <w:top w:val="nil"/>
-            <w:left w:val="nil"/>
-            <w:bottom w:val="nil"/>
-            <w:right w:val="nil"/>
-            <w:insideH w:val="nil"/>
-            <w:insideV w:val="nil"/>
+            <w:top w:val="none" w:color="auto" w:sz="0" w:space="0"/>
+            <w:left w:val="none" w:color="auto" w:sz="0" w:space="0"/>
+            <w:bottom w:val="none" w:color="auto" w:sz="0" w:space="0"/>
+            <w:right w:val="none" w:color="auto" w:sz="0" w:space="0"/>
+            <w:insideH w:val="none" w:color="auto" w:sz="0" w:space="0"/>
+            <w:insideV w:val="none" w:color="auto" w:sz="0" w:space="0"/>
           </w:tblBorders>
           <w:tblCellMar>
             <w:top w:w="0" w:type="dxa"/>
@@ -199,7 +197,7 @@
           </w:tblCellMar>
         </w:tblPrEx>
         <w:trPr>
-          <w:trHeight w:val="810"/>
+          <w:trHeight w:val="810" w:hRule="atLeast"/>
         </w:trPr>
         <w:tc>
           <w:tcPr>
@@ -224,7 +222,7 @@
             </w:r>
             <w:r>
               <w:rPr>
-                <w:rFonts w:asciiTheme="minorAscii" w:eastAsiaTheme="minorEastAsia" w:hAnsiTheme="minorAscii" w:hint="default"/>
+                <w:rFonts w:hint="default" w:asciiTheme="minorAscii" w:hAnsiTheme="minorAscii" w:eastAsiaTheme="minorEastAsia"/>
                 <w:spacing w:val="227"/>
                 <w:sz w:val="21"/>
                 <w:vertAlign w:val="baseline"/>
@@ -283,7 +281,7 @@
             </w:r>
             <w:r>
               <w:rPr>
-                <w:rFonts w:asciiTheme="minorAscii" w:eastAsiaTheme="minorEastAsia" w:hAnsiTheme="minorAscii" w:hint="eastAsia"/>
+                <w:rFonts w:hint="eastAsia" w:asciiTheme="minorAscii" w:hAnsiTheme="minorAscii" w:eastAsiaTheme="minorEastAsia"/>
                 <w:spacing w:val="227"/>
                 <w:sz w:val="21"/>
                 <w:vertAlign w:val="baseline"/>
@@ -305,8 +303,14 @@
       </w:tr>
       <w:tr>
         <w:tblPrEx>
-          <w:tblW w:w="0" w:type="auto"/>
-          <w:tblInd w:w="2443" w:type="dxa"/>
+          <w:tblBorders>
+            <w:top w:val="none" w:color="auto" w:sz="0" w:space="0"/>
+            <w:left w:val="none" w:color="auto" w:sz="0" w:space="0"/>
+            <w:bottom w:val="none" w:color="auto" w:sz="0" w:space="0"/>
+            <w:right w:val="none" w:color="auto" w:sz="0" w:space="0"/>
+            <w:insideH w:val="none" w:color="auto" w:sz="0" w:space="0"/>
+            <w:insideV w:val="none" w:color="auto" w:sz="0" w:space="0"/>
+          </w:tblBorders>
           <w:tblCellMar>
             <w:top w:w="0" w:type="dxa"/>
             <w:left w:w="108" w:type="dxa"/>
@@ -315,7 +319,7 @@
           </w:tblCellMar>
         </w:tblPrEx>
         <w:trPr>
-          <w:trHeight w:val="810"/>
+          <w:trHeight w:val="810" w:hRule="atLeast"/>
         </w:trPr>
         <w:tc>
           <w:tcPr>
@@ -326,7 +330,7 @@
             <w:pPr>
               <w:widowControl w:val="0"/>
               <w:rPr>
-                <w:rFonts w:ascii="Arial" w:eastAsia="Arial" w:hAnsi="Arial" w:cs="Arial" w:hint="eastAsia"/>
+                <w:rFonts w:hint="eastAsia" w:ascii="Arial" w:hAnsi="Arial" w:eastAsia="Arial" w:cs="Arial"/>
                 <w:snapToGrid w:val="0"/>
                 <w:color w:val="000000"/>
                 <w:kern w:val="0"/>
@@ -346,7 +350,7 @@
             </w:r>
             <w:r>
               <w:rPr>
-                <w:rFonts w:asciiTheme="minorAscii" w:eastAsiaTheme="minorEastAsia" w:hAnsiTheme="minorAscii" w:hint="default"/>
+                <w:rFonts w:hint="default" w:asciiTheme="minorAscii" w:hAnsiTheme="minorAscii" w:eastAsiaTheme="minorEastAsia"/>
                 <w:spacing w:val="227"/>
                 <w:sz w:val="21"/>
                 <w:vertAlign w:val="baseline"/>
@@ -387,7 +391,7 @@
             <w:pPr>
               <w:widowControl w:val="0"/>
               <w:rPr>
-                <w:rFonts w:ascii="Arial" w:eastAsia="Arial" w:hAnsi="Arial" w:cs="Arial" w:hint="eastAsia"/>
+                <w:rFonts w:hint="eastAsia" w:ascii="Arial" w:hAnsi="Arial" w:eastAsia="Arial" w:cs="Arial"/>
                 <w:snapToGrid w:val="0"/>
                 <w:color w:val="000000"/>
                 <w:kern w:val="0"/>
@@ -407,7 +411,7 @@
             </w:r>
             <w:r>
               <w:rPr>
-                <w:rFonts w:asciiTheme="minorAscii" w:eastAsiaTheme="minorEastAsia" w:hAnsiTheme="minorAscii" w:hint="eastAsia"/>
+                <w:rFonts w:hint="eastAsia" w:asciiTheme="minorAscii" w:hAnsiTheme="minorAscii" w:eastAsiaTheme="minorEastAsia"/>
                 <w:spacing w:val="227"/>
                 <w:sz w:val="21"/>
                 <w:vertAlign w:val="baseline"/>
@@ -429,8 +433,14 @@
       </w:tr>
       <w:tr>
         <w:tblPrEx>
-          <w:tblW w:w="0" w:type="auto"/>
-          <w:tblInd w:w="2443" w:type="dxa"/>
+          <w:tblBorders>
+            <w:top w:val="none" w:color="auto" w:sz="0" w:space="0"/>
+            <w:left w:val="none" w:color="auto" w:sz="0" w:space="0"/>
+            <w:bottom w:val="none" w:color="auto" w:sz="0" w:space="0"/>
+            <w:right w:val="none" w:color="auto" w:sz="0" w:space="0"/>
+            <w:insideH w:val="none" w:color="auto" w:sz="0" w:space="0"/>
+            <w:insideV w:val="none" w:color="auto" w:sz="0" w:space="0"/>
+          </w:tblBorders>
           <w:tblCellMar>
             <w:top w:w="0" w:type="dxa"/>
             <w:left w:w="108" w:type="dxa"/>
@@ -439,7 +449,7 @@
           </w:tblCellMar>
         </w:tblPrEx>
         <w:trPr>
-          <w:trHeight w:val="635"/>
+          <w:trHeight w:val="635" w:hRule="atLeast"/>
         </w:trPr>
         <w:tc>
           <w:tcPr>
@@ -464,7 +474,7 @@
             </w:r>
             <w:r>
               <w:rPr>
-                <w:rFonts w:asciiTheme="minorAscii" w:eastAsiaTheme="minorEastAsia" w:hAnsiTheme="minorAscii" w:hint="eastAsia"/>
+                <w:rFonts w:hint="eastAsia" w:asciiTheme="minorAscii" w:hAnsiTheme="minorAscii" w:eastAsiaTheme="minorEastAsia"/>
                 <w:spacing w:val="227"/>
                 <w:sz w:val="21"/>
                 <w:vertAlign w:val="baseline"/>
@@ -505,7 +515,7 @@
             </w:r>
             <w:r>
               <w:rPr>
-                <w:rFonts w:asciiTheme="minorAscii" w:eastAsiaTheme="minorEastAsia" w:hAnsiTheme="minorAscii" w:hint="eastAsia"/>
+                <w:rFonts w:hint="eastAsia" w:asciiTheme="minorAscii" w:hAnsiTheme="minorAscii" w:eastAsiaTheme="minorEastAsia"/>
                 <w:spacing w:val="227"/>
                 <w:sz w:val="21"/>
                 <w:vertAlign w:val="baseline"/>
@@ -536,14 +546,14 @@
         <w:spacing w:before="153" w:line="225" w:lineRule="auto"/>
         <w:ind w:left="3634"/>
         <w:rPr>
-          <w:rFonts w:ascii="宋体" w:eastAsia="宋体" w:hAnsi="宋体" w:cs="宋体"/>
+          <w:rFonts w:ascii="宋体" w:hAnsi="宋体" w:eastAsia="宋体" w:cs="宋体"/>
           <w:sz w:val="31"/>
           <w:szCs w:val="31"/>
         </w:rPr>
       </w:pPr>
       <w:r>
         <w:rPr>
-          <w:rFonts w:ascii="宋体" w:eastAsia="宋体" w:hAnsi="宋体" w:cs="宋体"/>
+          <w:rFonts w:ascii="宋体" w:hAnsi="宋体" w:eastAsia="宋体" w:cs="宋体"/>
           <w:b/>
           <w:bCs/>
           <w:spacing w:val="4"/>
@@ -555,16 +565,16 @@
     </w:p>
     <w:tbl>
       <w:tblPr>
-        <w:tblStyle w:val="TableNormal0"/>
+        <w:tblStyle w:val="26"/>
         <w:tblW w:w="8301" w:type="dxa"/>
         <w:tblInd w:w="2" w:type="dxa"/>
         <w:tblBorders>
-          <w:top w:val="single" w:sz="2" w:space="0" w:color="000000"/>
-          <w:left w:val="single" w:sz="2" w:space="0" w:color="000000"/>
-          <w:bottom w:val="single" w:sz="2" w:space="0" w:color="000000"/>
-          <w:right w:val="single" w:sz="2" w:space="0" w:color="000000"/>
-          <w:insideH w:val="single" w:sz="2" w:space="0" w:color="000000"/>
-          <w:insideV w:val="single" w:sz="2" w:space="0" w:color="000000"/>
+          <w:top w:val="single" w:color="000000" w:sz="2" w:space="0"/>
+          <w:left w:val="single" w:color="000000" w:sz="2" w:space="0"/>
+          <w:bottom w:val="single" w:color="000000" w:sz="2" w:space="0"/>
+          <w:right w:val="single" w:color="000000" w:sz="2" w:space="0"/>
+          <w:insideH w:val="single" w:color="000000" w:sz="2" w:space="0"/>
+          <w:insideV w:val="single" w:color="000000" w:sz="2" w:space="0"/>
         </w:tblBorders>
         <w:tblLayout w:type="fixed"/>
         <w:tblCellMar>
@@ -584,17 +594,14 @@
       </w:tblGrid>
       <w:tr>
         <w:tblPrEx>
-          <w:tblW w:w="8301" w:type="dxa"/>
-          <w:tblInd w:w="2" w:type="dxa"/>
           <w:tblBorders>
-            <w:top w:val="single" w:sz="2" w:space="0" w:color="000000"/>
-            <w:left w:val="single" w:sz="2" w:space="0" w:color="000000"/>
-            <w:bottom w:val="single" w:sz="2" w:space="0" w:color="000000"/>
-            <w:right w:val="single" w:sz="2" w:space="0" w:color="000000"/>
-            <w:insideH w:val="single" w:sz="2" w:space="0" w:color="000000"/>
-            <w:insideV w:val="single" w:sz="2" w:space="0" w:color="000000"/>
+            <w:top w:val="single" w:color="000000" w:sz="2" w:space="0"/>
+            <w:left w:val="single" w:color="000000" w:sz="2" w:space="0"/>
+            <w:bottom w:val="single" w:color="000000" w:sz="2" w:space="0"/>
+            <w:right w:val="single" w:color="000000" w:sz="2" w:space="0"/>
+            <w:insideH w:val="single" w:color="000000" w:sz="2" w:space="0"/>
+            <w:insideV w:val="single" w:color="000000" w:sz="2" w:space="0"/>
           </w:tblBorders>
-          <w:tblLayout w:type="fixed"/>
           <w:tblCellMar>
             <w:top w:w="0" w:type="dxa"/>
             <w:left w:w="0" w:type="dxa"/>
@@ -603,7 +610,7 @@
           </w:tblCellMar>
         </w:tblPrEx>
         <w:trPr>
-          <w:trHeight w:val="593"/>
+          <w:trHeight w:val="593" w:hRule="atLeast"/>
         </w:trPr>
         <w:tc>
           <w:tcPr>
@@ -614,14 +621,14 @@
               <w:spacing w:before="176" w:line="228" w:lineRule="auto"/>
               <w:ind w:left="607"/>
               <w:rPr>
-                <w:rFonts w:ascii="宋体" w:eastAsia="宋体" w:hAnsi="宋体" w:cs="宋体"/>
+                <w:rFonts w:ascii="宋体" w:hAnsi="宋体" w:eastAsia="宋体" w:cs="宋体"/>
                 <w:sz w:val="20"/>
                 <w:szCs w:val="20"/>
               </w:rPr>
             </w:pPr>
             <w:r>
               <w:rPr>
-                <w:rFonts w:ascii="宋体" w:eastAsia="宋体" w:hAnsi="宋体" w:cs="宋体"/>
+                <w:rFonts w:ascii="宋体" w:hAnsi="宋体" w:eastAsia="宋体" w:cs="宋体"/>
                 <w:spacing w:val="-14"/>
                 <w:sz w:val="20"/>
                 <w:szCs w:val="20"/>
@@ -639,14 +646,14 @@
               <w:spacing w:before="175" w:line="227" w:lineRule="auto"/>
               <w:ind w:left="253"/>
               <w:rPr>
-                <w:rFonts w:ascii="宋体" w:eastAsia="宋体" w:hAnsi="宋体" w:cs="宋体"/>
+                <w:rFonts w:ascii="宋体" w:hAnsi="宋体" w:eastAsia="宋体" w:cs="宋体"/>
                 <w:sz w:val="20"/>
                 <w:szCs w:val="20"/>
               </w:rPr>
             </w:pPr>
             <w:r>
               <w:rPr>
-                <w:rFonts w:ascii="宋体" w:eastAsia="宋体" w:hAnsi="宋体" w:cs="宋体"/>
+                <w:rFonts w:ascii="宋体" w:hAnsi="宋体" w:eastAsia="宋体" w:cs="宋体"/>
                 <w:spacing w:val="4"/>
                 <w:sz w:val="20"/>
                 <w:szCs w:val="20"/>
@@ -664,14 +671,14 @@
               <w:spacing w:before="175" w:line="228" w:lineRule="auto"/>
               <w:ind w:left="730"/>
               <w:rPr>
-                <w:rFonts w:ascii="宋体" w:eastAsia="宋体" w:hAnsi="宋体" w:cs="宋体"/>
+                <w:rFonts w:ascii="宋体" w:hAnsi="宋体" w:eastAsia="宋体" w:cs="宋体"/>
                 <w:sz w:val="20"/>
                 <w:szCs w:val="20"/>
               </w:rPr>
             </w:pPr>
             <w:r>
               <w:rPr>
-                <w:rFonts w:ascii="宋体" w:eastAsia="宋体" w:hAnsi="宋体" w:cs="宋体"/>
+                <w:rFonts w:ascii="宋体" w:hAnsi="宋体" w:eastAsia="宋体" w:cs="宋体"/>
                 <w:spacing w:val="7"/>
                 <w:sz w:val="20"/>
                 <w:szCs w:val="20"/>
@@ -689,14 +696,14 @@
               <w:spacing w:before="175" w:line="228" w:lineRule="auto"/>
               <w:ind w:left="310"/>
               <w:rPr>
-                <w:rFonts w:ascii="宋体" w:eastAsia="宋体" w:hAnsi="宋体" w:cs="宋体"/>
+                <w:rFonts w:ascii="宋体" w:hAnsi="宋体" w:eastAsia="宋体" w:cs="宋体"/>
                 <w:sz w:val="20"/>
                 <w:szCs w:val="20"/>
               </w:rPr>
             </w:pPr>
             <w:r>
               <w:rPr>
-                <w:rFonts w:ascii="宋体" w:eastAsia="宋体" w:hAnsi="宋体" w:cs="宋体"/>
+                <w:rFonts w:ascii="宋体" w:hAnsi="宋体" w:eastAsia="宋体" w:cs="宋体"/>
                 <w:spacing w:val="6"/>
                 <w:sz w:val="20"/>
                 <w:szCs w:val="20"/>
@@ -714,7 +721,7 @@
               <w:spacing w:before="175" w:line="228" w:lineRule="auto"/>
               <w:ind w:left="310"/>
               <w:rPr>
-                <w:rFonts w:ascii="宋体" w:eastAsia="宋体" w:hAnsi="宋体" w:cs="宋体" w:hint="eastAsia"/>
+                <w:rFonts w:hint="eastAsia" w:ascii="宋体" w:hAnsi="宋体" w:eastAsia="宋体" w:cs="宋体"/>
                 <w:spacing w:val="6"/>
                 <w:sz w:val="20"/>
                 <w:szCs w:val="20"/>
@@ -723,7 +730,7 @@
             </w:pPr>
             <w:r>
               <w:rPr>
-                <w:rFonts w:ascii="宋体" w:eastAsia="宋体" w:hAnsi="宋体" w:cs="宋体" w:hint="eastAsia"/>
+                <w:rFonts w:hint="eastAsia" w:ascii="宋体" w:hAnsi="宋体" w:eastAsia="宋体" w:cs="宋体"/>
                 <w:spacing w:val="6"/>
                 <w:sz w:val="20"/>
                 <w:szCs w:val="20"/>
@@ -742,14 +749,14 @@
               <w:spacing w:before="176" w:line="229" w:lineRule="auto"/>
               <w:ind w:left="311"/>
               <w:rPr>
-                <w:rFonts w:ascii="宋体" w:eastAsia="宋体" w:hAnsi="宋体" w:cs="宋体"/>
+                <w:rFonts w:ascii="宋体" w:hAnsi="宋体" w:eastAsia="宋体" w:cs="宋体"/>
                 <w:sz w:val="20"/>
                 <w:szCs w:val="20"/>
               </w:rPr>
             </w:pPr>
             <w:r>
               <w:rPr>
-                <w:rFonts w:ascii="宋体" w:eastAsia="宋体" w:hAnsi="宋体" w:cs="宋体"/>
+                <w:rFonts w:ascii="宋体" w:hAnsi="宋体" w:eastAsia="宋体" w:cs="宋体"/>
                 <w:spacing w:val="7"/>
                 <w:sz w:val="20"/>
                 <w:szCs w:val="20"/>
@@ -761,9 +768,14 @@
       </w:tr>
       <w:tr>
         <w:tblPrEx>
-          <w:tblW w:w="8301" w:type="dxa"/>
-          <w:tblInd w:w="2" w:type="dxa"/>
-          <w:tblLayout w:type="fixed"/>
+          <w:tblBorders>
+            <w:top w:val="single" w:color="000000" w:sz="2" w:space="0"/>
+            <w:left w:val="single" w:color="000000" w:sz="2" w:space="0"/>
+            <w:bottom w:val="single" w:color="000000" w:sz="2" w:space="0"/>
+            <w:right w:val="single" w:color="000000" w:sz="2" w:space="0"/>
+            <w:insideH w:val="single" w:color="000000" w:sz="2" w:space="0"/>
+            <w:insideV w:val="single" w:color="000000" w:sz="2" w:space="0"/>
+          </w:tblBorders>
           <w:tblCellMar>
             <w:top w:w="0" w:type="dxa"/>
             <w:left w:w="0" w:type="dxa"/>
@@ -772,7 +784,7 @@
           </w:tblCellMar>
         </w:tblPrEx>
         <w:trPr>
-          <w:trHeight w:val="556"/>
+          <w:trHeight w:val="556" w:hRule="atLeast"/>
         </w:trPr>
         <w:tc>
           <w:tcPr>
@@ -783,14 +795,14 @@
               <w:spacing w:before="173" w:line="267" w:lineRule="exact"/>
               <w:ind w:left="260"/>
               <w:rPr>
-                <w:rFonts w:ascii="宋体" w:eastAsia="宋体" w:hAnsi="宋体" w:cs="宋体"/>
+                <w:rFonts w:ascii="宋体" w:hAnsi="宋体" w:eastAsia="宋体" w:cs="宋体"/>
                 <w:sz w:val="20"/>
                 <w:szCs w:val="20"/>
               </w:rPr>
             </w:pPr>
             <w:r>
               <w:rPr>
-                <w:rFonts w:ascii="宋体" w:eastAsia="宋体" w:hAnsi="宋体" w:cs="宋体"/>
+                <w:rFonts w:ascii="宋体" w:hAnsi="宋体" w:eastAsia="宋体" w:cs="宋体"/>
                 <w:spacing w:val="3"/>
                 <w:position w:val="1"/>
                 <w:sz w:val="20"/>
@@ -809,14 +821,14 @@
               <w:spacing w:before="173" w:line="267" w:lineRule="exact"/>
               <w:ind w:left="248"/>
               <w:rPr>
-                <w:rFonts w:ascii="宋体" w:eastAsia="宋体" w:hAnsi="宋体" w:cs="宋体"/>
+                <w:rFonts w:ascii="宋体" w:hAnsi="宋体" w:eastAsia="宋体" w:cs="宋体"/>
                 <w:sz w:val="20"/>
                 <w:szCs w:val="20"/>
               </w:rPr>
             </w:pPr>
             <w:r>
               <w:rPr>
-                <w:rFonts w:ascii="宋体" w:eastAsia="宋体" w:hAnsi="宋体" w:cs="宋体"/>
+                <w:rFonts w:ascii="宋体" w:hAnsi="宋体" w:eastAsia="宋体" w:cs="宋体"/>
                 <w:spacing w:val="4"/>
                 <w:position w:val="1"/>
                 <w:sz w:val="20"/>
@@ -836,14 +848,14 @@
               <w:ind w:left="114"/>
               <w:jc w:val="center"/>
               <w:rPr>
-                <w:rFonts w:ascii="宋体" w:eastAsia="宋体" w:hAnsi="宋体" w:cs="宋体"/>
+                <w:rFonts w:ascii="宋体" w:hAnsi="宋体" w:eastAsia="宋体" w:cs="宋体"/>
                 <w:sz w:val="20"/>
                 <w:szCs w:val="20"/>
               </w:rPr>
             </w:pPr>
             <w:r>
               <w:rPr>
-                <w:rFonts w:ascii="宋体" w:eastAsia="宋体" w:hAnsi="宋体" w:cs="宋体"/>
+                <w:rFonts w:ascii="宋体" w:hAnsi="宋体" w:eastAsia="宋体" w:cs="宋体"/>
                 <w:spacing w:val="7"/>
                 <w:sz w:val="20"/>
                 <w:szCs w:val="20"/>
@@ -861,7 +873,7 @@
               <w:spacing w:before="172" w:line="228" w:lineRule="auto"/>
               <w:ind w:left="313"/>
               <w:rPr>
-                <w:rFonts w:ascii="宋体" w:eastAsia="宋体" w:hAnsi="宋体" w:cs="宋体" w:hint="eastAsia"/>
+                <w:rFonts w:hint="eastAsia" w:ascii="宋体" w:hAnsi="宋体" w:eastAsia="宋体" w:cs="宋体"/>
                 <w:sz w:val="20"/>
                 <w:szCs w:val="20"/>
                 <w:lang w:val="en-US" w:eastAsia="zh-CN"/>
@@ -889,7 +901,7 @@
               <w:spacing w:before="172" w:line="228" w:lineRule="auto"/>
               <w:ind w:left="313"/>
               <w:rPr>
-                <w:rFonts w:ascii="宋体" w:eastAsia="宋体" w:hAnsi="宋体" w:cs="宋体" w:hint="eastAsia"/>
+                <w:rFonts w:hint="eastAsia" w:ascii="宋体" w:hAnsi="宋体" w:eastAsia="宋体" w:cs="宋体"/>
                 <w:spacing w:val="5"/>
                 <w:sz w:val="20"/>
                 <w:szCs w:val="20"/>
@@ -897,7 +909,7 @@
             </w:pPr>
             <w:r>
               <w:rPr>
-                <w:rFonts w:ascii="宋体" w:eastAsia="宋体" w:hAnsi="宋体" w:cs="宋体" w:hint="eastAsia"/>
+                <w:rFonts w:hint="eastAsia" w:ascii="宋体" w:hAnsi="宋体" w:eastAsia="宋体" w:cs="宋体"/>
                 <w:spacing w:val="5"/>
                 <w:sz w:val="20"/>
                 <w:szCs w:val="20"/>
@@ -916,14 +928,14 @@
               <w:spacing w:before="173" w:line="229" w:lineRule="auto"/>
               <w:ind w:left="314"/>
               <w:rPr>
-                <w:rFonts w:ascii="宋体" w:eastAsia="宋体" w:hAnsi="宋体" w:cs="宋体"/>
+                <w:rFonts w:ascii="宋体" w:hAnsi="宋体" w:eastAsia="宋体" w:cs="宋体"/>
                 <w:sz w:val="20"/>
                 <w:szCs w:val="20"/>
               </w:rPr>
             </w:pPr>
             <w:r>
               <w:rPr>
-                <w:rFonts w:ascii="宋体" w:eastAsia="宋体" w:hAnsi="宋体" w:cs="宋体" w:hint="eastAsia"/>
+                <w:rFonts w:hint="eastAsia" w:ascii="宋体" w:hAnsi="宋体" w:eastAsia="宋体" w:cs="宋体"/>
                 <w:spacing w:val="6"/>
                 <w:sz w:val="20"/>
                 <w:szCs w:val="20"/>
@@ -936,9 +948,14 @@
       </w:tr>
       <w:tr>
         <w:tblPrEx>
-          <w:tblW w:w="8301" w:type="dxa"/>
-          <w:tblInd w:w="2" w:type="dxa"/>
-          <w:tblLayout w:type="fixed"/>
+          <w:tblBorders>
+            <w:top w:val="single" w:color="000000" w:sz="2" w:space="0"/>
+            <w:left w:val="single" w:color="000000" w:sz="2" w:space="0"/>
+            <w:bottom w:val="single" w:color="000000" w:sz="2" w:space="0"/>
+            <w:right w:val="single" w:color="000000" w:sz="2" w:space="0"/>
+            <w:insideH w:val="single" w:color="000000" w:sz="2" w:space="0"/>
+            <w:insideV w:val="single" w:color="000000" w:sz="2" w:space="0"/>
+          </w:tblBorders>
           <w:tblCellMar>
             <w:top w:w="0" w:type="dxa"/>
             <w:left w:w="0" w:type="dxa"/>
@@ -947,7 +964,7 @@
           </w:tblCellMar>
         </w:tblPrEx>
         <w:trPr>
-          <w:trHeight w:val="556"/>
+          <w:trHeight w:val="556" w:hRule="atLeast"/>
         </w:trPr>
         <w:tc>
           <w:tcPr>
@@ -955,7 +972,7 @@
           </w:tcPr>
           <w:p>
             <w:pPr>
-              <w:pStyle w:val="TableText"/>
+              <w:pStyle w:val="27"/>
             </w:pPr>
           </w:p>
         </w:tc>
@@ -965,7 +982,7 @@
           </w:tcPr>
           <w:p>
             <w:pPr>
-              <w:pStyle w:val="TableText"/>
+              <w:pStyle w:val="27"/>
             </w:pPr>
           </w:p>
         </w:tc>
@@ -975,7 +992,7 @@
           </w:tcPr>
           <w:p>
             <w:pPr>
-              <w:pStyle w:val="TableText"/>
+              <w:pStyle w:val="27"/>
             </w:pPr>
           </w:p>
         </w:tc>
@@ -1007,16 +1024,21 @@
           </w:tcPr>
           <w:p>
             <w:pPr>
-              <w:pStyle w:val="TableText"/>
+              <w:pStyle w:val="27"/>
             </w:pPr>
           </w:p>
         </w:tc>
       </w:tr>
       <w:tr>
         <w:tblPrEx>
-          <w:tblW w:w="8301" w:type="dxa"/>
-          <w:tblInd w:w="2" w:type="dxa"/>
-          <w:tblLayout w:type="fixed"/>
+          <w:tblBorders>
+            <w:top w:val="single" w:color="000000" w:sz="2" w:space="0"/>
+            <w:left w:val="single" w:color="000000" w:sz="2" w:space="0"/>
+            <w:bottom w:val="single" w:color="000000" w:sz="2" w:space="0"/>
+            <w:right w:val="single" w:color="000000" w:sz="2" w:space="0"/>
+            <w:insideH w:val="single" w:color="000000" w:sz="2" w:space="0"/>
+            <w:insideV w:val="single" w:color="000000" w:sz="2" w:space="0"/>
+          </w:tblBorders>
           <w:tblCellMar>
             <w:top w:w="0" w:type="dxa"/>
             <w:left w:w="0" w:type="dxa"/>
@@ -1025,7 +1047,7 @@
           </w:tblCellMar>
         </w:tblPrEx>
         <w:trPr>
-          <w:trHeight w:val="556"/>
+          <w:trHeight w:val="556" w:hRule="atLeast"/>
         </w:trPr>
         <w:tc>
           <w:tcPr>
@@ -1033,7 +1055,7 @@
           </w:tcPr>
           <w:p>
             <w:pPr>
-              <w:pStyle w:val="TableText"/>
+              <w:pStyle w:val="27"/>
             </w:pPr>
           </w:p>
         </w:tc>
@@ -1043,7 +1065,7 @@
           </w:tcPr>
           <w:p>
             <w:pPr>
-              <w:pStyle w:val="TableText"/>
+              <w:pStyle w:val="27"/>
             </w:pPr>
           </w:p>
         </w:tc>
@@ -1053,7 +1075,7 @@
           </w:tcPr>
           <w:p>
             <w:pPr>
-              <w:pStyle w:val="TableText"/>
+              <w:pStyle w:val="27"/>
             </w:pPr>
           </w:p>
         </w:tc>
@@ -1085,16 +1107,21 @@
           </w:tcPr>
           <w:p>
             <w:pPr>
-              <w:pStyle w:val="TableText"/>
+              <w:pStyle w:val="27"/>
             </w:pPr>
           </w:p>
         </w:tc>
       </w:tr>
       <w:tr>
         <w:tblPrEx>
-          <w:tblW w:w="8301" w:type="dxa"/>
-          <w:tblInd w:w="2" w:type="dxa"/>
-          <w:tblLayout w:type="fixed"/>
+          <w:tblBorders>
+            <w:top w:val="single" w:color="000000" w:sz="2" w:space="0"/>
+            <w:left w:val="single" w:color="000000" w:sz="2" w:space="0"/>
+            <w:bottom w:val="single" w:color="000000" w:sz="2" w:space="0"/>
+            <w:right w:val="single" w:color="000000" w:sz="2" w:space="0"/>
+            <w:insideH w:val="single" w:color="000000" w:sz="2" w:space="0"/>
+            <w:insideV w:val="single" w:color="000000" w:sz="2" w:space="0"/>
+          </w:tblBorders>
           <w:tblCellMar>
             <w:top w:w="0" w:type="dxa"/>
             <w:left w:w="0" w:type="dxa"/>
@@ -1103,7 +1130,7 @@
           </w:tblCellMar>
         </w:tblPrEx>
         <w:trPr>
-          <w:trHeight w:val="557"/>
+          <w:trHeight w:val="557" w:hRule="atLeast"/>
         </w:trPr>
         <w:tc>
           <w:tcPr>
@@ -1111,7 +1138,7 @@
           </w:tcPr>
           <w:p>
             <w:pPr>
-              <w:pStyle w:val="TableText"/>
+              <w:pStyle w:val="27"/>
             </w:pPr>
           </w:p>
         </w:tc>
@@ -1121,7 +1148,7 @@
           </w:tcPr>
           <w:p>
             <w:pPr>
-              <w:pStyle w:val="TableText"/>
+              <w:pStyle w:val="27"/>
             </w:pPr>
           </w:p>
         </w:tc>
@@ -1131,7 +1158,7 @@
           </w:tcPr>
           <w:p>
             <w:pPr>
-              <w:pStyle w:val="TableText"/>
+              <w:pStyle w:val="27"/>
             </w:pPr>
           </w:p>
         </w:tc>
@@ -1141,7 +1168,7 @@
           </w:tcPr>
           <w:p>
             <w:pPr>
-              <w:pStyle w:val="TableText"/>
+              <w:pStyle w:val="27"/>
             </w:pPr>
           </w:p>
         </w:tc>
@@ -1151,7 +1178,7 @@
           </w:tcPr>
           <w:p>
             <w:pPr>
-              <w:pStyle w:val="TableText"/>
+              <w:pStyle w:val="27"/>
             </w:pPr>
           </w:p>
         </w:tc>
@@ -1161,16 +1188,21 @@
           </w:tcPr>
           <w:p>
             <w:pPr>
-              <w:pStyle w:val="TableText"/>
+              <w:pStyle w:val="27"/>
             </w:pPr>
           </w:p>
         </w:tc>
       </w:tr>
       <w:tr>
         <w:tblPrEx>
-          <w:tblW w:w="8301" w:type="dxa"/>
-          <w:tblInd w:w="2" w:type="dxa"/>
-          <w:tblLayout w:type="fixed"/>
+          <w:tblBorders>
+            <w:top w:val="single" w:color="000000" w:sz="2" w:space="0"/>
+            <w:left w:val="single" w:color="000000" w:sz="2" w:space="0"/>
+            <w:bottom w:val="single" w:color="000000" w:sz="2" w:space="0"/>
+            <w:right w:val="single" w:color="000000" w:sz="2" w:space="0"/>
+            <w:insideH w:val="single" w:color="000000" w:sz="2" w:space="0"/>
+            <w:insideV w:val="single" w:color="000000" w:sz="2" w:space="0"/>
+          </w:tblBorders>
           <w:tblCellMar>
             <w:top w:w="0" w:type="dxa"/>
             <w:left w:w="0" w:type="dxa"/>
@@ -1179,7 +1211,7 @@
           </w:tblCellMar>
         </w:tblPrEx>
         <w:trPr>
-          <w:trHeight w:val="556"/>
+          <w:trHeight w:val="556" w:hRule="atLeast"/>
         </w:trPr>
         <w:tc>
           <w:tcPr>
@@ -1187,7 +1219,7 @@
           </w:tcPr>
           <w:p>
             <w:pPr>
-              <w:pStyle w:val="TableText"/>
+              <w:pStyle w:val="27"/>
             </w:pPr>
           </w:p>
         </w:tc>
@@ -1197,7 +1229,7 @@
           </w:tcPr>
           <w:p>
             <w:pPr>
-              <w:pStyle w:val="TableText"/>
+              <w:pStyle w:val="27"/>
             </w:pPr>
           </w:p>
         </w:tc>
@@ -1207,7 +1239,7 @@
           </w:tcPr>
           <w:p>
             <w:pPr>
-              <w:pStyle w:val="TableText"/>
+              <w:pStyle w:val="27"/>
             </w:pPr>
           </w:p>
         </w:tc>
@@ -1217,7 +1249,7 @@
           </w:tcPr>
           <w:p>
             <w:pPr>
-              <w:pStyle w:val="TableText"/>
+              <w:pStyle w:val="27"/>
             </w:pPr>
           </w:p>
         </w:tc>
@@ -1227,7 +1259,7 @@
           </w:tcPr>
           <w:p>
             <w:pPr>
-              <w:pStyle w:val="TableText"/>
+              <w:pStyle w:val="27"/>
             </w:pPr>
           </w:p>
         </w:tc>
@@ -1237,16 +1269,21 @@
           </w:tcPr>
           <w:p>
             <w:pPr>
-              <w:pStyle w:val="TableText"/>
+              <w:pStyle w:val="27"/>
             </w:pPr>
           </w:p>
         </w:tc>
       </w:tr>
       <w:tr>
         <w:tblPrEx>
-          <w:tblW w:w="8301" w:type="dxa"/>
-          <w:tblInd w:w="2" w:type="dxa"/>
-          <w:tblLayout w:type="fixed"/>
+          <w:tblBorders>
+            <w:top w:val="single" w:color="000000" w:sz="2" w:space="0"/>
+            <w:left w:val="single" w:color="000000" w:sz="2" w:space="0"/>
+            <w:bottom w:val="single" w:color="000000" w:sz="2" w:space="0"/>
+            <w:right w:val="single" w:color="000000" w:sz="2" w:space="0"/>
+            <w:insideH w:val="single" w:color="000000" w:sz="2" w:space="0"/>
+            <w:insideV w:val="single" w:color="000000" w:sz="2" w:space="0"/>
+          </w:tblBorders>
           <w:tblCellMar>
             <w:top w:w="0" w:type="dxa"/>
             <w:left w:w="0" w:type="dxa"/>
@@ -1255,7 +1292,7 @@
           </w:tblCellMar>
         </w:tblPrEx>
         <w:trPr>
-          <w:trHeight w:val="561"/>
+          <w:trHeight w:val="561" w:hRule="atLeast"/>
         </w:trPr>
         <w:tc>
           <w:tcPr>
@@ -1263,7 +1300,7 @@
           </w:tcPr>
           <w:p>
             <w:pPr>
-              <w:pStyle w:val="TableText"/>
+              <w:pStyle w:val="27"/>
             </w:pPr>
           </w:p>
         </w:tc>
@@ -1273,7 +1310,7 @@
           </w:tcPr>
           <w:p>
             <w:pPr>
-              <w:pStyle w:val="TableText"/>
+              <w:pStyle w:val="27"/>
             </w:pPr>
           </w:p>
         </w:tc>
@@ -1283,7 +1320,7 @@
           </w:tcPr>
           <w:p>
             <w:pPr>
-              <w:pStyle w:val="TableText"/>
+              <w:pStyle w:val="27"/>
             </w:pPr>
           </w:p>
         </w:tc>
@@ -1293,7 +1330,7 @@
           </w:tcPr>
           <w:p>
             <w:pPr>
-              <w:pStyle w:val="TableText"/>
+              <w:pStyle w:val="27"/>
             </w:pPr>
           </w:p>
         </w:tc>
@@ -1303,7 +1340,7 @@
           </w:tcPr>
           <w:p>
             <w:pPr>
-              <w:pStyle w:val="TableText"/>
+              <w:pStyle w:val="27"/>
             </w:pPr>
           </w:p>
         </w:tc>
@@ -1313,7 +1350,7 @@
           </w:tcPr>
           <w:p>
             <w:pPr>
-              <w:pStyle w:val="TableText"/>
+              <w:pStyle w:val="27"/>
             </w:pPr>
           </w:p>
         </w:tc>
@@ -1327,7 +1364,7 @@
     <w:sdt>
       <w:sdtPr>
         <w:rPr>
-          <w:rFonts w:ascii="宋体" w:eastAsia="宋体" w:hAnsi="宋体" w:cs="Arial"/>
+          <w:rFonts w:ascii="宋体" w:hAnsi="宋体" w:eastAsia="宋体" w:cs="Arial"/>
           <w:snapToGrid w:val="0"/>
           <w:color w:val="000000"/>
           <w:kern w:val="0"/>
@@ -1343,7 +1380,7 @@
       </w:sdtPr>
       <w:sdtEndPr>
         <w:rPr>
-          <w:rFonts w:ascii="宋体" w:eastAsia="宋体" w:hAnsi="宋体" w:cs="宋体" w:hint="eastAsia"/>
+          <w:rFonts w:hint="eastAsia" w:ascii="宋体" w:hAnsi="宋体" w:eastAsia="宋体" w:cs="宋体"/>
           <w:snapToGrid w:val="0"/>
           <w:color w:val="000000"/>
           <w:kern w:val="0"/>
@@ -1356,17 +1393,17 @@
         <w:p>
           <w:pPr>
             <w:spacing w:before="0" w:beforeLines="0" w:after="0" w:afterLines="0" w:line="240" w:lineRule="auto"/>
-            <w:ind w:left="0" w:right="0" w:firstLine="0" w:leftChars="0" w:rightChars="0" w:firstLineChars="0"/>
+            <w:ind w:left="0" w:leftChars="0" w:right="0" w:rightChars="0" w:firstLine="0" w:firstLineChars="0"/>
             <w:jc w:val="center"/>
             <w:rPr>
-              <w:rFonts w:ascii="宋体" w:eastAsia="宋体" w:hAnsi="宋体" w:cs="宋体" w:hint="eastAsia"/>
+              <w:rFonts w:hint="eastAsia" w:ascii="宋体" w:hAnsi="宋体" w:eastAsia="宋体" w:cs="宋体"/>
               <w:sz w:val="24"/>
               <w:szCs w:val="24"/>
             </w:rPr>
           </w:pPr>
           <w:r>
             <w:rPr>
-              <w:rFonts w:ascii="宋体" w:eastAsia="宋体" w:hAnsi="宋体" w:cs="宋体" w:hint="eastAsia"/>
+              <w:rFonts w:hint="eastAsia" w:ascii="宋体" w:hAnsi="宋体" w:eastAsia="宋体" w:cs="宋体"/>
               <w:sz w:val="24"/>
               <w:szCs w:val="24"/>
             </w:rPr>
@@ -1375,14 +1412,14 @@
         </w:p>
         <w:p>
           <w:pPr>
-            <w:pStyle w:val="TOC1"/>
+            <w:pStyle w:val="16"/>
             <w:tabs>
               <w:tab w:val="right" w:leader="dot" w:pos="8306"/>
             </w:tabs>
           </w:pPr>
           <w:r>
             <w:rPr>
-              <w:rFonts w:ascii="宋体" w:eastAsia="宋体" w:hAnsi="宋体" w:cs="宋体" w:hint="eastAsia"/>
+              <w:rFonts w:hint="eastAsia" w:ascii="宋体" w:hAnsi="宋体" w:eastAsia="宋体" w:cs="宋体"/>
               <w:sz w:val="24"/>
               <w:szCs w:val="24"/>
             </w:rPr>
@@ -1390,7 +1427,7 @@
           </w:r>
           <w:r>
             <w:rPr>
-              <w:rFonts w:ascii="宋体" w:eastAsia="宋体" w:hAnsi="宋体" w:cs="宋体" w:hint="eastAsia"/>
+              <w:rFonts w:hint="eastAsia" w:ascii="宋体" w:hAnsi="宋体" w:eastAsia="宋体" w:cs="宋体"/>
               <w:sz w:val="24"/>
               <w:szCs w:val="24"/>
             </w:rPr>
@@ -1398,7 +1435,7 @@
           </w:r>
           <w:r>
             <w:rPr>
-              <w:rFonts w:ascii="宋体" w:eastAsia="宋体" w:hAnsi="宋体" w:cs="宋体" w:hint="eastAsia"/>
+              <w:rFonts w:hint="eastAsia" w:ascii="宋体" w:hAnsi="宋体" w:eastAsia="宋体" w:cs="宋体"/>
               <w:sz w:val="24"/>
               <w:szCs w:val="24"/>
             </w:rPr>
@@ -1406,21 +1443,21 @@
           </w:r>
           <w:r>
             <w:rPr>
-              <w:rFonts w:ascii="宋体" w:eastAsia="宋体" w:hAnsi="宋体" w:cs="宋体" w:hint="eastAsia"/>
+              <w:rFonts w:hint="eastAsia" w:ascii="宋体" w:hAnsi="宋体" w:eastAsia="宋体" w:cs="宋体"/>
               <w:szCs w:val="24"/>
             </w:rPr>
             <w:fldChar w:fldCharType="begin"/>
           </w:r>
           <w:r>
             <w:rPr>
-              <w:rFonts w:ascii="宋体" w:eastAsia="宋体" w:hAnsi="宋体" w:cs="宋体" w:hint="eastAsia"/>
-              <w:szCs w:val="24"/>
-            </w:rPr>
-            <w:instrText xml:space="preserve"> HYPERLINK \l _Toc29816 </w:instrText>
-          </w:r>
-          <w:r>
-            <w:rPr>
-              <w:rFonts w:ascii="宋体" w:eastAsia="宋体" w:hAnsi="宋体" w:cs="宋体" w:hint="eastAsia"/>
+              <w:rFonts w:hint="eastAsia" w:ascii="宋体" w:hAnsi="宋体" w:eastAsia="宋体" w:cs="宋体"/>
+              <w:szCs w:val="24"/>
+            </w:rPr>
+            <w:instrText xml:space="preserve"> HYPERLINK \l _Toc62 </w:instrText>
+          </w:r>
+          <w:r>
+            <w:rPr>
+              <w:rFonts w:hint="eastAsia" w:ascii="宋体" w:hAnsi="宋体" w:eastAsia="宋体" w:cs="宋体"/>
               <w:szCs w:val="24"/>
             </w:rPr>
             <w:fldChar w:fldCharType="separate"/>
@@ -1439,7 +1476,7 @@
             <w:fldChar w:fldCharType="begin"/>
           </w:r>
           <w:r>
-            <w:instrText xml:space="preserve"> PAGEREF _Toc29816 \h </w:instrText>
+            <w:instrText xml:space="preserve"> PAGEREF _Toc62 \h </w:instrText>
           </w:r>
           <w:r>
             <w:fldChar w:fldCharType="separate"/>
@@ -1452,7 +1489,7 @@
           </w:r>
           <w:r>
             <w:rPr>
-              <w:rFonts w:ascii="宋体" w:eastAsia="宋体" w:hAnsi="宋体" w:cs="宋体" w:hint="eastAsia"/>
+              <w:rFonts w:hint="eastAsia" w:ascii="宋体" w:hAnsi="宋体" w:eastAsia="宋体" w:cs="宋体"/>
               <w:szCs w:val="24"/>
             </w:rPr>
             <w:fldChar w:fldCharType="end"/>
@@ -1460,28 +1497,28 @@
         </w:p>
         <w:p>
           <w:pPr>
-            <w:pStyle w:val="TOC1"/>
+            <w:pStyle w:val="16"/>
             <w:tabs>
               <w:tab w:val="right" w:leader="dot" w:pos="8306"/>
             </w:tabs>
           </w:pPr>
           <w:r>
             <w:rPr>
-              <w:rFonts w:ascii="宋体" w:eastAsia="宋体" w:hAnsi="宋体" w:cs="宋体" w:hint="eastAsia"/>
+              <w:rFonts w:hint="eastAsia" w:ascii="宋体" w:hAnsi="宋体" w:eastAsia="宋体" w:cs="宋体"/>
               <w:szCs w:val="24"/>
             </w:rPr>
             <w:fldChar w:fldCharType="begin"/>
           </w:r>
           <w:r>
             <w:rPr>
-              <w:rFonts w:ascii="宋体" w:eastAsia="宋体" w:hAnsi="宋体" w:cs="宋体" w:hint="eastAsia"/>
-              <w:szCs w:val="24"/>
-            </w:rPr>
-            <w:instrText xml:space="preserve"> HYPERLINK \l _Toc26685 </w:instrText>
-          </w:r>
-          <w:r>
-            <w:rPr>
-              <w:rFonts w:ascii="宋体" w:eastAsia="宋体" w:hAnsi="宋体" w:cs="宋体" w:hint="eastAsia"/>
+              <w:rFonts w:hint="eastAsia" w:ascii="宋体" w:hAnsi="宋体" w:eastAsia="宋体" w:cs="宋体"/>
+              <w:szCs w:val="24"/>
+            </w:rPr>
+            <w:instrText xml:space="preserve"> HYPERLINK \l _Toc12356 </w:instrText>
+          </w:r>
+          <w:r>
+            <w:rPr>
+              <w:rFonts w:hint="eastAsia" w:ascii="宋体" w:hAnsi="宋体" w:eastAsia="宋体" w:cs="宋体"/>
               <w:szCs w:val="24"/>
             </w:rPr>
             <w:fldChar w:fldCharType="separate"/>
@@ -1500,7 +1537,7 @@
             <w:fldChar w:fldCharType="begin"/>
           </w:r>
           <w:r>
-            <w:instrText xml:space="preserve"> PAGEREF _Toc26685 \h </w:instrText>
+            <w:instrText xml:space="preserve"> PAGEREF _Toc12356 \h </w:instrText>
           </w:r>
           <w:r>
             <w:fldChar w:fldCharType="separate"/>
@@ -1513,7 +1550,7 @@
           </w:r>
           <w:r>
             <w:rPr>
-              <w:rFonts w:ascii="宋体" w:eastAsia="宋体" w:hAnsi="宋体" w:cs="宋体" w:hint="eastAsia"/>
+              <w:rFonts w:hint="eastAsia" w:ascii="宋体" w:hAnsi="宋体" w:eastAsia="宋体" w:cs="宋体"/>
               <w:szCs w:val="24"/>
             </w:rPr>
             <w:fldChar w:fldCharType="end"/>
@@ -1521,28 +1558,28 @@
         </w:p>
         <w:p>
           <w:pPr>
-            <w:pStyle w:val="TOC1"/>
+            <w:pStyle w:val="16"/>
             <w:tabs>
               <w:tab w:val="right" w:leader="dot" w:pos="8306"/>
             </w:tabs>
           </w:pPr>
           <w:r>
             <w:rPr>
-              <w:rFonts w:ascii="宋体" w:eastAsia="宋体" w:hAnsi="宋体" w:cs="宋体" w:hint="eastAsia"/>
+              <w:rFonts w:hint="eastAsia" w:ascii="宋体" w:hAnsi="宋体" w:eastAsia="宋体" w:cs="宋体"/>
               <w:szCs w:val="24"/>
             </w:rPr>
             <w:fldChar w:fldCharType="begin"/>
           </w:r>
           <w:r>
             <w:rPr>
-              <w:rFonts w:ascii="宋体" w:eastAsia="宋体" w:hAnsi="宋体" w:cs="宋体" w:hint="eastAsia"/>
-              <w:szCs w:val="24"/>
-            </w:rPr>
-            <w:instrText xml:space="preserve"> HYPERLINK \l _Toc16192 </w:instrText>
-          </w:r>
-          <w:r>
-            <w:rPr>
-              <w:rFonts w:ascii="宋体" w:eastAsia="宋体" w:hAnsi="宋体" w:cs="宋体" w:hint="eastAsia"/>
+              <w:rFonts w:hint="eastAsia" w:ascii="宋体" w:hAnsi="宋体" w:eastAsia="宋体" w:cs="宋体"/>
+              <w:szCs w:val="24"/>
+            </w:rPr>
+            <w:instrText xml:space="preserve"> HYPERLINK \l _Toc14717 </w:instrText>
+          </w:r>
+          <w:r>
+            <w:rPr>
+              <w:rFonts w:hint="eastAsia" w:ascii="宋体" w:hAnsi="宋体" w:eastAsia="宋体" w:cs="宋体"/>
               <w:szCs w:val="24"/>
             </w:rPr>
             <w:fldChar w:fldCharType="separate"/>
@@ -1563,7 +1600,7 @@
             <w:fldChar w:fldCharType="begin"/>
           </w:r>
           <w:r>
-            <w:instrText xml:space="preserve"> PAGEREF _Toc16192 \h </w:instrText>
+            <w:instrText xml:space="preserve"> PAGEREF _Toc14717 \h </w:instrText>
           </w:r>
           <w:r>
             <w:fldChar w:fldCharType="separate"/>
@@ -1576,7 +1613,7 @@
           </w:r>
           <w:r>
             <w:rPr>
-              <w:rFonts w:ascii="宋体" w:eastAsia="宋体" w:hAnsi="宋体" w:cs="宋体" w:hint="eastAsia"/>
+              <w:rFonts w:hint="eastAsia" w:ascii="宋体" w:hAnsi="宋体" w:eastAsia="宋体" w:cs="宋体"/>
               <w:szCs w:val="24"/>
             </w:rPr>
             <w:fldChar w:fldCharType="end"/>
@@ -1584,28 +1621,28 @@
         </w:p>
         <w:p>
           <w:pPr>
-            <w:pStyle w:val="TOC1"/>
+            <w:pStyle w:val="16"/>
             <w:tabs>
               <w:tab w:val="right" w:leader="dot" w:pos="8306"/>
             </w:tabs>
           </w:pPr>
           <w:r>
             <w:rPr>
-              <w:rFonts w:ascii="宋体" w:eastAsia="宋体" w:hAnsi="宋体" w:cs="宋体" w:hint="eastAsia"/>
+              <w:rFonts w:hint="eastAsia" w:ascii="宋体" w:hAnsi="宋体" w:eastAsia="宋体" w:cs="宋体"/>
               <w:szCs w:val="24"/>
             </w:rPr>
             <w:fldChar w:fldCharType="begin"/>
           </w:r>
           <w:r>
             <w:rPr>
-              <w:rFonts w:ascii="宋体" w:eastAsia="宋体" w:hAnsi="宋体" w:cs="宋体" w:hint="eastAsia"/>
-              <w:szCs w:val="24"/>
-            </w:rPr>
-            <w:instrText xml:space="preserve"> HYPERLINK \l _Toc26100 </w:instrText>
-          </w:r>
-          <w:r>
-            <w:rPr>
-              <w:rFonts w:ascii="宋体" w:eastAsia="宋体" w:hAnsi="宋体" w:cs="宋体" w:hint="eastAsia"/>
+              <w:rFonts w:hint="eastAsia" w:ascii="宋体" w:hAnsi="宋体" w:eastAsia="宋体" w:cs="宋体"/>
+              <w:szCs w:val="24"/>
+            </w:rPr>
+            <w:instrText xml:space="preserve"> HYPERLINK \l _Toc17187 </w:instrText>
+          </w:r>
+          <w:r>
+            <w:rPr>
+              <w:rFonts w:hint="eastAsia" w:ascii="宋体" w:hAnsi="宋体" w:eastAsia="宋体" w:cs="宋体"/>
               <w:szCs w:val="24"/>
             </w:rPr>
             <w:fldChar w:fldCharType="separate"/>
@@ -1631,7 +1668,7 @@
             <w:fldChar w:fldCharType="begin"/>
           </w:r>
           <w:r>
-            <w:instrText xml:space="preserve"> PAGEREF _Toc26100 \h </w:instrText>
+            <w:instrText xml:space="preserve"> PAGEREF _Toc17187 \h </w:instrText>
           </w:r>
           <w:r>
             <w:fldChar w:fldCharType="separate"/>
@@ -1644,7 +1681,7 @@
           </w:r>
           <w:r>
             <w:rPr>
-              <w:rFonts w:ascii="宋体" w:eastAsia="宋体" w:hAnsi="宋体" w:cs="宋体" w:hint="eastAsia"/>
+              <w:rFonts w:hint="eastAsia" w:ascii="宋体" w:hAnsi="宋体" w:eastAsia="宋体" w:cs="宋体"/>
               <w:szCs w:val="24"/>
             </w:rPr>
             <w:fldChar w:fldCharType="end"/>
@@ -1652,28 +1689,28 @@
         </w:p>
         <w:p>
           <w:pPr>
-            <w:pStyle w:val="TOC1"/>
+            <w:pStyle w:val="16"/>
             <w:tabs>
               <w:tab w:val="right" w:leader="dot" w:pos="8306"/>
             </w:tabs>
           </w:pPr>
           <w:r>
             <w:rPr>
-              <w:rFonts w:ascii="宋体" w:eastAsia="宋体" w:hAnsi="宋体" w:cs="宋体" w:hint="eastAsia"/>
+              <w:rFonts w:hint="eastAsia" w:ascii="宋体" w:hAnsi="宋体" w:eastAsia="宋体" w:cs="宋体"/>
               <w:szCs w:val="24"/>
             </w:rPr>
             <w:fldChar w:fldCharType="begin"/>
           </w:r>
           <w:r>
             <w:rPr>
-              <w:rFonts w:ascii="宋体" w:eastAsia="宋体" w:hAnsi="宋体" w:cs="宋体" w:hint="eastAsia"/>
-              <w:szCs w:val="24"/>
-            </w:rPr>
-            <w:instrText xml:space="preserve"> HYPERLINK \l _Toc26255 </w:instrText>
-          </w:r>
-          <w:r>
-            <w:rPr>
-              <w:rFonts w:ascii="宋体" w:eastAsia="宋体" w:hAnsi="宋体" w:cs="宋体" w:hint="eastAsia"/>
+              <w:rFonts w:hint="eastAsia" w:ascii="宋体" w:hAnsi="宋体" w:eastAsia="宋体" w:cs="宋体"/>
+              <w:szCs w:val="24"/>
+            </w:rPr>
+            <w:instrText xml:space="preserve"> HYPERLINK \l _Toc8881 </w:instrText>
+          </w:r>
+          <w:r>
+            <w:rPr>
+              <w:rFonts w:hint="eastAsia" w:ascii="宋体" w:hAnsi="宋体" w:eastAsia="宋体" w:cs="宋体"/>
               <w:szCs w:val="24"/>
             </w:rPr>
             <w:fldChar w:fldCharType="separate"/>
@@ -1701,7 +1738,7 @@
             <w:fldChar w:fldCharType="begin"/>
           </w:r>
           <w:r>
-            <w:instrText xml:space="preserve"> PAGEREF _Toc26255 \h </w:instrText>
+            <w:instrText xml:space="preserve"> PAGEREF _Toc8881 \h </w:instrText>
           </w:r>
           <w:r>
             <w:fldChar w:fldCharType="separate"/>
@@ -1714,7 +1751,7 @@
           </w:r>
           <w:r>
             <w:rPr>
-              <w:rFonts w:ascii="宋体" w:eastAsia="宋体" w:hAnsi="宋体" w:cs="宋体" w:hint="eastAsia"/>
+              <w:rFonts w:hint="eastAsia" w:ascii="宋体" w:hAnsi="宋体" w:eastAsia="宋体" w:cs="宋体"/>
               <w:szCs w:val="24"/>
             </w:rPr>
             <w:fldChar w:fldCharType="end"/>
@@ -1722,28 +1759,28 @@
         </w:p>
         <w:p>
           <w:pPr>
-            <w:pStyle w:val="TOC1"/>
+            <w:pStyle w:val="16"/>
             <w:tabs>
               <w:tab w:val="right" w:leader="dot" w:pos="8306"/>
             </w:tabs>
           </w:pPr>
           <w:r>
             <w:rPr>
-              <w:rFonts w:ascii="宋体" w:eastAsia="宋体" w:hAnsi="宋体" w:cs="宋体" w:hint="eastAsia"/>
+              <w:rFonts w:hint="eastAsia" w:ascii="宋体" w:hAnsi="宋体" w:eastAsia="宋体" w:cs="宋体"/>
               <w:szCs w:val="24"/>
             </w:rPr>
             <w:fldChar w:fldCharType="begin"/>
           </w:r>
           <w:r>
             <w:rPr>
-              <w:rFonts w:ascii="宋体" w:eastAsia="宋体" w:hAnsi="宋体" w:cs="宋体" w:hint="eastAsia"/>
-              <w:szCs w:val="24"/>
-            </w:rPr>
-            <w:instrText xml:space="preserve"> HYPERLINK \l _Toc24261 </w:instrText>
-          </w:r>
-          <w:r>
-            <w:rPr>
-              <w:rFonts w:ascii="宋体" w:eastAsia="宋体" w:hAnsi="宋体" w:cs="宋体" w:hint="eastAsia"/>
+              <w:rFonts w:hint="eastAsia" w:ascii="宋体" w:hAnsi="宋体" w:eastAsia="宋体" w:cs="宋体"/>
+              <w:szCs w:val="24"/>
+            </w:rPr>
+            <w:instrText xml:space="preserve"> HYPERLINK \l _Toc2360 </w:instrText>
+          </w:r>
+          <w:r>
+            <w:rPr>
+              <w:rFonts w:hint="eastAsia" w:ascii="宋体" w:hAnsi="宋体" w:eastAsia="宋体" w:cs="宋体"/>
               <w:szCs w:val="24"/>
             </w:rPr>
             <w:fldChar w:fldCharType="separate"/>
@@ -1769,7 +1806,7 @@
             <w:fldChar w:fldCharType="begin"/>
           </w:r>
           <w:r>
-            <w:instrText xml:space="preserve"> PAGEREF _Toc24261 \h </w:instrText>
+            <w:instrText xml:space="preserve"> PAGEREF _Toc2360 \h </w:instrText>
           </w:r>
           <w:r>
             <w:fldChar w:fldCharType="separate"/>
@@ -1782,7 +1819,7 @@
           </w:r>
           <w:r>
             <w:rPr>
-              <w:rFonts w:ascii="宋体" w:eastAsia="宋体" w:hAnsi="宋体" w:cs="宋体" w:hint="eastAsia"/>
+              <w:rFonts w:hint="eastAsia" w:ascii="宋体" w:hAnsi="宋体" w:eastAsia="宋体" w:cs="宋体"/>
               <w:szCs w:val="24"/>
             </w:rPr>
             <w:fldChar w:fldCharType="end"/>
@@ -1790,28 +1827,28 @@
         </w:p>
         <w:p>
           <w:pPr>
-            <w:pStyle w:val="TOC2"/>
+            <w:pStyle w:val="17"/>
             <w:tabs>
               <w:tab w:val="right" w:leader="dot" w:pos="8306"/>
             </w:tabs>
           </w:pPr>
           <w:r>
             <w:rPr>
-              <w:rFonts w:ascii="宋体" w:eastAsia="宋体" w:hAnsi="宋体" w:cs="宋体" w:hint="eastAsia"/>
+              <w:rFonts w:hint="eastAsia" w:ascii="宋体" w:hAnsi="宋体" w:eastAsia="宋体" w:cs="宋体"/>
               <w:szCs w:val="24"/>
             </w:rPr>
             <w:fldChar w:fldCharType="begin"/>
           </w:r>
           <w:r>
             <w:rPr>
-              <w:rFonts w:ascii="宋体" w:eastAsia="宋体" w:hAnsi="宋体" w:cs="宋体" w:hint="eastAsia"/>
-              <w:szCs w:val="24"/>
-            </w:rPr>
-            <w:instrText xml:space="preserve"> HYPERLINK \l _Toc16255 </w:instrText>
-          </w:r>
-          <w:r>
-            <w:rPr>
-              <w:rFonts w:ascii="宋体" w:eastAsia="宋体" w:hAnsi="宋体" w:cs="宋体" w:hint="eastAsia"/>
+              <w:rFonts w:hint="eastAsia" w:ascii="宋体" w:hAnsi="宋体" w:eastAsia="宋体" w:cs="宋体"/>
+              <w:szCs w:val="24"/>
+            </w:rPr>
+            <w:instrText xml:space="preserve"> HYPERLINK \l _Toc5626 </w:instrText>
+          </w:r>
+          <w:r>
+            <w:rPr>
+              <w:rFonts w:hint="eastAsia" w:ascii="宋体" w:hAnsi="宋体" w:eastAsia="宋体" w:cs="宋体"/>
               <w:szCs w:val="24"/>
             </w:rPr>
             <w:fldChar w:fldCharType="separate"/>
@@ -1832,7 +1869,7 @@
             <w:fldChar w:fldCharType="begin"/>
           </w:r>
           <w:r>
-            <w:instrText xml:space="preserve"> PAGEREF _Toc16255 \h </w:instrText>
+            <w:instrText xml:space="preserve"> PAGEREF _Toc5626 \h </w:instrText>
           </w:r>
           <w:r>
             <w:fldChar w:fldCharType="separate"/>
@@ -1845,7 +1882,7 @@
           </w:r>
           <w:r>
             <w:rPr>
-              <w:rFonts w:ascii="宋体" w:eastAsia="宋体" w:hAnsi="宋体" w:cs="宋体" w:hint="eastAsia"/>
+              <w:rFonts w:hint="eastAsia" w:ascii="宋体" w:hAnsi="宋体" w:eastAsia="宋体" w:cs="宋体"/>
               <w:szCs w:val="24"/>
             </w:rPr>
             <w:fldChar w:fldCharType="end"/>
@@ -1853,28 +1890,28 @@
         </w:p>
         <w:p>
           <w:pPr>
-            <w:pStyle w:val="TOC2"/>
+            <w:pStyle w:val="17"/>
             <w:tabs>
               <w:tab w:val="right" w:leader="dot" w:pos="8306"/>
             </w:tabs>
           </w:pPr>
           <w:r>
             <w:rPr>
-              <w:rFonts w:ascii="宋体" w:eastAsia="宋体" w:hAnsi="宋体" w:cs="宋体" w:hint="eastAsia"/>
+              <w:rFonts w:hint="eastAsia" w:ascii="宋体" w:hAnsi="宋体" w:eastAsia="宋体" w:cs="宋体"/>
               <w:szCs w:val="24"/>
             </w:rPr>
             <w:fldChar w:fldCharType="begin"/>
           </w:r>
           <w:r>
             <w:rPr>
-              <w:rFonts w:ascii="宋体" w:eastAsia="宋体" w:hAnsi="宋体" w:cs="宋体" w:hint="eastAsia"/>
-              <w:szCs w:val="24"/>
-            </w:rPr>
-            <w:instrText xml:space="preserve"> HYPERLINK \l _Toc23280 </w:instrText>
-          </w:r>
-          <w:r>
-            <w:rPr>
-              <w:rFonts w:ascii="宋体" w:eastAsia="宋体" w:hAnsi="宋体" w:cs="宋体" w:hint="eastAsia"/>
+              <w:rFonts w:hint="eastAsia" w:ascii="宋体" w:hAnsi="宋体" w:eastAsia="宋体" w:cs="宋体"/>
+              <w:szCs w:val="24"/>
+            </w:rPr>
+            <w:instrText xml:space="preserve"> HYPERLINK \l _Toc32481 </w:instrText>
+          </w:r>
+          <w:r>
+            <w:rPr>
+              <w:rFonts w:hint="eastAsia" w:ascii="宋体" w:hAnsi="宋体" w:eastAsia="宋体" w:cs="宋体"/>
               <w:szCs w:val="24"/>
             </w:rPr>
             <w:fldChar w:fldCharType="separate"/>
@@ -1899,7 +1936,7 @@
             <w:fldChar w:fldCharType="begin"/>
           </w:r>
           <w:r>
-            <w:instrText xml:space="preserve"> PAGEREF _Toc23280 \h </w:instrText>
+            <w:instrText xml:space="preserve"> PAGEREF _Toc32481 \h </w:instrText>
           </w:r>
           <w:r>
             <w:fldChar w:fldCharType="separate"/>
@@ -1912,7 +1949,7 @@
           </w:r>
           <w:r>
             <w:rPr>
-              <w:rFonts w:ascii="宋体" w:eastAsia="宋体" w:hAnsi="宋体" w:cs="宋体" w:hint="eastAsia"/>
+              <w:rFonts w:hint="eastAsia" w:ascii="宋体" w:hAnsi="宋体" w:eastAsia="宋体" w:cs="宋体"/>
               <w:szCs w:val="24"/>
             </w:rPr>
             <w:fldChar w:fldCharType="end"/>
@@ -1920,28 +1957,28 @@
         </w:p>
         <w:p>
           <w:pPr>
-            <w:pStyle w:val="TOC2"/>
+            <w:pStyle w:val="17"/>
             <w:tabs>
               <w:tab w:val="right" w:leader="dot" w:pos="8306"/>
             </w:tabs>
           </w:pPr>
           <w:r>
             <w:rPr>
-              <w:rFonts w:ascii="宋体" w:eastAsia="宋体" w:hAnsi="宋体" w:cs="宋体" w:hint="eastAsia"/>
+              <w:rFonts w:hint="eastAsia" w:ascii="宋体" w:hAnsi="宋体" w:eastAsia="宋体" w:cs="宋体"/>
               <w:szCs w:val="24"/>
             </w:rPr>
             <w:fldChar w:fldCharType="begin"/>
           </w:r>
           <w:r>
             <w:rPr>
-              <w:rFonts w:ascii="宋体" w:eastAsia="宋体" w:hAnsi="宋体" w:cs="宋体" w:hint="eastAsia"/>
-              <w:szCs w:val="24"/>
-            </w:rPr>
-            <w:instrText xml:space="preserve"> HYPERLINK \l _Toc17071 </w:instrText>
-          </w:r>
-          <w:r>
-            <w:rPr>
-              <w:rFonts w:ascii="宋体" w:eastAsia="宋体" w:hAnsi="宋体" w:cs="宋体" w:hint="eastAsia"/>
+              <w:rFonts w:hint="eastAsia" w:ascii="宋体" w:hAnsi="宋体" w:eastAsia="宋体" w:cs="宋体"/>
+              <w:szCs w:val="24"/>
+            </w:rPr>
+            <w:instrText xml:space="preserve"> HYPERLINK \l _Toc26135 </w:instrText>
+          </w:r>
+          <w:r>
+            <w:rPr>
+              <w:rFonts w:hint="eastAsia" w:ascii="宋体" w:hAnsi="宋体" w:eastAsia="宋体" w:cs="宋体"/>
               <w:szCs w:val="24"/>
             </w:rPr>
             <w:fldChar w:fldCharType="separate"/>
@@ -1969,7 +2006,7 @@
             <w:fldChar w:fldCharType="begin"/>
           </w:r>
           <w:r>
-            <w:instrText xml:space="preserve"> PAGEREF _Toc17071 \h </w:instrText>
+            <w:instrText xml:space="preserve"> PAGEREF _Toc26135 \h </w:instrText>
           </w:r>
           <w:r>
             <w:fldChar w:fldCharType="separate"/>
@@ -1982,7 +2019,7 @@
           </w:r>
           <w:r>
             <w:rPr>
-              <w:rFonts w:ascii="宋体" w:eastAsia="宋体" w:hAnsi="宋体" w:cs="宋体" w:hint="eastAsia"/>
+              <w:rFonts w:hint="eastAsia" w:ascii="宋体" w:hAnsi="宋体" w:eastAsia="宋体" w:cs="宋体"/>
               <w:szCs w:val="24"/>
             </w:rPr>
             <w:fldChar w:fldCharType="end"/>
@@ -1990,28 +2027,28 @@
         </w:p>
         <w:p>
           <w:pPr>
-            <w:pStyle w:val="TOC1"/>
+            <w:pStyle w:val="16"/>
             <w:tabs>
               <w:tab w:val="right" w:leader="dot" w:pos="8306"/>
             </w:tabs>
           </w:pPr>
           <w:r>
             <w:rPr>
-              <w:rFonts w:ascii="宋体" w:eastAsia="宋体" w:hAnsi="宋体" w:cs="宋体" w:hint="eastAsia"/>
+              <w:rFonts w:hint="eastAsia" w:ascii="宋体" w:hAnsi="宋体" w:eastAsia="宋体" w:cs="宋体"/>
               <w:szCs w:val="24"/>
             </w:rPr>
             <w:fldChar w:fldCharType="begin"/>
           </w:r>
           <w:r>
             <w:rPr>
-              <w:rFonts w:ascii="宋体" w:eastAsia="宋体" w:hAnsi="宋体" w:cs="宋体" w:hint="eastAsia"/>
-              <w:szCs w:val="24"/>
-            </w:rPr>
-            <w:instrText xml:space="preserve"> HYPERLINK \l _Toc17521 </w:instrText>
-          </w:r>
-          <w:r>
-            <w:rPr>
-              <w:rFonts w:ascii="宋体" w:eastAsia="宋体" w:hAnsi="宋体" w:cs="宋体" w:hint="eastAsia"/>
+              <w:rFonts w:hint="eastAsia" w:ascii="宋体" w:hAnsi="宋体" w:eastAsia="宋体" w:cs="宋体"/>
+              <w:szCs w:val="24"/>
+            </w:rPr>
+            <w:instrText xml:space="preserve"> HYPERLINK \l _Toc7274 </w:instrText>
+          </w:r>
+          <w:r>
+            <w:rPr>
+              <w:rFonts w:hint="eastAsia" w:ascii="宋体" w:hAnsi="宋体" w:eastAsia="宋体" w:cs="宋体"/>
               <w:szCs w:val="24"/>
             </w:rPr>
             <w:fldChar w:fldCharType="separate"/>
@@ -2037,7 +2074,7 @@
             <w:fldChar w:fldCharType="begin"/>
           </w:r>
           <w:r>
-            <w:instrText xml:space="preserve"> PAGEREF _Toc17521 \h </w:instrText>
+            <w:instrText xml:space="preserve"> PAGEREF _Toc7274 \h </w:instrText>
           </w:r>
           <w:r>
             <w:fldChar w:fldCharType="separate"/>
@@ -2050,7 +2087,7 @@
           </w:r>
           <w:r>
             <w:rPr>
-              <w:rFonts w:ascii="宋体" w:eastAsia="宋体" w:hAnsi="宋体" w:cs="宋体" w:hint="eastAsia"/>
+              <w:rFonts w:hint="eastAsia" w:ascii="宋体" w:hAnsi="宋体" w:eastAsia="宋体" w:cs="宋体"/>
               <w:szCs w:val="24"/>
             </w:rPr>
             <w:fldChar w:fldCharType="end"/>
@@ -2058,28 +2095,28 @@
         </w:p>
         <w:p>
           <w:pPr>
-            <w:pStyle w:val="TOC2"/>
+            <w:pStyle w:val="17"/>
             <w:tabs>
               <w:tab w:val="right" w:leader="dot" w:pos="8306"/>
             </w:tabs>
           </w:pPr>
           <w:r>
             <w:rPr>
-              <w:rFonts w:ascii="宋体" w:eastAsia="宋体" w:hAnsi="宋体" w:cs="宋体" w:hint="eastAsia"/>
+              <w:rFonts w:hint="eastAsia" w:ascii="宋体" w:hAnsi="宋体" w:eastAsia="宋体" w:cs="宋体"/>
               <w:szCs w:val="24"/>
             </w:rPr>
             <w:fldChar w:fldCharType="begin"/>
           </w:r>
           <w:r>
             <w:rPr>
-              <w:rFonts w:ascii="宋体" w:eastAsia="宋体" w:hAnsi="宋体" w:cs="宋体" w:hint="eastAsia"/>
-              <w:szCs w:val="24"/>
-            </w:rPr>
-            <w:instrText xml:space="preserve"> HYPERLINK \l _Toc7834 </w:instrText>
-          </w:r>
-          <w:r>
-            <w:rPr>
-              <w:rFonts w:ascii="宋体" w:eastAsia="宋体" w:hAnsi="宋体" w:cs="宋体" w:hint="eastAsia"/>
+              <w:rFonts w:hint="eastAsia" w:ascii="宋体" w:hAnsi="宋体" w:eastAsia="宋体" w:cs="宋体"/>
+              <w:szCs w:val="24"/>
+            </w:rPr>
+            <w:instrText xml:space="preserve"> HYPERLINK \l _Toc126 </w:instrText>
+          </w:r>
+          <w:r>
+            <w:rPr>
+              <w:rFonts w:hint="eastAsia" w:ascii="宋体" w:hAnsi="宋体" w:eastAsia="宋体" w:cs="宋体"/>
               <w:szCs w:val="24"/>
             </w:rPr>
             <w:fldChar w:fldCharType="separate"/>
@@ -2105,7 +2142,7 @@
             <w:fldChar w:fldCharType="begin"/>
           </w:r>
           <w:r>
-            <w:instrText xml:space="preserve"> PAGEREF _Toc7834 \h </w:instrText>
+            <w:instrText xml:space="preserve"> PAGEREF _Toc126 \h </w:instrText>
           </w:r>
           <w:r>
             <w:fldChar w:fldCharType="separate"/>
@@ -2118,7 +2155,7 @@
           </w:r>
           <w:r>
             <w:rPr>
-              <w:rFonts w:ascii="宋体" w:eastAsia="宋体" w:hAnsi="宋体" w:cs="宋体" w:hint="eastAsia"/>
+              <w:rFonts w:hint="eastAsia" w:ascii="宋体" w:hAnsi="宋体" w:eastAsia="宋体" w:cs="宋体"/>
               <w:szCs w:val="24"/>
             </w:rPr>
             <w:fldChar w:fldCharType="end"/>
@@ -2126,28 +2163,28 @@
         </w:p>
         <w:p>
           <w:pPr>
-            <w:pStyle w:val="TOC3"/>
+            <w:pStyle w:val="13"/>
             <w:tabs>
               <w:tab w:val="right" w:leader="dot" w:pos="8306"/>
             </w:tabs>
           </w:pPr>
           <w:r>
             <w:rPr>
-              <w:rFonts w:ascii="宋体" w:eastAsia="宋体" w:hAnsi="宋体" w:cs="宋体" w:hint="eastAsia"/>
+              <w:rFonts w:hint="eastAsia" w:ascii="宋体" w:hAnsi="宋体" w:eastAsia="宋体" w:cs="宋体"/>
               <w:szCs w:val="24"/>
             </w:rPr>
             <w:fldChar w:fldCharType="begin"/>
           </w:r>
           <w:r>
             <w:rPr>
-              <w:rFonts w:ascii="宋体" w:eastAsia="宋体" w:hAnsi="宋体" w:cs="宋体" w:hint="eastAsia"/>
-              <w:szCs w:val="24"/>
-            </w:rPr>
-            <w:instrText xml:space="preserve"> HYPERLINK \l _Toc4734 </w:instrText>
-          </w:r>
-          <w:r>
-            <w:rPr>
-              <w:rFonts w:ascii="宋体" w:eastAsia="宋体" w:hAnsi="宋体" w:cs="宋体" w:hint="eastAsia"/>
+              <w:rFonts w:hint="eastAsia" w:ascii="宋体" w:hAnsi="宋体" w:eastAsia="宋体" w:cs="宋体"/>
+              <w:szCs w:val="24"/>
+            </w:rPr>
+            <w:instrText xml:space="preserve"> HYPERLINK \l _Toc7753 </w:instrText>
+          </w:r>
+          <w:r>
+            <w:rPr>
+              <w:rFonts w:hint="eastAsia" w:ascii="宋体" w:hAnsi="宋体" w:eastAsia="宋体" w:cs="宋体"/>
               <w:szCs w:val="24"/>
             </w:rPr>
             <w:fldChar w:fldCharType="separate"/>
@@ -2164,7 +2201,7 @@
               <w:rFonts w:hint="eastAsia"/>
               <w:lang w:val="en-US" w:eastAsia="zh-CN"/>
             </w:rPr>
-            <w:t>识别过程改进</w:t>
+            <w:t>改进信息收集</w:t>
           </w:r>
           <w:r>
             <w:tab/>
@@ -2173,7 +2210,7 @@
             <w:fldChar w:fldCharType="begin"/>
           </w:r>
           <w:r>
-            <w:instrText xml:space="preserve"> PAGEREF _Toc4734 \h </w:instrText>
+            <w:instrText xml:space="preserve"> PAGEREF _Toc7753 \h </w:instrText>
           </w:r>
           <w:r>
             <w:fldChar w:fldCharType="separate"/>
@@ -2186,7 +2223,7 @@
           </w:r>
           <w:r>
             <w:rPr>
-              <w:rFonts w:ascii="宋体" w:eastAsia="宋体" w:hAnsi="宋体" w:cs="宋体" w:hint="eastAsia"/>
+              <w:rFonts w:hint="eastAsia" w:ascii="宋体" w:hAnsi="宋体" w:eastAsia="宋体" w:cs="宋体"/>
               <w:szCs w:val="24"/>
             </w:rPr>
             <w:fldChar w:fldCharType="end"/>
@@ -2194,28 +2231,28 @@
         </w:p>
         <w:p>
           <w:pPr>
-            <w:pStyle w:val="TOC3"/>
+            <w:pStyle w:val="13"/>
             <w:tabs>
               <w:tab w:val="right" w:leader="dot" w:pos="8306"/>
             </w:tabs>
           </w:pPr>
           <w:r>
             <w:rPr>
-              <w:rFonts w:ascii="宋体" w:eastAsia="宋体" w:hAnsi="宋体" w:cs="宋体" w:hint="eastAsia"/>
+              <w:rFonts w:hint="eastAsia" w:ascii="宋体" w:hAnsi="宋体" w:eastAsia="宋体" w:cs="宋体"/>
               <w:szCs w:val="24"/>
             </w:rPr>
             <w:fldChar w:fldCharType="begin"/>
           </w:r>
           <w:r>
             <w:rPr>
-              <w:rFonts w:ascii="宋体" w:eastAsia="宋体" w:hAnsi="宋体" w:cs="宋体" w:hint="eastAsia"/>
-              <w:szCs w:val="24"/>
-            </w:rPr>
-            <w:instrText xml:space="preserve"> HYPERLINK \l _Toc3496 </w:instrText>
-          </w:r>
-          <w:r>
-            <w:rPr>
-              <w:rFonts w:ascii="宋体" w:eastAsia="宋体" w:hAnsi="宋体" w:cs="宋体" w:hint="eastAsia"/>
+              <w:rFonts w:hint="eastAsia" w:ascii="宋体" w:hAnsi="宋体" w:eastAsia="宋体" w:cs="宋体"/>
+              <w:szCs w:val="24"/>
+            </w:rPr>
+            <w:instrText xml:space="preserve"> HYPERLINK \l _Toc2375 </w:instrText>
+          </w:r>
+          <w:r>
+            <w:rPr>
+              <w:rFonts w:hint="eastAsia" w:ascii="宋体" w:hAnsi="宋体" w:eastAsia="宋体" w:cs="宋体"/>
               <w:szCs w:val="24"/>
             </w:rPr>
             <w:fldChar w:fldCharType="separate"/>
@@ -2227,7 +2264,7 @@
             <w:t xml:space="preserve">5.1.2. </w:t>
           </w:r>
           <w:r>
-            <w:t>过程改进策划</w:t>
+            <w:t>改进策划</w:t>
           </w:r>
           <w:r>
             <w:tab/>
@@ -2236,7 +2273,7 @@
             <w:fldChar w:fldCharType="begin"/>
           </w:r>
           <w:r>
-            <w:instrText xml:space="preserve"> PAGEREF _Toc3496 \h </w:instrText>
+            <w:instrText xml:space="preserve"> PAGEREF _Toc2375 \h </w:instrText>
           </w:r>
           <w:r>
             <w:fldChar w:fldCharType="separate"/>
@@ -2249,7 +2286,7 @@
           </w:r>
           <w:r>
             <w:rPr>
-              <w:rFonts w:ascii="宋体" w:eastAsia="宋体" w:hAnsi="宋体" w:cs="宋体" w:hint="eastAsia"/>
+              <w:rFonts w:hint="eastAsia" w:ascii="宋体" w:hAnsi="宋体" w:eastAsia="宋体" w:cs="宋体"/>
               <w:szCs w:val="24"/>
             </w:rPr>
             <w:fldChar w:fldCharType="end"/>
@@ -2257,28 +2294,28 @@
         </w:p>
         <w:p>
           <w:pPr>
-            <w:pStyle w:val="TOC3"/>
+            <w:pStyle w:val="13"/>
             <w:tabs>
               <w:tab w:val="right" w:leader="dot" w:pos="8306"/>
             </w:tabs>
           </w:pPr>
           <w:r>
             <w:rPr>
-              <w:rFonts w:ascii="宋体" w:eastAsia="宋体" w:hAnsi="宋体" w:cs="宋体" w:hint="eastAsia"/>
+              <w:rFonts w:hint="eastAsia" w:ascii="宋体" w:hAnsi="宋体" w:eastAsia="宋体" w:cs="宋体"/>
               <w:szCs w:val="24"/>
             </w:rPr>
             <w:fldChar w:fldCharType="begin"/>
           </w:r>
           <w:r>
             <w:rPr>
-              <w:rFonts w:ascii="宋体" w:eastAsia="宋体" w:hAnsi="宋体" w:cs="宋体" w:hint="eastAsia"/>
-              <w:szCs w:val="24"/>
-            </w:rPr>
-            <w:instrText xml:space="preserve"> HYPERLINK \l _Toc15838 </w:instrText>
-          </w:r>
-          <w:r>
-            <w:rPr>
-              <w:rFonts w:ascii="宋体" w:eastAsia="宋体" w:hAnsi="宋体" w:cs="宋体" w:hint="eastAsia"/>
+              <w:rFonts w:hint="eastAsia" w:ascii="宋体" w:hAnsi="宋体" w:eastAsia="宋体" w:cs="宋体"/>
+              <w:szCs w:val="24"/>
+            </w:rPr>
+            <w:instrText xml:space="preserve"> HYPERLINK \l _Toc21473 </w:instrText>
+          </w:r>
+          <w:r>
+            <w:rPr>
+              <w:rFonts w:hint="eastAsia" w:ascii="宋体" w:hAnsi="宋体" w:eastAsia="宋体" w:cs="宋体"/>
               <w:szCs w:val="24"/>
             </w:rPr>
             <w:fldChar w:fldCharType="separate"/>
@@ -2290,7 +2327,7 @@
             <w:t xml:space="preserve">5.1.3. </w:t>
           </w:r>
           <w:r>
-            <w:t>过程改进实施</w:t>
+            <w:t>改进实施</w:t>
           </w:r>
           <w:r>
             <w:tab/>
@@ -2299,7 +2336,7 @@
             <w:fldChar w:fldCharType="begin"/>
           </w:r>
           <w:r>
-            <w:instrText xml:space="preserve"> PAGEREF _Toc15838 \h </w:instrText>
+            <w:instrText xml:space="preserve"> PAGEREF _Toc21473 \h </w:instrText>
           </w:r>
           <w:r>
             <w:fldChar w:fldCharType="separate"/>
@@ -2312,7 +2349,7 @@
           </w:r>
           <w:r>
             <w:rPr>
-              <w:rFonts w:ascii="宋体" w:eastAsia="宋体" w:hAnsi="宋体" w:cs="宋体" w:hint="eastAsia"/>
+              <w:rFonts w:hint="eastAsia" w:ascii="宋体" w:hAnsi="宋体" w:eastAsia="宋体" w:cs="宋体"/>
               <w:szCs w:val="24"/>
             </w:rPr>
             <w:fldChar w:fldCharType="end"/>
@@ -2320,42 +2357,42 @@
         </w:p>
         <w:p>
           <w:pPr>
-            <w:pStyle w:val="TOC1"/>
+            <w:pStyle w:val="16"/>
             <w:tabs>
               <w:tab w:val="right" w:leader="dot" w:pos="8306"/>
             </w:tabs>
           </w:pPr>
           <w:r>
             <w:rPr>
-              <w:rFonts w:ascii="宋体" w:eastAsia="宋体" w:hAnsi="宋体" w:cs="宋体" w:hint="eastAsia"/>
+              <w:rFonts w:hint="eastAsia" w:ascii="宋体" w:hAnsi="宋体" w:eastAsia="宋体" w:cs="宋体"/>
               <w:szCs w:val="24"/>
             </w:rPr>
             <w:fldChar w:fldCharType="begin"/>
           </w:r>
           <w:r>
             <w:rPr>
-              <w:rFonts w:ascii="宋体" w:eastAsia="宋体" w:hAnsi="宋体" w:cs="宋体" w:hint="eastAsia"/>
-              <w:szCs w:val="24"/>
-            </w:rPr>
-            <w:instrText xml:space="preserve"> HYPERLINK \l _Toc5519 </w:instrText>
-          </w:r>
-          <w:r>
-            <w:rPr>
-              <w:rFonts w:ascii="宋体" w:eastAsia="宋体" w:hAnsi="宋体" w:cs="宋体" w:hint="eastAsia"/>
+              <w:rFonts w:hint="eastAsia" w:ascii="宋体" w:hAnsi="宋体" w:eastAsia="宋体" w:cs="宋体"/>
+              <w:szCs w:val="24"/>
+            </w:rPr>
+            <w:instrText xml:space="preserve"> HYPERLINK \l _Toc1859 </w:instrText>
+          </w:r>
+          <w:r>
+            <w:rPr>
+              <w:rFonts w:hint="eastAsia" w:ascii="宋体" w:hAnsi="宋体" w:eastAsia="宋体" w:cs="宋体"/>
               <w:szCs w:val="24"/>
             </w:rPr>
             <w:fldChar w:fldCharType="separate"/>
           </w:r>
           <w:r>
             <w:rPr>
-              <w:rFonts w:eastAsia="宋体" w:hint="default"/>
+              <w:rFonts w:hint="default" w:eastAsia="宋体"/>
               <w:lang w:val="en-US" w:eastAsia="zh-CN"/>
             </w:rPr>
             <w:t xml:space="preserve">6. </w:t>
           </w:r>
           <w:r>
             <w:rPr>
-              <w:rFonts w:eastAsia="宋体" w:hint="eastAsia"/>
+              <w:rFonts w:hint="eastAsia" w:eastAsia="宋体"/>
               <w:lang w:val="en-US" w:eastAsia="zh-CN"/>
             </w:rPr>
             <w:t>附则</w:t>
@@ -2367,7 +2404,7 @@
             <w:fldChar w:fldCharType="begin"/>
           </w:r>
           <w:r>
-            <w:instrText xml:space="preserve"> PAGEREF _Toc5519 \h </w:instrText>
+            <w:instrText xml:space="preserve"> PAGEREF _Toc1859 \h </w:instrText>
           </w:r>
           <w:r>
             <w:fldChar w:fldCharType="separate"/>
@@ -2380,7 +2417,7 @@
           </w:r>
           <w:r>
             <w:rPr>
-              <w:rFonts w:ascii="宋体" w:eastAsia="宋体" w:hAnsi="宋体" w:cs="宋体" w:hint="eastAsia"/>
+              <w:rFonts w:hint="eastAsia" w:ascii="宋体" w:hAnsi="宋体" w:eastAsia="宋体" w:cs="宋体"/>
               <w:szCs w:val="24"/>
             </w:rPr>
             <w:fldChar w:fldCharType="end"/>
@@ -2388,28 +2425,28 @@
         </w:p>
         <w:p>
           <w:pPr>
-            <w:pStyle w:val="TOC1"/>
+            <w:pStyle w:val="16"/>
             <w:tabs>
               <w:tab w:val="right" w:leader="dot" w:pos="8306"/>
             </w:tabs>
           </w:pPr>
           <w:r>
             <w:rPr>
-              <w:rFonts w:ascii="宋体" w:eastAsia="宋体" w:hAnsi="宋体" w:cs="宋体" w:hint="eastAsia"/>
+              <w:rFonts w:hint="eastAsia" w:ascii="宋体" w:hAnsi="宋体" w:eastAsia="宋体" w:cs="宋体"/>
               <w:szCs w:val="24"/>
             </w:rPr>
             <w:fldChar w:fldCharType="begin"/>
           </w:r>
           <w:r>
             <w:rPr>
-              <w:rFonts w:ascii="宋体" w:eastAsia="宋体" w:hAnsi="宋体" w:cs="宋体" w:hint="eastAsia"/>
-              <w:szCs w:val="24"/>
-            </w:rPr>
-            <w:instrText xml:space="preserve"> HYPERLINK \l _Toc11573 </w:instrText>
-          </w:r>
-          <w:r>
-            <w:rPr>
-              <w:rFonts w:ascii="宋体" w:eastAsia="宋体" w:hAnsi="宋体" w:cs="宋体" w:hint="eastAsia"/>
+              <w:rFonts w:hint="eastAsia" w:ascii="宋体" w:hAnsi="宋体" w:eastAsia="宋体" w:cs="宋体"/>
+              <w:szCs w:val="24"/>
+            </w:rPr>
+            <w:instrText xml:space="preserve"> HYPERLINK \l _Toc20920 </w:instrText>
+          </w:r>
+          <w:r>
+            <w:rPr>
+              <w:rFonts w:hint="eastAsia" w:ascii="宋体" w:hAnsi="宋体" w:eastAsia="宋体" w:cs="宋体"/>
               <w:szCs w:val="24"/>
             </w:rPr>
             <w:fldChar w:fldCharType="separate"/>
@@ -2435,7 +2472,7 @@
             <w:fldChar w:fldCharType="begin"/>
           </w:r>
           <w:r>
-            <w:instrText xml:space="preserve"> PAGEREF _Toc11573 \h </w:instrText>
+            <w:instrText xml:space="preserve"> PAGEREF _Toc20920 \h </w:instrText>
           </w:r>
           <w:r>
             <w:fldChar w:fldCharType="separate"/>
@@ -2448,7 +2485,7 @@
           </w:r>
           <w:r>
             <w:rPr>
-              <w:rFonts w:ascii="宋体" w:eastAsia="宋体" w:hAnsi="宋体" w:cs="宋体" w:hint="eastAsia"/>
+              <w:rFonts w:hint="eastAsia" w:ascii="宋体" w:hAnsi="宋体" w:eastAsia="宋体" w:cs="宋体"/>
               <w:szCs w:val="24"/>
             </w:rPr>
             <w:fldChar w:fldCharType="end"/>
@@ -2458,7 +2495,7 @@
           <w:pPr>
             <w:bidi w:val="0"/>
             <w:rPr>
-              <w:rFonts w:ascii="宋体" w:eastAsia="宋体" w:hAnsi="宋体" w:cs="宋体" w:hint="eastAsia"/>
+              <w:rFonts w:hint="eastAsia" w:ascii="宋体" w:hAnsi="宋体" w:eastAsia="宋体" w:cs="宋体"/>
               <w:snapToGrid w:val="0"/>
               <w:color w:val="000000"/>
               <w:kern w:val="0"/>
@@ -2469,7 +2506,7 @@
           </w:pPr>
           <w:r>
             <w:rPr>
-              <w:rFonts w:ascii="宋体" w:eastAsia="宋体" w:hAnsi="宋体" w:cs="宋体" w:hint="eastAsia"/>
+              <w:rFonts w:hint="eastAsia" w:ascii="宋体" w:hAnsi="宋体" w:eastAsia="宋体" w:cs="宋体"/>
               <w:szCs w:val="24"/>
             </w:rPr>
             <w:fldChar w:fldCharType="end"/>
@@ -2480,7 +2517,7 @@
     <w:p>
       <w:pPr>
         <w:rPr>
-          <w:rFonts w:ascii="Arial" w:eastAsia="Arial" w:hAnsi="Arial" w:cs="Arial"/>
+          <w:rFonts w:ascii="Arial" w:hAnsi="Arial" w:eastAsia="Arial" w:cs="Arial"/>
           <w:snapToGrid w:val="0"/>
           <w:color w:val="000000"/>
           <w:kern w:val="0"/>
@@ -2491,7 +2528,7 @@
       </w:pPr>
       <w:r>
         <w:rPr>
-          <w:rFonts w:ascii="Arial" w:eastAsia="Arial" w:hAnsi="Arial" w:cs="Arial"/>
+          <w:rFonts w:ascii="Arial" w:hAnsi="Arial" w:eastAsia="Arial" w:cs="Arial"/>
           <w:snapToGrid w:val="0"/>
           <w:color w:val="000000"/>
           <w:kern w:val="0"/>
@@ -2504,10 +2541,10 @@
     </w:p>
     <w:p>
       <w:pPr>
-        <w:pStyle w:val="1"/>
-        <w:bidi w:val="0"/>
-      </w:pPr>
-      <w:bookmarkStart w:id="2" w:name="_Toc16192"/>
+        <w:pStyle w:val="28"/>
+        <w:bidi w:val="0"/>
+      </w:pPr>
+      <w:bookmarkStart w:id="2" w:name="_Toc14717"/>
       <w:r>
         <w:t>目的</w:t>
       </w:r>
@@ -2515,7 +2552,7 @@
     </w:p>
     <w:p>
       <w:pPr>
-        <w:pStyle w:val="a1"/>
+        <w:pStyle w:val="29"/>
         <w:bidi w:val="0"/>
         <w:rPr>
           <w:rFonts w:hint="default"/>
@@ -2542,14 +2579,14 @@
     </w:p>
     <w:p>
       <w:pPr>
-        <w:pStyle w:val="1"/>
+        <w:pStyle w:val="28"/>
         <w:bidi w:val="0"/>
         <w:rPr>
           <w:rFonts w:hint="eastAsia"/>
           <w:lang w:val="en-US" w:eastAsia="zh-CN"/>
         </w:rPr>
       </w:pPr>
-      <w:bookmarkStart w:id="3" w:name="_Toc26100"/>
+      <w:bookmarkStart w:id="3" w:name="_Toc17187"/>
       <w:r>
         <w:rPr>
           <w:rFonts w:hint="eastAsia"/>
@@ -2561,12 +2598,12 @@
     </w:p>
     <w:p>
       <w:pPr>
-        <w:pStyle w:val="a1"/>
+        <w:pStyle w:val="29"/>
         <w:numPr>
           <w:ilvl w:val="0"/>
           <w:numId w:val="2"/>
         </w:numPr>
-        <w:ind w:left="425" w:hanging="425" w:leftChars="0" w:firstLineChars="0"/>
+        <w:ind w:left="425" w:leftChars="0" w:hanging="425" w:firstLineChars="0"/>
         <w:rPr>
           <w:rFonts w:hint="eastAsia"/>
           <w:lang w:val="en-US" w:eastAsia="zh-CN"/>
@@ -2582,7 +2619,7 @@
     </w:p>
     <w:p>
       <w:pPr>
-        <w:pStyle w:val="a1"/>
+        <w:pStyle w:val="29"/>
         <w:rPr>
           <w:rFonts w:hint="eastAsia"/>
           <w:lang w:val="en-US" w:eastAsia="zh-CN"/>
@@ -2598,12 +2635,12 @@
     </w:p>
     <w:p>
       <w:pPr>
-        <w:pStyle w:val="a1"/>
+        <w:pStyle w:val="29"/>
         <w:numPr>
           <w:ilvl w:val="0"/>
           <w:numId w:val="2"/>
         </w:numPr>
-        <w:ind w:left="425" w:hanging="425" w:leftChars="0" w:firstLineChars="0"/>
+        <w:ind w:left="425" w:leftChars="0" w:hanging="425" w:firstLineChars="0"/>
         <w:rPr>
           <w:rFonts w:hint="eastAsia"/>
           <w:lang w:val="en-US" w:eastAsia="zh-CN"/>
@@ -2619,7 +2656,7 @@
     </w:p>
     <w:p>
       <w:pPr>
-        <w:pStyle w:val="a1"/>
+        <w:pStyle w:val="29"/>
         <w:rPr>
           <w:rFonts w:hint="eastAsia"/>
           <w:lang w:val="en-US" w:eastAsia="zh-CN"/>
@@ -2635,10 +2672,10 @@
     </w:p>
     <w:p>
       <w:pPr>
-        <w:pStyle w:val="1"/>
-        <w:bidi w:val="0"/>
-      </w:pPr>
-      <w:bookmarkStart w:id="4" w:name="_Toc26255"/>
+        <w:pStyle w:val="28"/>
+        <w:bidi w:val="0"/>
+      </w:pPr>
+      <w:bookmarkStart w:id="4" w:name="_Toc8881"/>
       <w:r>
         <w:rPr>
           <w:rFonts w:hint="eastAsia"/>
@@ -2653,7 +2690,7 @@
     </w:p>
     <w:p>
       <w:pPr>
-        <w:pStyle w:val="a1"/>
+        <w:pStyle w:val="29"/>
         <w:bidi w:val="0"/>
       </w:pPr>
       <w:r>
@@ -2662,14 +2699,14 @@
     </w:p>
     <w:p>
       <w:pPr>
-        <w:pStyle w:val="1"/>
+        <w:pStyle w:val="28"/>
         <w:bidi w:val="0"/>
         <w:rPr>
           <w:rFonts w:hint="eastAsia"/>
           <w:lang w:val="en-US" w:eastAsia="zh-CN"/>
         </w:rPr>
       </w:pPr>
-      <w:bookmarkStart w:id="5" w:name="_Toc24261"/>
+      <w:bookmarkStart w:id="5" w:name="_Toc2360"/>
       <w:r>
         <w:rPr>
           <w:rFonts w:hint="eastAsia"/>
@@ -2681,10 +2718,10 @@
     </w:p>
     <w:p>
       <w:pPr>
-        <w:pStyle w:val="2"/>
-        <w:bidi w:val="0"/>
-      </w:pPr>
-      <w:bookmarkStart w:id="6" w:name="_Toc16255"/>
+        <w:pStyle w:val="30"/>
+        <w:bidi w:val="0"/>
+      </w:pPr>
+      <w:bookmarkStart w:id="6" w:name="_Toc5626"/>
       <w:r>
         <w:t>管理层</w:t>
       </w:r>
@@ -2692,13 +2729,13 @@
     </w:p>
     <w:p>
       <w:pPr>
-        <w:pStyle w:val="a1"/>
+        <w:pStyle w:val="29"/>
         <w:numPr>
           <w:ilvl w:val="0"/>
           <w:numId w:val="3"/>
         </w:numPr>
         <w:bidi w:val="0"/>
-        <w:ind w:left="425" w:hanging="425" w:leftChars="0" w:firstLineChars="0"/>
+        <w:ind w:left="425" w:leftChars="0" w:hanging="425" w:firstLineChars="0"/>
       </w:pPr>
       <w:r>
         <w:t>全力支持过程改进工作，保证过程改进工作符合公司制定的目标；</w:t>
@@ -2706,13 +2743,13 @@
     </w:p>
     <w:p>
       <w:pPr>
-        <w:pStyle w:val="a1"/>
+        <w:pStyle w:val="29"/>
         <w:numPr>
           <w:ilvl w:val="0"/>
           <w:numId w:val="3"/>
         </w:numPr>
         <w:bidi w:val="0"/>
-        <w:ind w:left="425" w:hanging="425" w:leftChars="0" w:firstLineChars="0"/>
+        <w:ind w:left="425" w:leftChars="0" w:hanging="425" w:firstLineChars="0"/>
       </w:pPr>
       <w:r>
         <w:t>保证过程改进活动所需资源；</w:t>
@@ -2720,13 +2757,13 @@
     </w:p>
     <w:p>
       <w:pPr>
-        <w:pStyle w:val="a1"/>
+        <w:pStyle w:val="29"/>
         <w:numPr>
           <w:ilvl w:val="0"/>
           <w:numId w:val="3"/>
         </w:numPr>
         <w:bidi w:val="0"/>
-        <w:ind w:left="425" w:hanging="425" w:leftChars="0" w:firstLineChars="0"/>
+        <w:ind w:left="425" w:leftChars="0" w:hanging="425" w:firstLineChars="0"/>
       </w:pPr>
       <w:r>
         <w:t>协调解决过程改进工作中出现的重大问题；</w:t>
@@ -2734,13 +2771,13 @@
     </w:p>
     <w:p>
       <w:pPr>
-        <w:pStyle w:val="a1"/>
+        <w:pStyle w:val="29"/>
         <w:numPr>
           <w:ilvl w:val="0"/>
           <w:numId w:val="3"/>
         </w:numPr>
         <w:bidi w:val="0"/>
-        <w:ind w:left="425" w:hanging="425" w:leftChars="0" w:firstLineChars="0"/>
+        <w:ind w:left="425" w:leftChars="0" w:hanging="425" w:firstLineChars="0"/>
       </w:pPr>
       <w:r>
         <w:t>批准运维服务能力改进计划及其优先级；</w:t>
@@ -2748,13 +2785,13 @@
     </w:p>
     <w:p>
       <w:pPr>
-        <w:pStyle w:val="a1"/>
+        <w:pStyle w:val="29"/>
         <w:numPr>
           <w:ilvl w:val="0"/>
           <w:numId w:val="3"/>
         </w:numPr>
         <w:bidi w:val="0"/>
-        <w:ind w:left="425" w:hanging="425" w:leftChars="0" w:firstLineChars="0"/>
+        <w:ind w:left="425" w:leftChars="0" w:hanging="425" w:firstLineChars="0"/>
       </w:pPr>
       <w:r>
         <w:t>从</w:t>
@@ -2772,12 +2809,12 @@
     </w:p>
     <w:p>
       <w:pPr>
-        <w:pStyle w:val="2"/>
+        <w:pStyle w:val="30"/>
         <w:bidi w:val="0"/>
       </w:pPr>
       <w:bookmarkStart w:id="7" w:name="bookmark7"/>
       <w:bookmarkEnd w:id="7"/>
-      <w:bookmarkStart w:id="8" w:name="_Toc23280"/>
+      <w:bookmarkStart w:id="8" w:name="_Toc32481"/>
       <w:r>
         <w:rPr>
           <w:rFonts w:hint="eastAsia"/>
@@ -2789,13 +2826,13 @@
     </w:p>
     <w:p>
       <w:pPr>
-        <w:pStyle w:val="a1"/>
+        <w:pStyle w:val="29"/>
         <w:numPr>
           <w:ilvl w:val="0"/>
           <w:numId w:val="4"/>
         </w:numPr>
         <w:bidi w:val="0"/>
-        <w:ind w:left="425" w:hanging="425" w:leftChars="0" w:firstLineChars="0"/>
+        <w:ind w:left="425" w:leftChars="0" w:hanging="425" w:firstLineChars="0"/>
       </w:pPr>
       <w:r>
         <w:t>负责策划、指导、推动过程改进工作；</w:t>
@@ -2803,13 +2840,13 @@
     </w:p>
     <w:p>
       <w:pPr>
-        <w:pStyle w:val="a1"/>
+        <w:pStyle w:val="29"/>
         <w:numPr>
           <w:ilvl w:val="0"/>
           <w:numId w:val="4"/>
         </w:numPr>
         <w:bidi w:val="0"/>
-        <w:ind w:left="425" w:hanging="425" w:leftChars="0" w:firstLineChars="0"/>
+        <w:ind w:left="425" w:leftChars="0" w:hanging="425" w:firstLineChars="0"/>
       </w:pPr>
       <w:r>
         <w:t>负责内部评审、管理评审的组织工作；</w:t>
@@ -2817,13 +2854,13 @@
     </w:p>
     <w:p>
       <w:pPr>
-        <w:pStyle w:val="a1"/>
+        <w:pStyle w:val="29"/>
         <w:numPr>
           <w:ilvl w:val="0"/>
           <w:numId w:val="4"/>
         </w:numPr>
         <w:bidi w:val="0"/>
-        <w:ind w:left="425" w:hanging="425" w:leftChars="0" w:firstLineChars="0"/>
+        <w:ind w:left="425" w:leftChars="0" w:hanging="425" w:firstLineChars="0"/>
       </w:pPr>
       <w:r>
         <w:t>搜集运维过程改进建议，制定《运维服务能力改进计划》并跟踪验证其实施效果。</w:t>
@@ -2831,13 +2868,13 @@
     </w:p>
     <w:p>
       <w:pPr>
-        <w:pStyle w:val="a1"/>
+        <w:pStyle w:val="29"/>
         <w:numPr>
           <w:ilvl w:val="0"/>
           <w:numId w:val="4"/>
         </w:numPr>
         <w:bidi w:val="0"/>
-        <w:ind w:left="425" w:hanging="425" w:leftChars="0" w:firstLineChars="0"/>
+        <w:ind w:left="425" w:leftChars="0" w:hanging="425" w:firstLineChars="0"/>
       </w:pPr>
       <w:r>
         <w:rPr>
@@ -2849,12 +2886,12 @@
     </w:p>
     <w:p>
       <w:pPr>
-        <w:pStyle w:val="2"/>
+        <w:pStyle w:val="30"/>
         <w:bidi w:val="0"/>
       </w:pPr>
       <w:bookmarkStart w:id="9" w:name="bookmark8"/>
       <w:bookmarkEnd w:id="9"/>
-      <w:bookmarkStart w:id="10" w:name="_Toc17071"/>
+      <w:bookmarkStart w:id="10" w:name="_Toc26135"/>
       <w:r>
         <w:rPr>
           <w:rFonts w:hint="eastAsia"/>
@@ -2869,13 +2906,13 @@
     </w:p>
     <w:p>
       <w:pPr>
-        <w:pStyle w:val="a3"/>
+        <w:pStyle w:val="39"/>
         <w:numPr>
           <w:ilvl w:val="0"/>
           <w:numId w:val="5"/>
         </w:numPr>
         <w:bidi w:val="0"/>
-        <w:ind w:left="425" w:hanging="425" w:leftChars="0" w:firstLineChars="0"/>
+        <w:ind w:left="425" w:leftChars="0" w:hanging="425" w:firstLineChars="0"/>
       </w:pPr>
       <w:r>
         <w:t>提供运维服务能力过程改进建议；</w:t>
@@ -2883,13 +2920,13 @@
     </w:p>
     <w:p>
       <w:pPr>
-        <w:pStyle w:val="a3"/>
+        <w:pStyle w:val="39"/>
         <w:numPr>
           <w:ilvl w:val="0"/>
           <w:numId w:val="5"/>
         </w:numPr>
         <w:bidi w:val="0"/>
-        <w:ind w:left="425" w:hanging="425" w:leftChars="0" w:firstLineChars="0"/>
+        <w:ind w:left="425" w:leftChars="0" w:hanging="425" w:firstLineChars="0"/>
       </w:pPr>
       <w:r>
         <w:t>对项目全面负责，并在项目中贯彻过程改进的要求；</w:t>
@@ -2897,13 +2934,13 @@
     </w:p>
     <w:p>
       <w:pPr>
-        <w:pStyle w:val="a3"/>
+        <w:pStyle w:val="39"/>
         <w:numPr>
           <w:ilvl w:val="0"/>
           <w:numId w:val="5"/>
         </w:numPr>
         <w:bidi w:val="0"/>
-        <w:ind w:left="425" w:hanging="425" w:leftChars="0" w:firstLineChars="0"/>
+        <w:ind w:left="425" w:leftChars="0" w:hanging="425" w:firstLineChars="0"/>
         <w:rPr>
           <w:rFonts w:hint="eastAsia"/>
           <w:lang w:val="en-US" w:eastAsia="zh-CN"/>
@@ -2915,14 +2952,14 @@
     </w:p>
     <w:p>
       <w:pPr>
-        <w:pStyle w:val="1"/>
+        <w:pStyle w:val="28"/>
         <w:bidi w:val="0"/>
         <w:rPr>
           <w:rFonts w:hint="default"/>
           <w:lang w:val="en-US" w:eastAsia="zh-CN"/>
         </w:rPr>
       </w:pPr>
-      <w:bookmarkStart w:id="11" w:name="_Toc17521"/>
+      <w:bookmarkStart w:id="11" w:name="_Toc7274"/>
       <w:r>
         <w:rPr>
           <w:rFonts w:hint="eastAsia"/>
@@ -2934,7 +2971,7 @@
     </w:p>
     <w:p>
       <w:pPr>
-        <w:pStyle w:val="a1"/>
+        <w:pStyle w:val="29"/>
         <w:rPr>
           <w:rFonts w:hint="eastAsia"/>
           <w:lang w:val="en-US" w:eastAsia="zh-CN"/>
@@ -2950,7 +2987,7 @@
     </w:p>
     <w:p>
       <w:pPr>
-        <w:pStyle w:val="a1"/>
+        <w:pStyle w:val="29"/>
         <w:jc w:val="center"/>
         <w:rPr>
           <w:rFonts w:hint="default"/>
@@ -3051,7 +3088,7 @@
     </w:p>
     <w:p>
       <w:pPr>
-        <w:pStyle w:val="a1"/>
+        <w:pStyle w:val="29"/>
         <w:jc w:val="center"/>
         <w:rPr>
           <w:rFonts w:hint="default"/>
@@ -3064,44 +3101,31 @@
           <w:lang w:val="en-US" w:eastAsia="zh-CN"/>
         </w:rPr>
         <w:object>
-          <v:shapetype id="_x0000_t75" coordsize="21600,21600" o:spt="75" o:preferrelative="t" path="m@4@5l@4@11@9@11@9@5xe" filled="f" stroked="f">
-            <v:stroke joinstyle="miter"/>
-            <v:formulas>
-              <v:f eqn="if lineDrawn pixelLineWidth 0"/>
-              <v:f eqn="sum @0 1 0"/>
-              <v:f eqn="sum 0 0 @1"/>
-              <v:f eqn="prod @2 1 2"/>
-              <v:f eqn="prod @3 21600 pixelWidth"/>
-              <v:f eqn="prod @3 21600 pixelHeight"/>
-              <v:f eqn="sum @0 0 1"/>
-              <v:f eqn="prod @6 1 2"/>
-              <v:f eqn="prod @7 21600 pixelWidth"/>
-              <v:f eqn="sum @8 21600 0"/>
-              <v:f eqn="prod @7 21600 pixelHeight"/>
-              <v:f eqn="sum @10 21600 0"/>
-            </v:formulas>
-            <v:path o:extrusionok="f" gradientshapeok="t" o:connecttype="rect"/>
+          <v:shape id="_x0000_i1025" o:spt="75" type="#_x0000_t75" style="height:324.25pt;width:315.35pt;" o:ole="t" filled="f" o:preferrelative="t" stroked="f" coordsize="21600,21600">
+            <v:path/>
+            <v:fill on="f" focussize="0,0"/>
+            <v:stroke on="f" joinstyle="miter"/>
+            <v:imagedata r:id="rId8" o:title=""/>
             <o:lock v:ext="edit" aspectratio="t"/>
-          </v:shapetype>
-          <v:shape id="_x0000_i1025" type="#_x0000_t75" style="height:324.25pt;width:315.35pt" o:oleicon="f" o:ole="" coordsize="21600,21600" o:preferrelative="t" filled="f" stroked="f">
-            <v:imagedata r:id="rId4" o:title=""/>
-            <o:lock v:ext="edit" aspectratio="t"/>
+            <w10:wrap type="none"/>
             <w10:anchorlock/>
           </v:shape>
-          <o:OLEObject Type="Embed" ProgID="Visio.Drawing.15" ShapeID="_x0000_i1025" DrawAspect="Content" ObjectID="_1468075725" r:id="rId5"/>
+          <o:OLEObject Type="Embed" ProgID="Visio.Drawing.15" ShapeID="_x0000_i1025" DrawAspect="Content" ObjectID="_1468075725" r:id="rId7">
+            <o:LockedField>false</o:LockedField>
+          </o:OLEObject>
         </w:object>
       </w:r>
     </w:p>
     <w:p>
       <w:pPr>
-        <w:pStyle w:val="2"/>
+        <w:pStyle w:val="30"/>
         <w:bidi w:val="0"/>
         <w:rPr>
           <w:rFonts w:hint="default"/>
           <w:lang w:val="en-US" w:eastAsia="zh-CN"/>
         </w:rPr>
       </w:pPr>
-      <w:bookmarkStart w:id="12" w:name="_Toc7834"/>
+      <w:bookmarkStart w:id="12" w:name="_Toc126"/>
       <w:r>
         <w:rPr>
           <w:rFonts w:hint="eastAsia"/>
@@ -3113,45 +3137,55 @@
     </w:p>
     <w:p>
       <w:pPr>
-        <w:pStyle w:val="3"/>
+        <w:pStyle w:val="31"/>
         <w:bidi w:val="0"/>
         <w:rPr>
           <w:rFonts w:hint="default"/>
           <w:lang w:val="en-US" w:eastAsia="zh-CN"/>
         </w:rPr>
       </w:pPr>
-      <w:bookmarkStart w:id="13" w:name="_Toc4734"/>
+      <w:bookmarkStart w:id="13" w:name="_Toc7753"/>
       <w:r>
         <w:rPr>
           <w:rFonts w:hint="eastAsia"/>
           <w:lang w:val="en-US" w:eastAsia="zh-CN"/>
         </w:rPr>
-        <w:t>识别过程改进</w:t>
+        <w:t>改进信息收集</w:t>
       </w:r>
       <w:bookmarkEnd w:id="13"/>
     </w:p>
     <w:p>
       <w:pPr>
-        <w:pStyle w:val="a1"/>
-        <w:bidi w:val="0"/>
-        <w:rPr>
-          <w:rFonts w:ascii="仿宋" w:eastAsia="仿宋" w:hAnsi="仿宋" w:cs="仿宋"/>
+        <w:pStyle w:val="29"/>
+        <w:bidi w:val="0"/>
+        <w:rPr>
+          <w:rFonts w:ascii="仿宋" w:hAnsi="仿宋" w:eastAsia="仿宋" w:cs="仿宋"/>
           <w:szCs w:val="24"/>
         </w:rPr>
       </w:pPr>
       <w:r>
-        <w:t>全公司应该参与过程改进识别工作，通过各种渠道和方式收集改进信息。收集的渠道、方式一般包括：</w:t>
-      </w:r>
-    </w:p>
-    <w:p>
-      <w:pPr>
-        <w:pStyle w:val="a3"/>
+        <w:t>全公司应该参与</w:t>
+      </w:r>
+      <w:r>
+        <w:rPr>
+          <w:rFonts w:hint="eastAsia"/>
+          <w:lang w:val="en-US" w:eastAsia="zh-CN"/>
+        </w:rPr>
+        <w:t>识别改进项</w:t>
+      </w:r>
+      <w:r>
+        <w:t>工作，通过各种渠道和方式收集改进信息。收集的渠道、方式一般包括：</w:t>
+      </w:r>
+    </w:p>
+    <w:p>
+      <w:pPr>
+        <w:pStyle w:val="39"/>
         <w:numPr>
           <w:ilvl w:val="0"/>
           <w:numId w:val="6"/>
         </w:numPr>
         <w:bidi w:val="0"/>
-        <w:ind w:left="425" w:hanging="425" w:leftChars="0" w:firstLineChars="0"/>
+        <w:ind w:left="425" w:leftChars="0" w:hanging="425" w:firstLineChars="0"/>
       </w:pPr>
       <w:r>
         <w:t>来自公司的</w:t>
@@ -3169,13 +3203,13 @@
     </w:p>
     <w:p>
       <w:pPr>
-        <w:pStyle w:val="a3"/>
+        <w:pStyle w:val="39"/>
         <w:numPr>
           <w:ilvl w:val="0"/>
           <w:numId w:val="6"/>
         </w:numPr>
         <w:bidi w:val="0"/>
-        <w:ind w:left="425" w:hanging="425" w:leftChars="0" w:firstLineChars="0"/>
+        <w:ind w:left="425" w:leftChars="0" w:hanging="425" w:firstLineChars="0"/>
       </w:pPr>
       <w:r>
         <w:t>组织过程的改进目标；</w:t>
@@ -3183,13 +3217,13 @@
     </w:p>
     <w:p>
       <w:pPr>
-        <w:pStyle w:val="a3"/>
+        <w:pStyle w:val="39"/>
         <w:numPr>
           <w:ilvl w:val="0"/>
           <w:numId w:val="6"/>
         </w:numPr>
         <w:bidi w:val="0"/>
-        <w:ind w:left="425" w:hanging="425" w:leftChars="0" w:firstLineChars="0"/>
+        <w:ind w:left="425" w:leftChars="0" w:hanging="425" w:firstLineChars="0"/>
       </w:pPr>
       <w:r>
         <w:t>通过常规性内部审核、外部第三方审核、管理评审和各种持续的差距分析活动，不断发现组织过程的薄弱环节以及长项和优秀实践，同时并对过程改进进行跟踪，识别改进的机会；</w:t>
@@ -3197,13 +3231,13 @@
     </w:p>
     <w:p>
       <w:pPr>
-        <w:pStyle w:val="a3"/>
+        <w:pStyle w:val="39"/>
         <w:numPr>
           <w:ilvl w:val="0"/>
           <w:numId w:val="6"/>
         </w:numPr>
         <w:bidi w:val="0"/>
-        <w:ind w:left="425" w:hanging="425" w:leftChars="0" w:firstLineChars="0"/>
+        <w:ind w:left="425" w:leftChars="0" w:hanging="425" w:firstLineChars="0"/>
       </w:pPr>
       <w:r>
         <w:t>找出顾客的不满意、产品未满足要求、过程不稳定等事项，分析识别改进机会并发现组织过程的长项和优秀实践；</w:t>
@@ -3211,13 +3245,13 @@
     </w:p>
     <w:p>
       <w:pPr>
-        <w:pStyle w:val="a3"/>
+        <w:pStyle w:val="39"/>
         <w:numPr>
           <w:ilvl w:val="0"/>
           <w:numId w:val="6"/>
         </w:numPr>
         <w:bidi w:val="0"/>
-        <w:ind w:left="425" w:hanging="425" w:leftChars="0" w:firstLineChars="0"/>
+        <w:ind w:left="425" w:leftChars="0" w:hanging="425" w:firstLineChars="0"/>
       </w:pPr>
       <w:r>
         <w:t>从监控组织和项目的过程活动得出的经验教训中分析识别改进机会；</w:t>
@@ -3225,13 +3259,13 @@
     </w:p>
     <w:p>
       <w:pPr>
-        <w:pStyle w:val="a3"/>
+        <w:pStyle w:val="39"/>
         <w:numPr>
           <w:ilvl w:val="0"/>
           <w:numId w:val="6"/>
         </w:numPr>
         <w:bidi w:val="0"/>
-        <w:ind w:left="425" w:hanging="425" w:leftChars="0" w:firstLineChars="0"/>
+        <w:ind w:left="425" w:leftChars="0" w:hanging="425" w:firstLineChars="0"/>
       </w:pPr>
       <w:r>
         <w:t>在日常工作中发现不符合或潜在不符合的事实并识别长项和优秀实践，分析识别改进机会。</w:t>
@@ -3239,13 +3273,13 @@
     </w:p>
     <w:p>
       <w:pPr>
-        <w:pStyle w:val="a3"/>
+        <w:pStyle w:val="39"/>
         <w:numPr>
           <w:ilvl w:val="0"/>
           <w:numId w:val="6"/>
         </w:numPr>
         <w:bidi w:val="0"/>
-        <w:ind w:left="425" w:hanging="425" w:leftChars="0" w:firstLineChars="0"/>
+        <w:ind w:left="425" w:leftChars="0" w:hanging="425" w:firstLineChars="0"/>
       </w:pPr>
       <w:r>
         <w:t>在公司制定长远发展目标和总体改进目标、确立了运维服务能力的标准过程模型和改进计划之后，</w:t>
@@ -3263,20 +3297,20 @@
     </w:p>
     <w:p>
       <w:pPr>
-        <w:pStyle w:val="3"/>
+        <w:pStyle w:val="31"/>
         <w:bidi w:val="0"/>
       </w:pPr>
       <w:bookmarkStart w:id="14" w:name="bookmark12"/>
       <w:bookmarkEnd w:id="14"/>
-      <w:bookmarkStart w:id="15" w:name="_Toc3496"/>
-      <w:r>
-        <w:t>过程改进策划</w:t>
+      <w:bookmarkStart w:id="15" w:name="_Toc2375"/>
+      <w:r>
+        <w:t>改进策划</w:t>
       </w:r>
       <w:bookmarkEnd w:id="15"/>
     </w:p>
     <w:p>
       <w:pPr>
-        <w:pStyle w:val="a1"/>
+        <w:pStyle w:val="29"/>
         <w:numPr>
           <w:ilvl w:val="0"/>
           <w:numId w:val="0"/>
@@ -3292,12 +3326,12 @@
         <w:t>管控部</w:t>
       </w:r>
       <w:r>
-        <w:t>根据识别的结果组织策划过程改进活动，策划内容主要表现为：</w:t>
-      </w:r>
-    </w:p>
-    <w:p>
-      <w:pPr>
-        <w:pStyle w:val="a3"/>
+        <w:t>根据识别的结果组织策划改进活动，策划内容主要表现为：</w:t>
+      </w:r>
+    </w:p>
+    <w:p>
+      <w:pPr>
+        <w:pStyle w:val="39"/>
         <w:numPr>
           <w:ilvl w:val="0"/>
           <w:numId w:val="7"/>
@@ -3310,7 +3344,7 @@
     </w:p>
     <w:p>
       <w:pPr>
-        <w:pStyle w:val="a3"/>
+        <w:pStyle w:val="39"/>
         <w:numPr>
           <w:ilvl w:val="0"/>
           <w:numId w:val="7"/>
@@ -3323,7 +3357,7 @@
     </w:p>
     <w:p>
       <w:pPr>
-        <w:pStyle w:val="a3"/>
+        <w:pStyle w:val="39"/>
         <w:numPr>
           <w:ilvl w:val="0"/>
           <w:numId w:val="7"/>
@@ -3336,7 +3370,7 @@
     </w:p>
     <w:p>
       <w:pPr>
-        <w:pStyle w:val="a3"/>
+        <w:pStyle w:val="39"/>
         <w:numPr>
           <w:ilvl w:val="0"/>
           <w:numId w:val="7"/>
@@ -3349,7 +3383,7 @@
     </w:p>
     <w:p>
       <w:pPr>
-        <w:pStyle w:val="a3"/>
+        <w:pStyle w:val="39"/>
         <w:numPr>
           <w:ilvl w:val="0"/>
           <w:numId w:val="7"/>
@@ -3362,7 +3396,7 @@
     </w:p>
     <w:p>
       <w:pPr>
-        <w:pStyle w:val="a3"/>
+        <w:pStyle w:val="39"/>
         <w:numPr>
           <w:ilvl w:val="0"/>
           <w:numId w:val="8"/>
@@ -3375,7 +3409,7 @@
     </w:p>
     <w:p>
       <w:pPr>
-        <w:pStyle w:val="a3"/>
+        <w:pStyle w:val="39"/>
         <w:numPr>
           <w:ilvl w:val="0"/>
           <w:numId w:val="8"/>
@@ -3388,7 +3422,7 @@
     </w:p>
     <w:p>
       <w:pPr>
-        <w:pStyle w:val="a3"/>
+        <w:pStyle w:val="39"/>
         <w:numPr>
           <w:ilvl w:val="0"/>
           <w:numId w:val="8"/>
@@ -3401,7 +3435,7 @@
     </w:p>
     <w:p>
       <w:pPr>
-        <w:pStyle w:val="a3"/>
+        <w:pStyle w:val="39"/>
         <w:numPr>
           <w:ilvl w:val="0"/>
           <w:numId w:val="8"/>
@@ -3414,7 +3448,7 @@
     </w:p>
     <w:p>
       <w:pPr>
-        <w:pStyle w:val="a3"/>
+        <w:pStyle w:val="39"/>
         <w:numPr>
           <w:ilvl w:val="0"/>
           <w:numId w:val="8"/>
@@ -3427,7 +3461,7 @@
     </w:p>
     <w:p>
       <w:pPr>
-        <w:pStyle w:val="a1"/>
+        <w:pStyle w:val="29"/>
         <w:bidi w:val="0"/>
       </w:pPr>
       <w:r>
@@ -3436,20 +3470,20 @@
     </w:p>
     <w:p>
       <w:pPr>
-        <w:pStyle w:val="3"/>
+        <w:pStyle w:val="31"/>
         <w:bidi w:val="0"/>
       </w:pPr>
       <w:bookmarkStart w:id="16" w:name="bookmark13"/>
       <w:bookmarkEnd w:id="16"/>
-      <w:bookmarkStart w:id="17" w:name="_Toc15838"/>
-      <w:r>
-        <w:t>过程改进实施</w:t>
+      <w:bookmarkStart w:id="17" w:name="_Toc21473"/>
+      <w:r>
+        <w:t>改进实施</w:t>
       </w:r>
       <w:bookmarkEnd w:id="17"/>
     </w:p>
     <w:p>
       <w:pPr>
-        <w:pStyle w:val="a1"/>
+        <w:pStyle w:val="29"/>
         <w:bidi w:val="0"/>
       </w:pPr>
       <w:r>
@@ -3465,13 +3499,13 @@
     </w:p>
     <w:p>
       <w:pPr>
-        <w:pStyle w:val="a1"/>
+        <w:pStyle w:val="29"/>
         <w:numPr>
           <w:ilvl w:val="0"/>
           <w:numId w:val="9"/>
         </w:numPr>
         <w:bidi w:val="0"/>
-        <w:ind w:left="425" w:hanging="425" w:leftChars="0" w:firstLineChars="0"/>
+        <w:ind w:left="425" w:leftChars="0" w:hanging="425" w:firstLineChars="0"/>
       </w:pPr>
       <w:r>
         <w:t>试运行过程中对于标准过程体系中不适合的地方，</w:t>
@@ -3489,13 +3523,13 @@
     </w:p>
     <w:p>
       <w:pPr>
-        <w:pStyle w:val="a1"/>
+        <w:pStyle w:val="29"/>
         <w:numPr>
           <w:ilvl w:val="0"/>
           <w:numId w:val="9"/>
         </w:numPr>
         <w:bidi w:val="0"/>
-        <w:ind w:left="425" w:hanging="425" w:leftChars="0" w:firstLineChars="0"/>
+        <w:ind w:left="425" w:leftChars="0" w:hanging="425" w:firstLineChars="0"/>
       </w:pPr>
       <w:r>
         <w:rPr>
@@ -3510,13 +3544,13 @@
     </w:p>
     <w:p>
       <w:pPr>
-        <w:pStyle w:val="a1"/>
+        <w:pStyle w:val="29"/>
         <w:numPr>
           <w:ilvl w:val="0"/>
           <w:numId w:val="9"/>
         </w:numPr>
         <w:bidi w:val="0"/>
-        <w:ind w:left="425" w:hanging="425" w:leftChars="0" w:firstLineChars="0"/>
+        <w:ind w:left="425" w:leftChars="0" w:hanging="425" w:firstLineChars="0"/>
       </w:pPr>
       <w:r>
         <w:t>由</w:t>
@@ -3544,22 +3578,22 @@
     </w:p>
     <w:p>
       <w:pPr>
-        <w:pStyle w:val="1"/>
-        <w:bidi w:val="0"/>
-        <w:rPr>
-          <w:rStyle w:val="1Char"/>
-          <w:rFonts w:eastAsia="宋体" w:hint="default"/>
+        <w:pStyle w:val="28"/>
+        <w:bidi w:val="0"/>
+        <w:rPr>
+          <w:rStyle w:val="38"/>
+          <w:rFonts w:hint="default" w:eastAsia="宋体"/>
           <w:lang w:val="en-US" w:eastAsia="zh-CN"/>
         </w:rPr>
       </w:pPr>
       <w:bookmarkStart w:id="18" w:name="bookmark3"/>
       <w:bookmarkEnd w:id="18"/>
-      <w:bookmarkStart w:id="19" w:name="_Toc5519"/>
-      <w:bookmarkStart w:id="20" w:name="_Toc17424"/>
-      <w:r>
-        <w:rPr>
-          <w:rStyle w:val="1Char"/>
-          <w:rFonts w:eastAsia="宋体" w:hint="eastAsia"/>
+      <w:bookmarkStart w:id="19" w:name="_Toc17424"/>
+      <w:bookmarkStart w:id="20" w:name="_Toc1859"/>
+      <w:r>
+        <w:rPr>
+          <w:rStyle w:val="38"/>
+          <w:rFonts w:hint="eastAsia" w:eastAsia="宋体"/>
           <w:lang w:val="en-US" w:eastAsia="zh-CN"/>
         </w:rPr>
         <w:t>附则</w:t>
@@ -3569,101 +3603,47 @@
     </w:p>
     <w:p>
       <w:pPr>
-        <w:keepNext w:val="0"/>
-        <w:keepLines w:val="0"/>
-        <w:pageBreakBefore w:val="0"/>
-        <w:widowControl/>
+        <w:pStyle w:val="39"/>
         <w:numPr>
           <w:ilvl w:val="0"/>
           <w:numId w:val="10"/>
         </w:numPr>
-        <w:kinsoku w:val="0"/>
-        <w:wordWrap/>
-        <w:overflowPunct/>
-        <w:topLinePunct/>
-        <w:autoSpaceDE w:val="0"/>
-        <w:autoSpaceDN w:val="0"/>
-        <w:bidi w:val="0"/>
-        <w:adjustRightInd w:val="0"/>
-        <w:snapToGrid w:val="0"/>
-        <w:spacing w:line="360" w:lineRule="auto"/>
-        <w:ind w:left="425" w:hanging="425" w:leftChars="0" w:firstLineChars="0"/>
-        <w:textAlignment w:val="baseline"/>
-        <w:rPr>
-          <w:rFonts w:ascii="宋体" w:eastAsia="宋体" w:hAnsi="宋体" w:cs="宋体"/>
-          <w:sz w:val="24"/>
-          <w:szCs w:val="24"/>
-        </w:rPr>
-      </w:pPr>
-      <w:r>
-        <w:rPr>
-          <w:rFonts w:ascii="宋体" w:eastAsia="宋体" w:hAnsi="宋体" w:cs="宋体"/>
-          <w:spacing w:val="-1"/>
-          <w:sz w:val="24"/>
-          <w:szCs w:val="24"/>
-        </w:rPr>
+        <w:bidi w:val="0"/>
+      </w:pPr>
+      <w:r>
         <w:t>本制度最终解释权和修订权归</w:t>
       </w:r>
       <w:r>
         <w:rPr>
-          <w:rFonts w:ascii="宋体" w:hAnsi="宋体" w:cs="宋体" w:hint="eastAsia"/>
-          <w:spacing w:val="-1"/>
-          <w:sz w:val="24"/>
-          <w:szCs w:val="24"/>
+          <w:rFonts w:hint="eastAsia"/>
           <w:lang w:val="en-US" w:eastAsia="zh-CN"/>
         </w:rPr>
         <w:t>管控部</w:t>
       </w:r>
       <w:r>
-        <w:rPr>
-          <w:rFonts w:ascii="宋体" w:eastAsia="宋体" w:hAnsi="宋体" w:cs="宋体"/>
-          <w:spacing w:val="-1"/>
-          <w:sz w:val="24"/>
-          <w:szCs w:val="24"/>
-        </w:rPr>
         <w:t>。</w:t>
       </w:r>
     </w:p>
     <w:p>
       <w:pPr>
-        <w:keepNext w:val="0"/>
-        <w:keepLines w:val="0"/>
-        <w:pageBreakBefore w:val="0"/>
-        <w:widowControl/>
+        <w:pStyle w:val="39"/>
         <w:numPr>
           <w:ilvl w:val="0"/>
           <w:numId w:val="10"/>
         </w:numPr>
-        <w:kinsoku w:val="0"/>
-        <w:wordWrap/>
-        <w:overflowPunct/>
-        <w:topLinePunct/>
-        <w:autoSpaceDE w:val="0"/>
-        <w:autoSpaceDN w:val="0"/>
-        <w:bidi w:val="0"/>
-        <w:adjustRightInd w:val="0"/>
-        <w:snapToGrid w:val="0"/>
-        <w:spacing w:line="360" w:lineRule="auto"/>
-        <w:ind w:left="425" w:hanging="425" w:leftChars="0" w:firstLineChars="0"/>
-        <w:textAlignment w:val="baseline"/>
+        <w:bidi w:val="0"/>
         <w:rPr>
           <w:rFonts w:hint="default"/>
           <w:lang w:val="en-US" w:eastAsia="zh-CN"/>
         </w:rPr>
       </w:pPr>
       <w:r>
-        <w:rPr>
-          <w:rFonts w:ascii="宋体" w:eastAsia="宋体" w:hAnsi="宋体" w:cs="宋体"/>
-          <w:spacing w:val="-2"/>
-          <w:sz w:val="24"/>
-          <w:szCs w:val="24"/>
-        </w:rPr>
         <w:t>本制度自颁布之日起施行。</w:t>
       </w:r>
     </w:p>
     <w:p>
       <w:pPr>
-        <w:pStyle w:val="1"/>
+        <w:pStyle w:val="28"/>
         <w:bidi w:val="0"/>
         <w:rPr>
           <w:rFonts w:hint="default"/>
@@ -3672,7 +3652,7 @@
       </w:pPr>
       <w:bookmarkStart w:id="21" w:name="bookmark14"/>
       <w:bookmarkEnd w:id="21"/>
-      <w:bookmarkStart w:id="22" w:name="_Toc11573"/>
+      <w:bookmarkStart w:id="22" w:name="_Toc20920"/>
       <w:r>
         <w:rPr>
           <w:rFonts w:hint="eastAsia"/>
@@ -3684,7 +3664,8 @@
     </w:p>
     <w:p>
       <w:pPr>
-        <w:pStyle w:val="a1"/>
+        <w:pStyle w:val="39"/>
+        <w:bidi w:val="0"/>
         <w:rPr>
           <w:rFonts w:hint="default"/>
           <w:lang w:val="en-US" w:eastAsia="zh-CN"/>
@@ -3701,33 +3682,83 @@
       <w:bookmarkEnd w:id="23"/>
     </w:p>
     <w:sectPr>
-      <w:headerReference w:type="default" r:id="rId6"/>
+      <w:headerReference r:id="rId5" w:type="default"/>
       <w:pgSz w:w="11906" w:h="16838"/>
       <w:pgMar w:top="1417" w:right="1800" w:bottom="1440" w:left="1800" w:header="1140" w:footer="992" w:gutter="0"/>
-      <w:cols w:num="1" w:space="425"/>
+      <w:cols w:space="425" w:num="1"/>
       <w:docGrid w:type="lines" w:linePitch="312" w:charSpace="0"/>
     </w:sectPr>
   </w:body>
 </w:document>
 </file>
 
+<file path=word/endnotes.xml><?xml version="1.0" encoding="utf-8"?>
+<w:endnotes xmlns:wpc="http://schemas.microsoft.com/office/word/2010/wordprocessingCanvas" xmlns:mc="http://schemas.openxmlformats.org/markup-compatibility/2006" xmlns:o="urn:schemas-microsoft-com:office:office" xmlns:r="http://schemas.openxmlformats.org/officeDocument/2006/relationships" xmlns:m="http://schemas.openxmlformats.org/officeDocument/2006/math" xmlns:v="urn:schemas-microsoft-com:vml" xmlns:wp14="http://schemas.microsoft.com/office/word/2010/wordprocessingDrawing" xmlns:wp="http://schemas.openxmlformats.org/drawingml/2006/wordprocessingDrawing" xmlns:w="http://schemas.openxmlformats.org/wordprocessingml/2006/main" xmlns:w14="http://schemas.microsoft.com/office/word/2010/wordml" xmlns:w15="http://schemas.microsoft.com/office/word/2012/wordml" xmlns:w10="urn:schemas-microsoft-com:office:word" xmlns:wpg="http://schemas.microsoft.com/office/word/2010/wordprocessingGroup" xmlns:wpi="http://schemas.microsoft.com/office/word/2010/wordprocessingInk" xmlns:wne="http://schemas.microsoft.com/office/word/2006/wordml" xmlns:wps="http://schemas.microsoft.com/office/word/2010/wordprocessingShape" xmlns:wpsCustomData="http://www.wps.cn/officeDocument/2013/wpsCustomData" mc:Ignorable="w14 w15 wp14">
+  <w:endnote w:type="separator" w:id="0">
+    <w:p>
+      <w:pPr>
+        <w:spacing w:line="240" w:lineRule="auto"/>
+      </w:pPr>
+      <w:r>
+        <w:separator/>
+      </w:r>
+    </w:p>
+  </w:endnote>
+  <w:endnote w:type="continuationSeparator" w:id="1">
+    <w:p>
+      <w:pPr>
+        <w:spacing w:line="240" w:lineRule="auto"/>
+      </w:pPr>
+      <w:r>
+        <w:continuationSeparator/>
+      </w:r>
+    </w:p>
+  </w:endnote>
+</w:endnotes>
+</file>
+
+<file path=word/footnotes.xml><?xml version="1.0" encoding="utf-8"?>
+<w:footnotes xmlns:wpc="http://schemas.microsoft.com/office/word/2010/wordprocessingCanvas" xmlns:mc="http://schemas.openxmlformats.org/markup-compatibility/2006" xmlns:o="urn:schemas-microsoft-com:office:office" xmlns:r="http://schemas.openxmlformats.org/officeDocument/2006/relationships" xmlns:m="http://schemas.openxmlformats.org/officeDocument/2006/math" xmlns:v="urn:schemas-microsoft-com:vml" xmlns:wp14="http://schemas.microsoft.com/office/word/2010/wordprocessingDrawing" xmlns:wp="http://schemas.openxmlformats.org/drawingml/2006/wordprocessingDrawing" xmlns:w="http://schemas.openxmlformats.org/wordprocessingml/2006/main" xmlns:w14="http://schemas.microsoft.com/office/word/2010/wordml" xmlns:w15="http://schemas.microsoft.com/office/word/2012/wordml" xmlns:w10="urn:schemas-microsoft-com:office:word" xmlns:wpg="http://schemas.microsoft.com/office/word/2010/wordprocessingGroup" xmlns:wpi="http://schemas.microsoft.com/office/word/2010/wordprocessingInk" xmlns:wne="http://schemas.microsoft.com/office/word/2006/wordml" xmlns:wps="http://schemas.microsoft.com/office/word/2010/wordprocessingShape" xmlns:wpsCustomData="http://www.wps.cn/officeDocument/2013/wpsCustomData" mc:Ignorable="w14 w15 wp14">
+  <w:footnote w:type="separator" w:id="0">
+    <w:p>
+      <w:pPr>
+        <w:spacing w:line="360" w:lineRule="auto"/>
+      </w:pPr>
+      <w:r>
+        <w:separator/>
+      </w:r>
+    </w:p>
+  </w:footnote>
+  <w:footnote w:type="continuationSeparator" w:id="1">
+    <w:p>
+      <w:pPr>
+        <w:spacing w:line="360" w:lineRule="auto"/>
+      </w:pPr>
+      <w:r>
+        <w:continuationSeparator/>
+      </w:r>
+    </w:p>
+  </w:footnote>
+</w:footnotes>
+</file>
+
 <file path=word/header1.xml><?xml version="1.0" encoding="utf-8"?>
-<w:hdr xmlns:wpc="http://schemas.microsoft.com/office/word/2010/wordprocessingCanvas" xmlns:mc="http://schemas.openxmlformats.org/markup-compatibility/2006" xmlns:o="urn:schemas-microsoft-com:office:office" xmlns:r="http://schemas.openxmlformats.org/officeDocument/2006/relationships" xmlns:m="http://schemas.openxmlformats.org/officeDocument/2006/math" xmlns:v="urn:schemas-microsoft-com:vml" xmlns:wp14="http://schemas.microsoft.com/office/word/2010/wordprocessingDrawing" xmlns:wp="http://schemas.openxmlformats.org/drawingml/2006/wordprocessingDrawing" xmlns:w10="urn:schemas-microsoft-com:office:word" xmlns:w="http://schemas.openxmlformats.org/wordprocessingml/2006/main" xmlns:w14="http://schemas.microsoft.com/office/word/2010/wordml" xmlns:w15="http://schemas.microsoft.com/office/word/2012/wordml" xmlns:wne="http://schemas.microsoft.com/office/word/2006/wordml" xmlns:wpg="http://schemas.microsoft.com/office/word/2010/wordprocessingGroup" xmlns:wpi="http://schemas.microsoft.com/office/word/2010/wordprocessingInk" xmlns:wps="http://schemas.microsoft.com/office/word/2010/wordprocessingShape" mc:Ignorable="w14 w15 wp14">
+<w:hdr xmlns:wpc="http://schemas.microsoft.com/office/word/2010/wordprocessingCanvas" xmlns:mc="http://schemas.openxmlformats.org/markup-compatibility/2006" xmlns:o="urn:schemas-microsoft-com:office:office" xmlns:r="http://schemas.openxmlformats.org/officeDocument/2006/relationships" xmlns:m="http://schemas.openxmlformats.org/officeDocument/2006/math" xmlns:v="urn:schemas-microsoft-com:vml" xmlns:wp14="http://schemas.microsoft.com/office/word/2010/wordprocessingDrawing" xmlns:wp="http://schemas.openxmlformats.org/drawingml/2006/wordprocessingDrawing" xmlns:w10="urn:schemas-microsoft-com:office:word" xmlns:w="http://schemas.openxmlformats.org/wordprocessingml/2006/main" xmlns:w14="http://schemas.microsoft.com/office/word/2010/wordml" xmlns:w15="http://schemas.microsoft.com/office/word/2012/wordml" xmlns:wpg="http://schemas.microsoft.com/office/word/2010/wordprocessingGroup" xmlns:wpi="http://schemas.microsoft.com/office/word/2010/wordprocessingInk" xmlns:wne="http://schemas.microsoft.com/office/word/2006/wordml" xmlns:wps="http://schemas.microsoft.com/office/word/2010/wordprocessingShape" xmlns:wpsCustomData="http://www.wps.cn/officeDocument/2013/wpsCustomData" mc:Ignorable="w14 w15 wp14">
   <w:p>
     <w:pPr>
-      <w:pStyle w:val="Header"/>
+      <w:pStyle w:val="15"/>
       <w:pBdr>
-        <w:bottom w:val="single" w:sz="4" w:space="1" w:color="auto"/>
+        <w:bottom w:val="single" w:color="auto" w:sz="4" w:space="1"/>
       </w:pBdr>
       <w:jc w:val="right"/>
       <w:rPr>
-        <w:rFonts w:eastAsiaTheme="minorEastAsia" w:hint="eastAsia"/>
+        <w:rFonts w:hint="eastAsia" w:eastAsiaTheme="minorEastAsia"/>
         <w:lang w:eastAsia="zh-CN"/>
       </w:rPr>
     </w:pPr>
     <w:r>
       <w:rPr>
-        <w:rFonts w:eastAsiaTheme="minorEastAsia" w:hint="eastAsia"/>
+        <w:rFonts w:hint="eastAsia" w:eastAsiaTheme="minorEastAsia"/>
         <w:lang w:eastAsia="zh-CN"/>
       </w:rPr>
       <w:t>青岛瑞源工程集团有限公司</w:t>
@@ -3737,15 +3768,15 @@
 </file>
 
 <file path=word/numbering.xml><?xml version="1.0" encoding="utf-8"?>
-<w:numbering xmlns:wpc="http://schemas.microsoft.com/office/word/2010/wordprocessingCanvas" xmlns:mc="http://schemas.openxmlformats.org/markup-compatibility/2006" xmlns:o="urn:schemas-microsoft-com:office:office" xmlns:r="http://schemas.openxmlformats.org/officeDocument/2006/relationships" xmlns:m="http://schemas.openxmlformats.org/officeDocument/2006/math" xmlns:v="urn:schemas-microsoft-com:vml" xmlns:wp14="http://schemas.microsoft.com/office/word/2010/wordprocessingDrawing" xmlns:wp="http://schemas.openxmlformats.org/drawingml/2006/wordprocessingDrawing" xmlns:w10="urn:schemas-microsoft-com:office:word" xmlns:w="http://schemas.openxmlformats.org/wordprocessingml/2006/main" xmlns:w14="http://schemas.microsoft.com/office/word/2010/wordml" xmlns:w15="http://schemas.microsoft.com/office/word/2012/wordml" xmlns:wne="http://schemas.microsoft.com/office/word/2006/wordml" xmlns:wpg="http://schemas.microsoft.com/office/word/2010/wordprocessingGroup" xmlns:wpi="http://schemas.microsoft.com/office/word/2010/wordprocessingInk" xmlns:wps="http://schemas.microsoft.com/office/word/2010/wordprocessingShape" mc:Ignorable="w14 w15 wp14">
+<w:numbering xmlns:wpc="http://schemas.microsoft.com/office/word/2010/wordprocessingCanvas" xmlns:mc="http://schemas.openxmlformats.org/markup-compatibility/2006" xmlns:o="urn:schemas-microsoft-com:office:office" xmlns:r="http://schemas.openxmlformats.org/officeDocument/2006/relationships" xmlns:m="http://schemas.openxmlformats.org/officeDocument/2006/math" xmlns:v="urn:schemas-microsoft-com:vml" xmlns:wp14="http://schemas.microsoft.com/office/word/2010/wordprocessingDrawing" xmlns:wp="http://schemas.openxmlformats.org/drawingml/2006/wordprocessingDrawing" xmlns:w10="urn:schemas-microsoft-com:office:word" xmlns:w="http://schemas.openxmlformats.org/wordprocessingml/2006/main" xmlns:w14="http://schemas.microsoft.com/office/word/2010/wordml" xmlns:wpg="http://schemas.microsoft.com/office/word/2010/wordprocessingGroup" xmlns:wpi="http://schemas.microsoft.com/office/word/2010/wordprocessingInk" xmlns:wne="http://schemas.microsoft.com/office/word/2006/wordml" xmlns:wps="http://schemas.microsoft.com/office/word/2010/wordprocessingShape" xmlns:wpsCustomData="http://www.wps.cn/officeDocument/2013/wpsCustomData" mc:Ignorable="w14 wp14">
   <w:abstractNum w:abstractNumId="0">
     <w:nsid w:val="8E964DCE"/>
     <w:multiLevelType w:val="multilevel"/>
     <w:tmpl w:val="8E964DCE"/>
-    <w:lvl w:ilvl="0">
+    <w:lvl w:ilvl="0" w:tentative="0">
       <w:start w:val="1"/>
       <w:numFmt w:val="decimal"/>
-      <w:pStyle w:val="Heading1"/>
+      <w:pStyle w:val="2"/>
       <w:lvlText w:val="%1."/>
       <w:lvlJc w:val="left"/>
       <w:pPr>
@@ -3755,10 +3786,10 @@
         <w:rFonts w:hint="default"/>
       </w:rPr>
     </w:lvl>
-    <w:lvl w:ilvl="1">
+    <w:lvl w:ilvl="1" w:tentative="0">
       <w:start w:val="1"/>
       <w:numFmt w:val="decimal"/>
-      <w:pStyle w:val="Heading2"/>
+      <w:pStyle w:val="3"/>
       <w:lvlText w:val="%1.%2."/>
       <w:lvlJc w:val="left"/>
       <w:pPr>
@@ -3768,10 +3799,10 @@
         <w:rFonts w:hint="default"/>
       </w:rPr>
     </w:lvl>
-    <w:lvl w:ilvl="2">
+    <w:lvl w:ilvl="2" w:tentative="0">
       <w:start w:val="1"/>
       <w:numFmt w:val="decimal"/>
-      <w:pStyle w:val="Heading3"/>
+      <w:pStyle w:val="4"/>
       <w:lvlText w:val="%1.%2.%3."/>
       <w:lvlJc w:val="left"/>
       <w:pPr>
@@ -3781,10 +3812,10 @@
         <w:rFonts w:hint="default"/>
       </w:rPr>
     </w:lvl>
-    <w:lvl w:ilvl="3">
+    <w:lvl w:ilvl="3" w:tentative="0">
       <w:start w:val="1"/>
       <w:numFmt w:val="decimal"/>
-      <w:pStyle w:val="Heading4"/>
+      <w:pStyle w:val="5"/>
       <w:lvlText w:val="%1.%2.%3.%4."/>
       <w:lvlJc w:val="left"/>
       <w:pPr>
@@ -3794,10 +3825,10 @@
         <w:rFonts w:hint="default"/>
       </w:rPr>
     </w:lvl>
-    <w:lvl w:ilvl="4">
+    <w:lvl w:ilvl="4" w:tentative="0">
       <w:start w:val="1"/>
       <w:numFmt w:val="decimal"/>
-      <w:pStyle w:val="Heading5"/>
+      <w:pStyle w:val="6"/>
       <w:lvlText w:val="%1.%2.%3.%4.%5."/>
       <w:lvlJc w:val="left"/>
       <w:pPr>
@@ -3807,10 +3838,10 @@
         <w:rFonts w:hint="default"/>
       </w:rPr>
     </w:lvl>
-    <w:lvl w:ilvl="5">
+    <w:lvl w:ilvl="5" w:tentative="0">
       <w:start w:val="1"/>
       <w:numFmt w:val="decimal"/>
-      <w:pStyle w:val="Heading6"/>
+      <w:pStyle w:val="7"/>
       <w:lvlText w:val="%1.%2.%3.%4.%5.%6."/>
       <w:lvlJc w:val="left"/>
       <w:pPr>
@@ -3820,10 +3851,10 @@
         <w:rFonts w:hint="default"/>
       </w:rPr>
     </w:lvl>
-    <w:lvl w:ilvl="6">
+    <w:lvl w:ilvl="6" w:tentative="0">
       <w:start w:val="1"/>
       <w:numFmt w:val="decimal"/>
-      <w:pStyle w:val="Heading7"/>
+      <w:pStyle w:val="8"/>
       <w:lvlText w:val="%1.%2.%3.%4.%5.%6.%7."/>
       <w:lvlJc w:val="left"/>
       <w:pPr>
@@ -3833,10 +3864,10 @@
         <w:rFonts w:hint="default"/>
       </w:rPr>
     </w:lvl>
-    <w:lvl w:ilvl="7">
+    <w:lvl w:ilvl="7" w:tentative="0">
       <w:start w:val="1"/>
       <w:numFmt w:val="decimal"/>
-      <w:pStyle w:val="Heading8"/>
+      <w:pStyle w:val="9"/>
       <w:lvlText w:val="%1.%2.%3.%4.%5.%6.%7.%8."/>
       <w:lvlJc w:val="left"/>
       <w:pPr>
@@ -3846,10 +3877,10 @@
         <w:rFonts w:hint="default"/>
       </w:rPr>
     </w:lvl>
-    <w:lvl w:ilvl="8">
+    <w:lvl w:ilvl="8" w:tentative="0">
       <w:start w:val="1"/>
       <w:numFmt w:val="decimal"/>
-      <w:pStyle w:val="Heading9"/>
+      <w:pStyle w:val="10"/>
       <w:lvlText w:val="%1.%2.%3.%4.%5.%6.%7.%8.%9."/>
       <w:lvlJc w:val="left"/>
       <w:pPr>
@@ -3864,7 +3895,7 @@
     <w:nsid w:val="A286689B"/>
     <w:multiLevelType w:val="singleLevel"/>
     <w:tmpl w:val="A286689B"/>
-    <w:lvl w:ilvl="0">
+    <w:lvl w:ilvl="0" w:tentative="0">
       <w:start w:val="1"/>
       <w:numFmt w:val="decimal"/>
       <w:lvlText w:val="%1."/>
@@ -3881,7 +3912,7 @@
     <w:nsid w:val="D7DB57CC"/>
     <w:multiLevelType w:val="singleLevel"/>
     <w:tmpl w:val="D7DB57CC"/>
-    <w:lvl w:ilvl="0">
+    <w:lvl w:ilvl="0" w:tentative="0">
       <w:start w:val="1"/>
       <w:numFmt w:val="decimal"/>
       <w:lvlText w:val="%1."/>
@@ -3898,7 +3929,7 @@
     <w:nsid w:val="F9539CF3"/>
     <w:multiLevelType w:val="singleLevel"/>
     <w:tmpl w:val="F9539CF3"/>
-    <w:lvl w:ilvl="0">
+    <w:lvl w:ilvl="0" w:tentative="0">
       <w:start w:val="1"/>
       <w:numFmt w:val="decimal"/>
       <w:lvlText w:val="%1."/>
@@ -3915,7 +3946,7 @@
     <w:nsid w:val="0B284C1D"/>
     <w:multiLevelType w:val="singleLevel"/>
     <w:tmpl w:val="0B284C1D"/>
-    <w:lvl w:ilvl="0">
+    <w:lvl w:ilvl="0" w:tentative="0">
       <w:start w:val="1"/>
       <w:numFmt w:val="decimal"/>
       <w:lvlText w:val="%1."/>
@@ -3932,7 +3963,7 @@
     <w:nsid w:val="28C883C4"/>
     <w:multiLevelType w:val="singleLevel"/>
     <w:tmpl w:val="28C883C4"/>
-    <w:lvl w:ilvl="0">
+    <w:lvl w:ilvl="0" w:tentative="0">
       <w:start w:val="1"/>
       <w:numFmt w:val="decimal"/>
       <w:lvlText w:val="(%1)"/>
@@ -3952,7 +3983,7 @@
     <w:nsid w:val="42914AA9"/>
     <w:multiLevelType w:val="singleLevel"/>
     <w:tmpl w:val="42914AA9"/>
-    <w:lvl w:ilvl="0">
+    <w:lvl w:ilvl="0" w:tentative="0">
       <w:start w:val="1"/>
       <w:numFmt w:val="decimal"/>
       <w:lvlText w:val="%1."/>
@@ -3969,7 +4000,7 @@
     <w:nsid w:val="5D665BE7"/>
     <w:multiLevelType w:val="singleLevel"/>
     <w:tmpl w:val="5D665BE7"/>
-    <w:lvl w:ilvl="0">
+    <w:lvl w:ilvl="0" w:tentative="0">
       <w:start w:val="1"/>
       <w:numFmt w:val="decimal"/>
       <w:lvlText w:val="%1."/>
@@ -3986,7 +4017,7 @@
     <w:nsid w:val="60B5DFAC"/>
     <w:multiLevelType w:val="singleLevel"/>
     <w:tmpl w:val="60B5DFAC"/>
-    <w:lvl w:ilvl="0">
+    <w:lvl w:ilvl="0" w:tentative="0">
       <w:start w:val="1"/>
       <w:numFmt w:val="decimal"/>
       <w:lvlText w:val="%1."/>
@@ -4003,7 +4034,7 @@
     <w:nsid w:val="6C18698D"/>
     <w:multiLevelType w:val="singleLevel"/>
     <w:tmpl w:val="6C18698D"/>
-    <w:lvl w:ilvl="0">
+    <w:lvl w:ilvl="0" w:tentative="0">
       <w:start w:val="1"/>
       <w:numFmt w:val="decimal"/>
       <w:lvlText w:val="%1."/>
@@ -4050,267 +4081,269 @@
 </file>
 
 <file path=word/styles.xml><?xml version="1.0" encoding="utf-8"?>
-<w:styles xmlns:mc="http://schemas.openxmlformats.org/markup-compatibility/2006" xmlns:r="http://schemas.openxmlformats.org/officeDocument/2006/relationships" xmlns:w="http://schemas.openxmlformats.org/wordprocessingml/2006/main" xmlns:w14="http://schemas.microsoft.com/office/word/2010/wordml" xmlns:w15="http://schemas.microsoft.com/office/word/2012/wordml" mc:Ignorable="w14 w15">
+<w:styles xmlns:mc="http://schemas.openxmlformats.org/markup-compatibility/2006" xmlns:o="urn:schemas-microsoft-com:office:office" xmlns:r="http://schemas.openxmlformats.org/officeDocument/2006/relationships" xmlns:m="http://schemas.openxmlformats.org/officeDocument/2006/math" xmlns:v="urn:schemas-microsoft-com:vml" xmlns:w="http://schemas.openxmlformats.org/wordprocessingml/2006/main" xmlns:w14="http://schemas.microsoft.com/office/word/2010/wordml" xmlns:w10="urn:schemas-microsoft-com:office:word" xmlns:sl="http://schemas.openxmlformats.org/schemaLibrary/2006/main" xmlns:wpsCustomData="http://www.wps.cn/officeDocument/2013/wpsCustomData" mc:Ignorable="w14">
   <w:docDefaults>
     <w:rPrDefault>
       <w:rPr>
-        <w:rFonts w:ascii="Times New Roman" w:eastAsia="宋体" w:hAnsi="Times New Roman" w:cs="Times New Roman"/>
+        <w:rFonts w:ascii="Times New Roman" w:hAnsi="Times New Roman" w:eastAsia="宋体" w:cs="Times New Roman"/>
       </w:rPr>
     </w:rPrDefault>
     <w:pPrDefault/>
   </w:docDefaults>
-  <w:latentStyles w:defLockedState="0" w:defUIPriority="99" w:defSemiHidden="1" w:defUnhideWhenUsed="1" w:defQFormat="0" w:count="260">
-    <w:lsdException w:name="Normal" w:semiHidden="0" w:uiPriority="0" w:unhideWhenUsed="0" w:qFormat="1"/>
-    <w:lsdException w:name="heading 1" w:semiHidden="0" w:uiPriority="0" w:unhideWhenUsed="0" w:qFormat="1"/>
-    <w:lsdException w:name="heading 2" w:semiHidden="0" w:uiPriority="0" w:qFormat="1"/>
-    <w:lsdException w:name="heading 3" w:uiPriority="0" w:qFormat="1"/>
-    <w:lsdException w:name="heading 4" w:semiHidden="0" w:uiPriority="0" w:qFormat="1"/>
-    <w:lsdException w:name="heading 5" w:uiPriority="0" w:qFormat="1"/>
-    <w:lsdException w:name="heading 6" w:uiPriority="0" w:qFormat="1"/>
-    <w:lsdException w:name="heading 7" w:uiPriority="0" w:qFormat="1"/>
-    <w:lsdException w:name="heading 8" w:uiPriority="0" w:qFormat="1"/>
-    <w:lsdException w:name="heading 9" w:uiPriority="0" w:qFormat="1"/>
-    <w:lsdException w:name="index 1" w:semiHidden="0" w:uiPriority="0" w:unhideWhenUsed="0"/>
-    <w:lsdException w:name="index 2" w:semiHidden="0" w:uiPriority="0" w:unhideWhenUsed="0"/>
-    <w:lsdException w:name="index 3" w:semiHidden="0" w:uiPriority="0" w:unhideWhenUsed="0"/>
-    <w:lsdException w:name="index 4" w:semiHidden="0" w:uiPriority="0" w:unhideWhenUsed="0"/>
-    <w:lsdException w:name="index 5" w:semiHidden="0" w:uiPriority="0" w:unhideWhenUsed="0"/>
-    <w:lsdException w:name="index 6" w:semiHidden="0" w:uiPriority="0" w:unhideWhenUsed="0"/>
-    <w:lsdException w:name="index 7" w:semiHidden="0" w:uiPriority="0" w:unhideWhenUsed="0"/>
-    <w:lsdException w:name="index 8" w:semiHidden="0" w:uiPriority="0" w:unhideWhenUsed="0"/>
-    <w:lsdException w:name="index 9" w:semiHidden="0" w:uiPriority="0" w:unhideWhenUsed="0"/>
-    <w:lsdException w:name="toc 1" w:semiHidden="0" w:uiPriority="0" w:unhideWhenUsed="0" w:qFormat="1"/>
-    <w:lsdException w:name="toc 2" w:semiHidden="0" w:uiPriority="0" w:unhideWhenUsed="0" w:qFormat="1"/>
-    <w:lsdException w:name="toc 3" w:semiHidden="0" w:uiPriority="0" w:unhideWhenUsed="0" w:qFormat="1"/>
-    <w:lsdException w:name="toc 4" w:semiHidden="0" w:uiPriority="0" w:unhideWhenUsed="0"/>
-    <w:lsdException w:name="toc 5" w:semiHidden="0" w:uiPriority="0" w:unhideWhenUsed="0"/>
-    <w:lsdException w:name="toc 6" w:semiHidden="0" w:uiPriority="0" w:unhideWhenUsed="0"/>
-    <w:lsdException w:name="toc 7" w:semiHidden="0" w:uiPriority="0" w:unhideWhenUsed="0"/>
-    <w:lsdException w:name="toc 8" w:semiHidden="0" w:uiPriority="0" w:unhideWhenUsed="0"/>
-    <w:lsdException w:name="toc 9" w:semiHidden="0" w:uiPriority="0" w:unhideWhenUsed="0"/>
-    <w:lsdException w:name="Normal Indent" w:semiHidden="0" w:uiPriority="0" w:unhideWhenUsed="0"/>
-    <w:lsdException w:name="footnote text" w:semiHidden="0" w:uiPriority="0" w:unhideWhenUsed="0"/>
-    <w:lsdException w:name="annotation text" w:semiHidden="0" w:uiPriority="0" w:unhideWhenUsed="0" w:qFormat="1"/>
-    <w:lsdException w:name="header" w:semiHidden="0" w:uiPriority="0" w:unhideWhenUsed="0" w:qFormat="1"/>
-    <w:lsdException w:name="footer" w:semiHidden="0" w:uiPriority="0" w:unhideWhenUsed="0" w:qFormat="1"/>
-    <w:lsdException w:name="index heading" w:semiHidden="0" w:uiPriority="0" w:unhideWhenUsed="0"/>
-    <w:lsdException w:name="caption" w:uiPriority="0" w:qFormat="1"/>
-    <w:lsdException w:name="table of figures" w:semiHidden="0" w:uiPriority="0" w:unhideWhenUsed="0"/>
-    <w:lsdException w:name="envelope address" w:semiHidden="0" w:uiPriority="0" w:unhideWhenUsed="0"/>
-    <w:lsdException w:name="envelope return" w:semiHidden="0" w:uiPriority="0" w:unhideWhenUsed="0"/>
-    <w:lsdException w:name="footnote reference" w:semiHidden="0" w:uiPriority="0" w:unhideWhenUsed="0"/>
-    <w:lsdException w:name="annotation reference" w:semiHidden="0" w:uiPriority="0" w:unhideWhenUsed="0"/>
-    <w:lsdException w:name="line number" w:semiHidden="0" w:uiPriority="0" w:unhideWhenUsed="0"/>
-    <w:lsdException w:name="page number" w:semiHidden="0" w:uiPriority="0" w:unhideWhenUsed="0"/>
-    <w:lsdException w:name="endnote reference" w:semiHidden="0" w:uiPriority="0" w:unhideWhenUsed="0"/>
-    <w:lsdException w:name="endnote text" w:semiHidden="0" w:uiPriority="0" w:unhideWhenUsed="0"/>
-    <w:lsdException w:name="table of authorities" w:semiHidden="0" w:uiPriority="0" w:unhideWhenUsed="0"/>
-    <w:lsdException w:name="macro" w:semiHidden="0" w:uiPriority="0" w:unhideWhenUsed="0"/>
-    <w:lsdException w:name="toa heading" w:semiHidden="0" w:uiPriority="0" w:unhideWhenUsed="0"/>
-    <w:lsdException w:name="List" w:semiHidden="0" w:uiPriority="0" w:unhideWhenUsed="0"/>
-    <w:lsdException w:name="List Bullet" w:semiHidden="0" w:uiPriority="0" w:unhideWhenUsed="0"/>
-    <w:lsdException w:name="List Number" w:semiHidden="0" w:uiPriority="0" w:unhideWhenUsed="0"/>
-    <w:lsdException w:name="List 2" w:semiHidden="0" w:uiPriority="0" w:unhideWhenUsed="0"/>
-    <w:lsdException w:name="List 3" w:semiHidden="0" w:uiPriority="0" w:unhideWhenUsed="0"/>
-    <w:lsdException w:name="List 4" w:semiHidden="0" w:uiPriority="0" w:unhideWhenUsed="0"/>
-    <w:lsdException w:name="List 5" w:semiHidden="0" w:uiPriority="0" w:unhideWhenUsed="0"/>
-    <w:lsdException w:name="List Bullet 2" w:semiHidden="0" w:uiPriority="0" w:unhideWhenUsed="0"/>
-    <w:lsdException w:name="List Bullet 3" w:semiHidden="0" w:uiPriority="0" w:unhideWhenUsed="0"/>
-    <w:lsdException w:name="List Bullet 4" w:semiHidden="0" w:uiPriority="0" w:unhideWhenUsed="0"/>
-    <w:lsdException w:name="List Bullet 5" w:semiHidden="0" w:uiPriority="0" w:unhideWhenUsed="0"/>
-    <w:lsdException w:name="List Number 2" w:semiHidden="0" w:uiPriority="0" w:unhideWhenUsed="0"/>
-    <w:lsdException w:name="List Number 3" w:semiHidden="0" w:uiPriority="0" w:unhideWhenUsed="0"/>
-    <w:lsdException w:name="List Number 4" w:semiHidden="0" w:uiPriority="0" w:unhideWhenUsed="0"/>
-    <w:lsdException w:name="List Number 5" w:semiHidden="0" w:uiPriority="0" w:unhideWhenUsed="0"/>
-    <w:lsdException w:name="Title" w:semiHidden="0" w:uiPriority="0" w:unhideWhenUsed="0" w:qFormat="1"/>
-    <w:lsdException w:name="Closing" w:semiHidden="0" w:uiPriority="0" w:unhideWhenUsed="0"/>
-    <w:lsdException w:name="Signature" w:semiHidden="0" w:uiPriority="0" w:unhideWhenUsed="0"/>
-    <w:lsdException w:name="Default Paragraph Font" w:uiPriority="0" w:unhideWhenUsed="0" w:qFormat="1"/>
-    <w:lsdException w:name="Body Text" w:uiPriority="0" w:unhideWhenUsed="0" w:qFormat="1"/>
-    <w:lsdException w:name="Body Text Indent" w:semiHidden="0" w:uiPriority="0" w:unhideWhenUsed="0"/>
-    <w:lsdException w:name="List Continue" w:semiHidden="0" w:uiPriority="0" w:unhideWhenUsed="0"/>
-    <w:lsdException w:name="List Continue 2" w:semiHidden="0" w:uiPriority="0" w:unhideWhenUsed="0"/>
-    <w:lsdException w:name="List Continue 3" w:semiHidden="0" w:uiPriority="0" w:unhideWhenUsed="0"/>
-    <w:lsdException w:name="List Continue 4" w:semiHidden="0" w:uiPriority="0" w:unhideWhenUsed="0"/>
-    <w:lsdException w:name="List Continue 5" w:semiHidden="0" w:uiPriority="0" w:unhideWhenUsed="0"/>
-    <w:lsdException w:name="Message Header" w:semiHidden="0" w:uiPriority="0" w:unhideWhenUsed="0"/>
-    <w:lsdException w:name="Subtitle" w:semiHidden="0" w:uiPriority="0" w:unhideWhenUsed="0" w:qFormat="1"/>
-    <w:lsdException w:name="Salutation" w:semiHidden="0" w:uiPriority="0" w:unhideWhenUsed="0"/>
-    <w:lsdException w:name="Date" w:semiHidden="0" w:uiPriority="0" w:unhideWhenUsed="0"/>
-    <w:lsdException w:name="Body Text First Indent" w:semiHidden="0" w:uiPriority="0" w:unhideWhenUsed="0"/>
-    <w:lsdException w:name="Body Text First Indent 2" w:semiHidden="0" w:uiPriority="0" w:unhideWhenUsed="0"/>
-    <w:lsdException w:name="Body Text 2" w:semiHidden="0" w:uiPriority="0" w:unhideWhenUsed="0"/>
-    <w:lsdException w:name="Body Text 3" w:semiHidden="0" w:uiPriority="0" w:unhideWhenUsed="0"/>
-    <w:lsdException w:name="Body Text Indent 2" w:semiHidden="0" w:uiPriority="0" w:unhideWhenUsed="0"/>
-    <w:lsdException w:name="Body Text Indent 3" w:semiHidden="0" w:uiPriority="0" w:unhideWhenUsed="0"/>
-    <w:lsdException w:name="Block Text" w:semiHidden="0" w:uiPriority="0" w:unhideWhenUsed="0"/>
-    <w:lsdException w:name="Hyperlink" w:semiHidden="0" w:uiPriority="0" w:unhideWhenUsed="0"/>
-    <w:lsdException w:name="FollowedHyperlink" w:semiHidden="0" w:uiPriority="0" w:unhideWhenUsed="0"/>
-    <w:lsdException w:name="Strong" w:semiHidden="0" w:uiPriority="0" w:unhideWhenUsed="0" w:qFormat="1"/>
-    <w:lsdException w:name="Emphasis" w:semiHidden="0" w:uiPriority="0" w:unhideWhenUsed="0" w:qFormat="1"/>
-    <w:lsdException w:name="Document Map" w:semiHidden="0" w:uiPriority="0" w:unhideWhenUsed="0"/>
-    <w:lsdException w:name="Plain Text" w:semiHidden="0" w:uiPriority="0" w:unhideWhenUsed="0"/>
-    <w:lsdException w:name="E-mail Signature" w:semiHidden="0" w:uiPriority="0" w:unhideWhenUsed="0"/>
-    <w:lsdException w:name="Normal (Web)" w:semiHidden="0" w:uiPriority="0" w:unhideWhenUsed="0" w:qFormat="1"/>
-    <w:lsdException w:name="HTML Acronym" w:semiHidden="0" w:uiPriority="0" w:unhideWhenUsed="0"/>
-    <w:lsdException w:name="HTML Address" w:semiHidden="0" w:uiPriority="0" w:unhideWhenUsed="0"/>
-    <w:lsdException w:name="HTML Cite" w:semiHidden="0" w:uiPriority="0" w:unhideWhenUsed="0"/>
-    <w:lsdException w:name="HTML Code" w:semiHidden="0" w:uiPriority="0" w:unhideWhenUsed="0"/>
-    <w:lsdException w:name="HTML Definition" w:semiHidden="0" w:uiPriority="0" w:unhideWhenUsed="0"/>
-    <w:lsdException w:name="HTML Keyboard" w:semiHidden="0" w:uiPriority="0" w:unhideWhenUsed="0"/>
-    <w:lsdException w:name="HTML Preformatted" w:semiHidden="0" w:uiPriority="0" w:unhideWhenUsed="0"/>
-    <w:lsdException w:name="HTML Sample" w:semiHidden="0" w:uiPriority="0" w:unhideWhenUsed="0"/>
-    <w:lsdException w:name="HTML Typewriter" w:semiHidden="0" w:uiPriority="0" w:unhideWhenUsed="0"/>
-    <w:lsdException w:name="HTML Variable" w:semiHidden="0" w:uiPriority="0" w:unhideWhenUsed="0"/>
-    <w:lsdException w:name="Normal Table" w:uiPriority="0" w:unhideWhenUsed="0" w:qFormat="1"/>
-    <w:lsdException w:name="annotation subject" w:semiHidden="0" w:uiPriority="0" w:unhideWhenUsed="0"/>
-    <w:lsdException w:name="Table Simple 1" w:semiHidden="0" w:uiPriority="0" w:unhideWhenUsed="0"/>
-    <w:lsdException w:name="Table Simple 2" w:semiHidden="0" w:uiPriority="0" w:unhideWhenUsed="0"/>
-    <w:lsdException w:name="Table Simple 3" w:semiHidden="0" w:uiPriority="0" w:unhideWhenUsed="0"/>
-    <w:lsdException w:name="Table Classic 1" w:semiHidden="0" w:uiPriority="0" w:unhideWhenUsed="0"/>
-    <w:lsdException w:name="Table Classic 2" w:semiHidden="0" w:uiPriority="0" w:unhideWhenUsed="0"/>
-    <w:lsdException w:name="Table Classic 3" w:semiHidden="0" w:uiPriority="0" w:unhideWhenUsed="0"/>
-    <w:lsdException w:name="Table Classic 4" w:semiHidden="0" w:uiPriority="0" w:unhideWhenUsed="0"/>
-    <w:lsdException w:name="Table Colorful 1" w:semiHidden="0" w:uiPriority="0" w:unhideWhenUsed="0"/>
-    <w:lsdException w:name="Table Colorful 2" w:semiHidden="0" w:uiPriority="0" w:unhideWhenUsed="0"/>
-    <w:lsdException w:name="Table Colorful 3" w:semiHidden="0" w:uiPriority="0" w:unhideWhenUsed="0"/>
-    <w:lsdException w:name="Table Columns 1" w:semiHidden="0" w:uiPriority="0" w:unhideWhenUsed="0"/>
-    <w:lsdException w:name="Table Columns 2" w:semiHidden="0" w:uiPriority="0" w:unhideWhenUsed="0"/>
-    <w:lsdException w:name="Table Columns 3" w:semiHidden="0" w:uiPriority="0" w:unhideWhenUsed="0"/>
-    <w:lsdException w:name="Table Columns 4" w:semiHidden="0" w:uiPriority="0" w:unhideWhenUsed="0"/>
-    <w:lsdException w:name="Table Columns 5" w:semiHidden="0" w:uiPriority="0" w:unhideWhenUsed="0"/>
-    <w:lsdException w:name="Table Grid 1" w:semiHidden="0" w:uiPriority="0" w:unhideWhenUsed="0"/>
-    <w:lsdException w:name="Table Grid 2" w:semiHidden="0" w:uiPriority="0" w:unhideWhenUsed="0"/>
-    <w:lsdException w:name="Table Grid 3" w:semiHidden="0" w:uiPriority="0" w:unhideWhenUsed="0"/>
-    <w:lsdException w:name="Table Grid 4" w:semiHidden="0" w:uiPriority="0" w:unhideWhenUsed="0"/>
-    <w:lsdException w:name="Table Grid 5" w:semiHidden="0" w:uiPriority="0" w:unhideWhenUsed="0"/>
-    <w:lsdException w:name="Table Grid 6" w:semiHidden="0" w:uiPriority="0" w:unhideWhenUsed="0"/>
-    <w:lsdException w:name="Table Grid 7" w:semiHidden="0" w:uiPriority="0" w:unhideWhenUsed="0"/>
-    <w:lsdException w:name="Table Grid 8" w:semiHidden="0" w:uiPriority="0" w:unhideWhenUsed="0"/>
-    <w:lsdException w:name="Table List 1" w:semiHidden="0" w:uiPriority="0" w:unhideWhenUsed="0"/>
-    <w:lsdException w:name="Table List 2" w:semiHidden="0" w:uiPriority="0" w:unhideWhenUsed="0"/>
-    <w:lsdException w:name="Table List 3" w:semiHidden="0" w:uiPriority="0" w:unhideWhenUsed="0"/>
-    <w:lsdException w:name="Table List 4" w:semiHidden="0" w:uiPriority="0" w:unhideWhenUsed="0"/>
-    <w:lsdException w:name="Table List 5" w:semiHidden="0" w:uiPriority="0" w:unhideWhenUsed="0"/>
-    <w:lsdException w:name="Table List 6" w:semiHidden="0" w:uiPriority="0" w:unhideWhenUsed="0"/>
-    <w:lsdException w:name="Table List 7" w:semiHidden="0" w:uiPriority="0" w:unhideWhenUsed="0"/>
-    <w:lsdException w:name="Table List 8" w:semiHidden="0" w:uiPriority="0" w:unhideWhenUsed="0"/>
-    <w:lsdException w:name="Table 3D effects 1" w:semiHidden="0" w:uiPriority="0" w:unhideWhenUsed="0"/>
-    <w:lsdException w:name="Table 3D effects 2" w:semiHidden="0" w:uiPriority="0" w:unhideWhenUsed="0"/>
-    <w:lsdException w:name="Table 3D effects 3" w:semiHidden="0" w:uiPriority="0" w:unhideWhenUsed="0"/>
-    <w:lsdException w:name="Table Contemporary" w:semiHidden="0" w:uiPriority="0" w:unhideWhenUsed="0"/>
-    <w:lsdException w:name="Table Elegant" w:semiHidden="0" w:uiPriority="0" w:unhideWhenUsed="0"/>
-    <w:lsdException w:name="Table Professional" w:semiHidden="0" w:uiPriority="0" w:unhideWhenUsed="0"/>
-    <w:lsdException w:name="Table Subtle 1" w:semiHidden="0" w:uiPriority="0" w:unhideWhenUsed="0"/>
-    <w:lsdException w:name="Table Subtle 2" w:semiHidden="0" w:uiPriority="0" w:unhideWhenUsed="0"/>
-    <w:lsdException w:name="Table Web 1" w:semiHidden="0" w:uiPriority="0" w:unhideWhenUsed="0"/>
-    <w:lsdException w:name="Table Web 2" w:semiHidden="0" w:uiPriority="0" w:unhideWhenUsed="0"/>
-    <w:lsdException w:name="Table Web 3" w:semiHidden="0" w:uiPriority="0" w:unhideWhenUsed="0"/>
-    <w:lsdException w:name="Balloon Text" w:semiHidden="0" w:uiPriority="0" w:unhideWhenUsed="0"/>
-    <w:lsdException w:name="Table Grid" w:semiHidden="0" w:uiPriority="0" w:unhideWhenUsed="0" w:qFormat="1"/>
-    <w:lsdException w:name="Table Theme" w:semiHidden="0" w:uiPriority="0" w:unhideWhenUsed="0"/>
-    <w:lsdException w:name="Light Shading" w:semiHidden="0" w:uiPriority="60" w:unhideWhenUsed="0"/>
-    <w:lsdException w:name="Light List" w:semiHidden="0" w:uiPriority="61" w:unhideWhenUsed="0"/>
-    <w:lsdException w:name="Light Grid" w:semiHidden="0" w:uiPriority="62" w:unhideWhenUsed="0"/>
-    <w:lsdException w:name="Medium Shading 1" w:semiHidden="0" w:uiPriority="63" w:unhideWhenUsed="0"/>
-    <w:lsdException w:name="Medium Shading 2" w:semiHidden="0" w:uiPriority="64" w:unhideWhenUsed="0"/>
-    <w:lsdException w:name="Medium List 1" w:semiHidden="0" w:uiPriority="65" w:unhideWhenUsed="0"/>
-    <w:lsdException w:name="Medium List 2" w:semiHidden="0" w:uiPriority="66" w:unhideWhenUsed="0"/>
-    <w:lsdException w:name="Medium Grid 1" w:semiHidden="0" w:uiPriority="67" w:unhideWhenUsed="0"/>
-    <w:lsdException w:name="Medium Grid 2" w:semiHidden="0" w:uiPriority="68" w:unhideWhenUsed="0"/>
-    <w:lsdException w:name="Medium Grid 3" w:semiHidden="0" w:uiPriority="69" w:unhideWhenUsed="0"/>
-    <w:lsdException w:name="Dark List" w:semiHidden="0" w:uiPriority="70" w:unhideWhenUsed="0"/>
-    <w:lsdException w:name="Colorful Shading" w:semiHidden="0" w:uiPriority="71" w:unhideWhenUsed="0"/>
-    <w:lsdException w:name="Colorful List" w:semiHidden="0" w:uiPriority="72" w:unhideWhenUsed="0"/>
-    <w:lsdException w:name="Colorful Grid" w:semiHidden="0" w:uiPriority="73" w:unhideWhenUsed="0"/>
-    <w:lsdException w:name="Light Shading Accent 1" w:semiHidden="0" w:uiPriority="60" w:unhideWhenUsed="0"/>
-    <w:lsdException w:name="Light List Accent 1" w:semiHidden="0" w:uiPriority="61" w:unhideWhenUsed="0"/>
-    <w:lsdException w:name="Light Grid Accent 1" w:semiHidden="0" w:uiPriority="62" w:unhideWhenUsed="0"/>
-    <w:lsdException w:name="Medium Shading 1 Accent 1" w:semiHidden="0" w:uiPriority="63" w:unhideWhenUsed="0"/>
-    <w:lsdException w:name="Medium Shading 2 Accent 1" w:semiHidden="0" w:uiPriority="64" w:unhideWhenUsed="0"/>
-    <w:lsdException w:name="Medium List 1 Accent 1" w:semiHidden="0" w:uiPriority="65" w:unhideWhenUsed="0"/>
-    <w:lsdException w:name="Medium List 2 Accent 1" w:semiHidden="0" w:uiPriority="66" w:unhideWhenUsed="0"/>
-    <w:lsdException w:name="Medium Grid 1 Accent 1" w:semiHidden="0" w:uiPriority="67" w:unhideWhenUsed="0"/>
-    <w:lsdException w:name="Medium Grid 2 Accent 1" w:semiHidden="0" w:uiPriority="68" w:unhideWhenUsed="0"/>
-    <w:lsdException w:name="Medium Grid 3 Accent 1" w:semiHidden="0" w:uiPriority="69" w:unhideWhenUsed="0"/>
-    <w:lsdException w:name="Dark List Accent 1" w:semiHidden="0" w:uiPriority="70" w:unhideWhenUsed="0"/>
-    <w:lsdException w:name="Colorful Shading Accent 1" w:semiHidden="0" w:uiPriority="71" w:unhideWhenUsed="0"/>
-    <w:lsdException w:name="Colorful List Accent 1" w:semiHidden="0" w:uiPriority="72" w:unhideWhenUsed="0"/>
-    <w:lsdException w:name="Colorful Grid Accent 1" w:semiHidden="0" w:uiPriority="73" w:unhideWhenUsed="0"/>
-    <w:lsdException w:name="Light Shading Accent 2" w:semiHidden="0" w:uiPriority="60" w:unhideWhenUsed="0"/>
-    <w:lsdException w:name="Light List Accent 2" w:semiHidden="0" w:uiPriority="61" w:unhideWhenUsed="0"/>
-    <w:lsdException w:name="Light Grid Accent 2" w:semiHidden="0" w:uiPriority="62" w:unhideWhenUsed="0"/>
-    <w:lsdException w:name="Medium Shading 1 Accent 2" w:semiHidden="0" w:uiPriority="63" w:unhideWhenUsed="0"/>
-    <w:lsdException w:name="Medium Shading 2 Accent 2" w:semiHidden="0" w:uiPriority="64" w:unhideWhenUsed="0"/>
-    <w:lsdException w:name="Medium List 1 Accent 2" w:semiHidden="0" w:uiPriority="65" w:unhideWhenUsed="0"/>
-    <w:lsdException w:name="Medium List 2 Accent 2" w:semiHidden="0" w:uiPriority="66" w:unhideWhenUsed="0"/>
-    <w:lsdException w:name="Medium Grid 1 Accent 2" w:semiHidden="0" w:uiPriority="67" w:unhideWhenUsed="0"/>
-    <w:lsdException w:name="Medium Grid 2 Accent 2" w:semiHidden="0" w:uiPriority="68" w:unhideWhenUsed="0"/>
-    <w:lsdException w:name="Medium Grid 3 Accent 2" w:semiHidden="0" w:uiPriority="69" w:unhideWhenUsed="0"/>
-    <w:lsdException w:name="Dark List Accent 2" w:semiHidden="0" w:uiPriority="70" w:unhideWhenUsed="0"/>
-    <w:lsdException w:name="Colorful Shading Accent 2" w:semiHidden="0" w:uiPriority="71" w:unhideWhenUsed="0"/>
-    <w:lsdException w:name="Colorful List Accent 2" w:semiHidden="0" w:uiPriority="72" w:unhideWhenUsed="0"/>
-    <w:lsdException w:name="Colorful Grid Accent 2" w:semiHidden="0" w:uiPriority="73" w:unhideWhenUsed="0"/>
-    <w:lsdException w:name="Light Shading Accent 3" w:semiHidden="0" w:uiPriority="60" w:unhideWhenUsed="0"/>
-    <w:lsdException w:name="Light List Accent 3" w:semiHidden="0" w:uiPriority="61" w:unhideWhenUsed="0"/>
-    <w:lsdException w:name="Light Grid Accent 3" w:semiHidden="0" w:uiPriority="62" w:unhideWhenUsed="0"/>
-    <w:lsdException w:name="Medium Shading 1 Accent 3" w:semiHidden="0" w:uiPriority="63" w:unhideWhenUsed="0"/>
-    <w:lsdException w:name="Medium Shading 2 Accent 3" w:semiHidden="0" w:uiPriority="64" w:unhideWhenUsed="0"/>
-    <w:lsdException w:name="Medium List 1 Accent 3" w:semiHidden="0" w:uiPriority="65" w:unhideWhenUsed="0"/>
-    <w:lsdException w:name="Medium List 2 Accent 3" w:semiHidden="0" w:uiPriority="66" w:unhideWhenUsed="0"/>
-    <w:lsdException w:name="Medium Grid 1 Accent 3" w:semiHidden="0" w:uiPriority="67" w:unhideWhenUsed="0"/>
-    <w:lsdException w:name="Medium Grid 2 Accent 3" w:semiHidden="0" w:uiPriority="68" w:unhideWhenUsed="0"/>
-    <w:lsdException w:name="Medium Grid 3 Accent 3" w:semiHidden="0" w:uiPriority="69" w:unhideWhenUsed="0"/>
-    <w:lsdException w:name="Dark List Accent 3" w:semiHidden="0" w:uiPriority="70" w:unhideWhenUsed="0"/>
-    <w:lsdException w:name="Colorful Shading Accent 3" w:semiHidden="0" w:uiPriority="71" w:unhideWhenUsed="0"/>
-    <w:lsdException w:name="Colorful List Accent 3" w:semiHidden="0" w:uiPriority="72" w:unhideWhenUsed="0"/>
-    <w:lsdException w:name="Colorful Grid Accent 3" w:semiHidden="0" w:uiPriority="73" w:unhideWhenUsed="0"/>
-    <w:lsdException w:name="Light Shading Accent 4" w:semiHidden="0" w:uiPriority="60" w:unhideWhenUsed="0"/>
-    <w:lsdException w:name="Light List Accent 4" w:semiHidden="0" w:uiPriority="61" w:unhideWhenUsed="0"/>
-    <w:lsdException w:name="Light Grid Accent 4" w:semiHidden="0" w:uiPriority="62" w:unhideWhenUsed="0"/>
-    <w:lsdException w:name="Medium Shading 1 Accent 4" w:semiHidden="0" w:uiPriority="63" w:unhideWhenUsed="0"/>
-    <w:lsdException w:name="Medium Shading 2 Accent 4" w:semiHidden="0" w:uiPriority="64" w:unhideWhenUsed="0"/>
-    <w:lsdException w:name="Medium List 1 Accent 4" w:semiHidden="0" w:uiPriority="65" w:unhideWhenUsed="0"/>
-    <w:lsdException w:name="Medium List 2 Accent 4" w:semiHidden="0" w:uiPriority="66" w:unhideWhenUsed="0"/>
-    <w:lsdException w:name="Medium Grid 1 Accent 4" w:semiHidden="0" w:uiPriority="67" w:unhideWhenUsed="0"/>
-    <w:lsdException w:name="Medium Grid 2 Accent 4" w:semiHidden="0" w:uiPriority="68" w:unhideWhenUsed="0"/>
-    <w:lsdException w:name="Medium Grid 3 Accent 4" w:semiHidden="0" w:uiPriority="69" w:unhideWhenUsed="0"/>
-    <w:lsdException w:name="Dark List Accent 4" w:semiHidden="0" w:uiPriority="70" w:unhideWhenUsed="0"/>
-    <w:lsdException w:name="Colorful Shading Accent 4" w:semiHidden="0" w:uiPriority="71" w:unhideWhenUsed="0"/>
-    <w:lsdException w:name="Colorful List Accent 4" w:semiHidden="0" w:uiPriority="72" w:unhideWhenUsed="0"/>
-    <w:lsdException w:name="Colorful Grid Accent 4" w:semiHidden="0" w:uiPriority="73" w:unhideWhenUsed="0"/>
-    <w:lsdException w:name="Light Shading Accent 5" w:semiHidden="0" w:uiPriority="60" w:unhideWhenUsed="0"/>
-    <w:lsdException w:name="Light List Accent 5" w:semiHidden="0" w:uiPriority="61" w:unhideWhenUsed="0"/>
-    <w:lsdException w:name="Light Grid Accent 5" w:semiHidden="0" w:uiPriority="62" w:unhideWhenUsed="0"/>
-    <w:lsdException w:name="Medium Shading 1 Accent 5" w:semiHidden="0" w:uiPriority="63" w:unhideWhenUsed="0"/>
-    <w:lsdException w:name="Medium Shading 2 Accent 5" w:semiHidden="0" w:uiPriority="64" w:unhideWhenUsed="0"/>
-    <w:lsdException w:name="Medium List 1 Accent 5" w:semiHidden="0" w:uiPriority="65" w:unhideWhenUsed="0"/>
-    <w:lsdException w:name="Medium List 2 Accent 5" w:semiHidden="0" w:uiPriority="66" w:unhideWhenUsed="0"/>
-    <w:lsdException w:name="Medium Grid 1 Accent 5" w:semiHidden="0" w:uiPriority="67" w:unhideWhenUsed="0"/>
-    <w:lsdException w:name="Medium Grid 2 Accent 5" w:semiHidden="0" w:uiPriority="68" w:unhideWhenUsed="0"/>
-    <w:lsdException w:name="Medium Grid 3 Accent 5" w:semiHidden="0" w:uiPriority="69" w:unhideWhenUsed="0"/>
-    <w:lsdException w:name="Dark List Accent 5" w:semiHidden="0" w:uiPriority="70" w:unhideWhenUsed="0"/>
-    <w:lsdException w:name="Colorful Shading Accent 5" w:semiHidden="0" w:uiPriority="71" w:unhideWhenUsed="0"/>
-    <w:lsdException w:name="Colorful List Accent 5" w:semiHidden="0" w:uiPriority="72" w:unhideWhenUsed="0"/>
-    <w:lsdException w:name="Colorful Grid Accent 5" w:semiHidden="0" w:uiPriority="73" w:unhideWhenUsed="0"/>
-    <w:lsdException w:name="Light Shading Accent 6" w:semiHidden="0" w:uiPriority="60" w:unhideWhenUsed="0"/>
-    <w:lsdException w:name="Light List Accent 6" w:semiHidden="0" w:uiPriority="61" w:unhideWhenUsed="0"/>
-    <w:lsdException w:name="Light Grid Accent 6" w:semiHidden="0" w:uiPriority="62" w:unhideWhenUsed="0"/>
-    <w:lsdException w:name="Medium Shading 1 Accent 6" w:semiHidden="0" w:uiPriority="63" w:unhideWhenUsed="0"/>
-    <w:lsdException w:name="Medium Shading 2 Accent 6" w:semiHidden="0" w:uiPriority="64" w:unhideWhenUsed="0"/>
-    <w:lsdException w:name="Medium List 1 Accent 6" w:semiHidden="0" w:uiPriority="65" w:unhideWhenUsed="0"/>
-    <w:lsdException w:name="Medium List 2 Accent 6" w:semiHidden="0" w:uiPriority="66" w:unhideWhenUsed="0"/>
-    <w:lsdException w:name="Medium Grid 1 Accent 6" w:semiHidden="0" w:uiPriority="67" w:unhideWhenUsed="0"/>
-    <w:lsdException w:name="Medium Grid 2 Accent 6" w:semiHidden="0" w:uiPriority="68" w:unhideWhenUsed="0"/>
-    <w:lsdException w:name="Medium Grid 3 Accent 6" w:semiHidden="0" w:uiPriority="69" w:unhideWhenUsed="0"/>
-    <w:lsdException w:name="Dark List Accent 6" w:semiHidden="0" w:uiPriority="70" w:unhideWhenUsed="0"/>
-    <w:lsdException w:name="Colorful Shading Accent 6" w:semiHidden="0" w:uiPriority="71" w:unhideWhenUsed="0"/>
-    <w:lsdException w:name="Colorful List Accent 6" w:semiHidden="0" w:uiPriority="72" w:unhideWhenUsed="0"/>
-    <w:lsdException w:name="Colorful Grid Accent 6" w:semiHidden="0" w:uiPriority="73" w:unhideWhenUsed="0"/>
+  <w:latentStyles w:count="260" w:defQFormat="0" w:defUnhideWhenUsed="1" w:defSemiHidden="1" w:defUIPriority="99" w:defLockedState="0">
+    <w:lsdException w:qFormat="1" w:unhideWhenUsed="0" w:uiPriority="0" w:semiHidden="0" w:name="Normal"/>
+    <w:lsdException w:qFormat="1" w:unhideWhenUsed="0" w:uiPriority="0" w:semiHidden="0" w:name="heading 1"/>
+    <w:lsdException w:qFormat="1" w:uiPriority="0" w:semiHidden="0" w:name="heading 2"/>
+    <w:lsdException w:qFormat="1" w:uiPriority="0" w:name="heading 3"/>
+    <w:lsdException w:qFormat="1" w:uiPriority="0" w:semiHidden="0" w:name="heading 4"/>
+    <w:lsdException w:qFormat="1" w:uiPriority="0" w:name="heading 5"/>
+    <w:lsdException w:qFormat="1" w:uiPriority="0" w:name="heading 6"/>
+    <w:lsdException w:qFormat="1" w:uiPriority="0" w:name="heading 7"/>
+    <w:lsdException w:qFormat="1" w:uiPriority="0" w:name="heading 8"/>
+    <w:lsdException w:qFormat="1" w:uiPriority="0" w:name="heading 9"/>
+    <w:lsdException w:unhideWhenUsed="0" w:uiPriority="0" w:semiHidden="0" w:name="index 1"/>
+    <w:lsdException w:unhideWhenUsed="0" w:uiPriority="0" w:semiHidden="0" w:name="index 2"/>
+    <w:lsdException w:unhideWhenUsed="0" w:uiPriority="0" w:semiHidden="0" w:name="index 3"/>
+    <w:lsdException w:unhideWhenUsed="0" w:uiPriority="0" w:semiHidden="0" w:name="index 4"/>
+    <w:lsdException w:unhideWhenUsed="0" w:uiPriority="0" w:semiHidden="0" w:name="index 5"/>
+    <w:lsdException w:unhideWhenUsed="0" w:uiPriority="0" w:semiHidden="0" w:name="index 6"/>
+    <w:lsdException w:unhideWhenUsed="0" w:uiPriority="0" w:semiHidden="0" w:name="index 7"/>
+    <w:lsdException w:unhideWhenUsed="0" w:uiPriority="0" w:semiHidden="0" w:name="index 8"/>
+    <w:lsdException w:unhideWhenUsed="0" w:uiPriority="0" w:semiHidden="0" w:name="index 9"/>
+    <w:lsdException w:qFormat="1" w:unhideWhenUsed="0" w:uiPriority="0" w:semiHidden="0" w:name="toc 1"/>
+    <w:lsdException w:qFormat="1" w:unhideWhenUsed="0" w:uiPriority="0" w:semiHidden="0" w:name="toc 2"/>
+    <w:lsdException w:qFormat="1" w:unhideWhenUsed="0" w:uiPriority="0" w:semiHidden="0" w:name="toc 3"/>
+    <w:lsdException w:unhideWhenUsed="0" w:uiPriority="0" w:semiHidden="0" w:name="toc 4"/>
+    <w:lsdException w:unhideWhenUsed="0" w:uiPriority="0" w:semiHidden="0" w:name="toc 5"/>
+    <w:lsdException w:unhideWhenUsed="0" w:uiPriority="0" w:semiHidden="0" w:name="toc 6"/>
+    <w:lsdException w:unhideWhenUsed="0" w:uiPriority="0" w:semiHidden="0" w:name="toc 7"/>
+    <w:lsdException w:unhideWhenUsed="0" w:uiPriority="0" w:semiHidden="0" w:name="toc 8"/>
+    <w:lsdException w:unhideWhenUsed="0" w:uiPriority="0" w:semiHidden="0" w:name="toc 9"/>
+    <w:lsdException w:unhideWhenUsed="0" w:uiPriority="0" w:semiHidden="0" w:name="Normal Indent"/>
+    <w:lsdException w:unhideWhenUsed="0" w:uiPriority="0" w:semiHidden="0" w:name="footnote text"/>
+    <w:lsdException w:qFormat="1" w:unhideWhenUsed="0" w:uiPriority="0" w:semiHidden="0" w:name="annotation text"/>
+    <w:lsdException w:qFormat="1" w:unhideWhenUsed="0" w:uiPriority="0" w:semiHidden="0" w:name="header"/>
+    <w:lsdException w:qFormat="1" w:unhideWhenUsed="0" w:uiPriority="0" w:semiHidden="0" w:name="footer"/>
+    <w:lsdException w:unhideWhenUsed="0" w:uiPriority="0" w:semiHidden="0" w:name="index heading"/>
+    <w:lsdException w:qFormat="1" w:uiPriority="0" w:name="caption"/>
+    <w:lsdException w:unhideWhenUsed="0" w:uiPriority="0" w:semiHidden="0" w:name="table of figures"/>
+    <w:lsdException w:unhideWhenUsed="0" w:uiPriority="0" w:semiHidden="0" w:name="envelope address"/>
+    <w:lsdException w:unhideWhenUsed="0" w:uiPriority="0" w:semiHidden="0" w:name="envelope return"/>
+    <w:lsdException w:unhideWhenUsed="0" w:uiPriority="0" w:semiHidden="0" w:name="footnote reference"/>
+    <w:lsdException w:unhideWhenUsed="0" w:uiPriority="0" w:semiHidden="0" w:name="annotation reference"/>
+    <w:lsdException w:unhideWhenUsed="0" w:uiPriority="0" w:semiHidden="0" w:name="line number"/>
+    <w:lsdException w:unhideWhenUsed="0" w:uiPriority="0" w:semiHidden="0" w:name="page number"/>
+    <w:lsdException w:unhideWhenUsed="0" w:uiPriority="0" w:semiHidden="0" w:name="endnote reference"/>
+    <w:lsdException w:unhideWhenUsed="0" w:uiPriority="0" w:semiHidden="0" w:name="endnote text"/>
+    <w:lsdException w:unhideWhenUsed="0" w:uiPriority="0" w:semiHidden="0" w:name="table of authorities"/>
+    <w:lsdException w:unhideWhenUsed="0" w:uiPriority="0" w:semiHidden="0" w:name="macro"/>
+    <w:lsdException w:unhideWhenUsed="0" w:uiPriority="0" w:semiHidden="0" w:name="toa heading"/>
+    <w:lsdException w:unhideWhenUsed="0" w:uiPriority="0" w:semiHidden="0" w:name="List"/>
+    <w:lsdException w:unhideWhenUsed="0" w:uiPriority="0" w:semiHidden="0" w:name="List Bullet"/>
+    <w:lsdException w:unhideWhenUsed="0" w:uiPriority="0" w:semiHidden="0" w:name="List Number"/>
+    <w:lsdException w:unhideWhenUsed="0" w:uiPriority="0" w:semiHidden="0" w:name="List 2"/>
+    <w:lsdException w:unhideWhenUsed="0" w:uiPriority="0" w:semiHidden="0" w:name="List 3"/>
+    <w:lsdException w:unhideWhenUsed="0" w:uiPriority="0" w:semiHidden="0" w:name="List 4"/>
+    <w:lsdException w:unhideWhenUsed="0" w:uiPriority="0" w:semiHidden="0" w:name="List 5"/>
+    <w:lsdException w:unhideWhenUsed="0" w:uiPriority="0" w:semiHidden="0" w:name="List Bullet 2"/>
+    <w:lsdException w:unhideWhenUsed="0" w:uiPriority="0" w:semiHidden="0" w:name="List Bullet 3"/>
+    <w:lsdException w:unhideWhenUsed="0" w:uiPriority="0" w:semiHidden="0" w:name="List Bullet 4"/>
+    <w:lsdException w:unhideWhenUsed="0" w:uiPriority="0" w:semiHidden="0" w:name="List Bullet 5"/>
+    <w:lsdException w:unhideWhenUsed="0" w:uiPriority="0" w:semiHidden="0" w:name="List Number 2"/>
+    <w:lsdException w:unhideWhenUsed="0" w:uiPriority="0" w:semiHidden="0" w:name="List Number 3"/>
+    <w:lsdException w:unhideWhenUsed="0" w:uiPriority="0" w:semiHidden="0" w:name="List Number 4"/>
+    <w:lsdException w:unhideWhenUsed="0" w:uiPriority="0" w:semiHidden="0" w:name="List Number 5"/>
+    <w:lsdException w:qFormat="1" w:unhideWhenUsed="0" w:uiPriority="0" w:semiHidden="0" w:name="Title"/>
+    <w:lsdException w:unhideWhenUsed="0" w:uiPriority="0" w:semiHidden="0" w:name="Closing"/>
+    <w:lsdException w:unhideWhenUsed="0" w:uiPriority="0" w:semiHidden="0" w:name="Signature"/>
+    <w:lsdException w:qFormat="1" w:unhideWhenUsed="0" w:uiPriority="0" w:name="Default Paragraph Font"/>
+    <w:lsdException w:qFormat="1" w:unhideWhenUsed="0" w:uiPriority="0" w:name="Body Text"/>
+    <w:lsdException w:unhideWhenUsed="0" w:uiPriority="0" w:semiHidden="0" w:name="Body Text Indent"/>
+    <w:lsdException w:unhideWhenUsed="0" w:uiPriority="0" w:semiHidden="0" w:name="List Continue"/>
+    <w:lsdException w:unhideWhenUsed="0" w:uiPriority="0" w:semiHidden="0" w:name="List Continue 2"/>
+    <w:lsdException w:unhideWhenUsed="0" w:uiPriority="0" w:semiHidden="0" w:name="List Continue 3"/>
+    <w:lsdException w:unhideWhenUsed="0" w:uiPriority="0" w:semiHidden="0" w:name="List Continue 4"/>
+    <w:lsdException w:unhideWhenUsed="0" w:uiPriority="0" w:semiHidden="0" w:name="List Continue 5"/>
+    <w:lsdException w:unhideWhenUsed="0" w:uiPriority="0" w:semiHidden="0" w:name="Message Header"/>
+    <w:lsdException w:qFormat="1" w:unhideWhenUsed="0" w:uiPriority="0" w:semiHidden="0" w:name="Subtitle"/>
+    <w:lsdException w:unhideWhenUsed="0" w:uiPriority="0" w:semiHidden="0" w:name="Salutation"/>
+    <w:lsdException w:unhideWhenUsed="0" w:uiPriority="0" w:semiHidden="0" w:name="Date"/>
+    <w:lsdException w:unhideWhenUsed="0" w:uiPriority="0" w:semiHidden="0" w:name="Body Text First Indent"/>
+    <w:lsdException w:unhideWhenUsed="0" w:uiPriority="0" w:semiHidden="0" w:name="Body Text First Indent 2"/>
+    <w:lsdException w:uiPriority="99" w:name="Note Heading"/>
+    <w:lsdException w:unhideWhenUsed="0" w:uiPriority="0" w:semiHidden="0" w:name="Body Text 2"/>
+    <w:lsdException w:unhideWhenUsed="0" w:uiPriority="0" w:semiHidden="0" w:name="Body Text 3"/>
+    <w:lsdException w:unhideWhenUsed="0" w:uiPriority="0" w:semiHidden="0" w:name="Body Text Indent 2"/>
+    <w:lsdException w:unhideWhenUsed="0" w:uiPriority="0" w:semiHidden="0" w:name="Body Text Indent 3"/>
+    <w:lsdException w:unhideWhenUsed="0" w:uiPriority="0" w:semiHidden="0" w:name="Block Text"/>
+    <w:lsdException w:unhideWhenUsed="0" w:uiPriority="0" w:semiHidden="0" w:name="Hyperlink"/>
+    <w:lsdException w:unhideWhenUsed="0" w:uiPriority="0" w:semiHidden="0" w:name="FollowedHyperlink"/>
+    <w:lsdException w:qFormat="1" w:unhideWhenUsed="0" w:uiPriority="0" w:semiHidden="0" w:name="Strong"/>
+    <w:lsdException w:qFormat="1" w:unhideWhenUsed="0" w:uiPriority="0" w:semiHidden="0" w:name="Emphasis"/>
+    <w:lsdException w:unhideWhenUsed="0" w:uiPriority="0" w:semiHidden="0" w:name="Document Map"/>
+    <w:lsdException w:unhideWhenUsed="0" w:uiPriority="0" w:semiHidden="0" w:name="Plain Text"/>
+    <w:lsdException w:unhideWhenUsed="0" w:uiPriority="0" w:semiHidden="0" w:name="E-mail Signature"/>
+    <w:lsdException w:qFormat="1" w:unhideWhenUsed="0" w:uiPriority="0" w:semiHidden="0" w:name="Normal (Web)"/>
+    <w:lsdException w:unhideWhenUsed="0" w:uiPriority="0" w:semiHidden="0" w:name="HTML Acronym"/>
+    <w:lsdException w:unhideWhenUsed="0" w:uiPriority="0" w:semiHidden="0" w:name="HTML Address"/>
+    <w:lsdException w:unhideWhenUsed="0" w:uiPriority="0" w:semiHidden="0" w:name="HTML Cite"/>
+    <w:lsdException w:unhideWhenUsed="0" w:uiPriority="0" w:semiHidden="0" w:name="HTML Code"/>
+    <w:lsdException w:unhideWhenUsed="0" w:uiPriority="0" w:semiHidden="0" w:name="HTML Definition"/>
+    <w:lsdException w:unhideWhenUsed="0" w:uiPriority="0" w:semiHidden="0" w:name="HTML Keyboard"/>
+    <w:lsdException w:unhideWhenUsed="0" w:uiPriority="0" w:semiHidden="0" w:name="HTML Preformatted"/>
+    <w:lsdException w:unhideWhenUsed="0" w:uiPriority="0" w:semiHidden="0" w:name="HTML Sample"/>
+    <w:lsdException w:unhideWhenUsed="0" w:uiPriority="0" w:semiHidden="0" w:name="HTML Typewriter"/>
+    <w:lsdException w:unhideWhenUsed="0" w:uiPriority="0" w:semiHidden="0" w:name="HTML Variable"/>
+    <w:lsdException w:qFormat="1" w:unhideWhenUsed="0" w:uiPriority="0" w:name="Normal Table"/>
+    <w:lsdException w:unhideWhenUsed="0" w:uiPriority="0" w:semiHidden="0" w:name="annotation subject"/>
+    <w:lsdException w:unhideWhenUsed="0" w:uiPriority="0" w:semiHidden="0" w:name="Table Simple 1"/>
+    <w:lsdException w:unhideWhenUsed="0" w:uiPriority="0" w:semiHidden="0" w:name="Table Simple 2"/>
+    <w:lsdException w:unhideWhenUsed="0" w:uiPriority="0" w:semiHidden="0" w:name="Table Simple 3"/>
+    <w:lsdException w:unhideWhenUsed="0" w:uiPriority="0" w:semiHidden="0" w:name="Table Classic 1"/>
+    <w:lsdException w:unhideWhenUsed="0" w:uiPriority="0" w:semiHidden="0" w:name="Table Classic 2"/>
+    <w:lsdException w:unhideWhenUsed="0" w:uiPriority="0" w:semiHidden="0" w:name="Table Classic 3"/>
+    <w:lsdException w:unhideWhenUsed="0" w:uiPriority="0" w:semiHidden="0" w:name="Table Classic 4"/>
+    <w:lsdException w:unhideWhenUsed="0" w:uiPriority="0" w:semiHidden="0" w:name="Table Colorful 1"/>
+    <w:lsdException w:unhideWhenUsed="0" w:uiPriority="0" w:semiHidden="0" w:name="Table Colorful 2"/>
+    <w:lsdException w:unhideWhenUsed="0" w:uiPriority="0" w:semiHidden="0" w:name="Table Colorful 3"/>
+    <w:lsdException w:unhideWhenUsed="0" w:uiPriority="0" w:semiHidden="0" w:name="Table Columns 1"/>
+    <w:lsdException w:unhideWhenUsed="0" w:uiPriority="0" w:semiHidden="0" w:name="Table Columns 2"/>
+    <w:lsdException w:unhideWhenUsed="0" w:uiPriority="0" w:semiHidden="0" w:name="Table Columns 3"/>
+    <w:lsdException w:unhideWhenUsed="0" w:uiPriority="0" w:semiHidden="0" w:name="Table Columns 4"/>
+    <w:lsdException w:unhideWhenUsed="0" w:uiPriority="0" w:semiHidden="0" w:name="Table Columns 5"/>
+    <w:lsdException w:unhideWhenUsed="0" w:uiPriority="0" w:semiHidden="0" w:name="Table Grid 1"/>
+    <w:lsdException w:unhideWhenUsed="0" w:uiPriority="0" w:semiHidden="0" w:name="Table Grid 2"/>
+    <w:lsdException w:unhideWhenUsed="0" w:uiPriority="0" w:semiHidden="0" w:name="Table Grid 3"/>
+    <w:lsdException w:unhideWhenUsed="0" w:uiPriority="0" w:semiHidden="0" w:name="Table Grid 4"/>
+    <w:lsdException w:unhideWhenUsed="0" w:uiPriority="0" w:semiHidden="0" w:name="Table Grid 5"/>
+    <w:lsdException w:unhideWhenUsed="0" w:uiPriority="0" w:semiHidden="0" w:name="Table Grid 6"/>
+    <w:lsdException w:unhideWhenUsed="0" w:uiPriority="0" w:semiHidden="0" w:name="Table Grid 7"/>
+    <w:lsdException w:unhideWhenUsed="0" w:uiPriority="0" w:semiHidden="0" w:name="Table Grid 8"/>
+    <w:lsdException w:unhideWhenUsed="0" w:uiPriority="0" w:semiHidden="0" w:name="Table List 1"/>
+    <w:lsdException w:unhideWhenUsed="0" w:uiPriority="0" w:semiHidden="0" w:name="Table List 2"/>
+    <w:lsdException w:unhideWhenUsed="0" w:uiPriority="0" w:semiHidden="0" w:name="Table List 3"/>
+    <w:lsdException w:unhideWhenUsed="0" w:uiPriority="0" w:semiHidden="0" w:name="Table List 4"/>
+    <w:lsdException w:unhideWhenUsed="0" w:uiPriority="0" w:semiHidden="0" w:name="Table List 5"/>
+    <w:lsdException w:unhideWhenUsed="0" w:uiPriority="0" w:semiHidden="0" w:name="Table List 6"/>
+    <w:lsdException w:unhideWhenUsed="0" w:uiPriority="0" w:semiHidden="0" w:name="Table List 7"/>
+    <w:lsdException w:unhideWhenUsed="0" w:uiPriority="0" w:semiHidden="0" w:name="Table List 8"/>
+    <w:lsdException w:unhideWhenUsed="0" w:uiPriority="0" w:semiHidden="0" w:name="Table 3D effects 1"/>
+    <w:lsdException w:unhideWhenUsed="0" w:uiPriority="0" w:semiHidden="0" w:name="Table 3D effects 2"/>
+    <w:lsdException w:unhideWhenUsed="0" w:uiPriority="0" w:semiHidden="0" w:name="Table 3D effects 3"/>
+    <w:lsdException w:unhideWhenUsed="0" w:uiPriority="0" w:semiHidden="0" w:name="Table Contemporary"/>
+    <w:lsdException w:unhideWhenUsed="0" w:uiPriority="0" w:semiHidden="0" w:name="Table Elegant"/>
+    <w:lsdException w:unhideWhenUsed="0" w:uiPriority="0" w:semiHidden="0" w:name="Table Professional"/>
+    <w:lsdException w:unhideWhenUsed="0" w:uiPriority="0" w:semiHidden="0" w:name="Table Subtle 1"/>
+    <w:lsdException w:unhideWhenUsed="0" w:uiPriority="0" w:semiHidden="0" w:name="Table Subtle 2"/>
+    <w:lsdException w:unhideWhenUsed="0" w:uiPriority="0" w:semiHidden="0" w:name="Table Web 1"/>
+    <w:lsdException w:unhideWhenUsed="0" w:uiPriority="0" w:semiHidden="0" w:name="Table Web 2"/>
+    <w:lsdException w:unhideWhenUsed="0" w:uiPriority="0" w:semiHidden="0" w:name="Table Web 3"/>
+    <w:lsdException w:unhideWhenUsed="0" w:uiPriority="0" w:semiHidden="0" w:name="Balloon Text"/>
+    <w:lsdException w:qFormat="1" w:unhideWhenUsed="0" w:uiPriority="0" w:semiHidden="0" w:name="Table Grid"/>
+    <w:lsdException w:unhideWhenUsed="0" w:uiPriority="0" w:semiHidden="0" w:name="Table Theme"/>
+    <w:lsdException w:unhideWhenUsed="0" w:uiPriority="60" w:semiHidden="0" w:name="Light Shading"/>
+    <w:lsdException w:unhideWhenUsed="0" w:uiPriority="61" w:semiHidden="0" w:name="Light List"/>
+    <w:lsdException w:unhideWhenUsed="0" w:uiPriority="62" w:semiHidden="0" w:name="Light Grid"/>
+    <w:lsdException w:unhideWhenUsed="0" w:uiPriority="63" w:semiHidden="0" w:name="Medium Shading 1"/>
+    <w:lsdException w:unhideWhenUsed="0" w:uiPriority="64" w:semiHidden="0" w:name="Medium Shading 2"/>
+    <w:lsdException w:unhideWhenUsed="0" w:uiPriority="65" w:semiHidden="0" w:name="Medium List 1"/>
+    <w:lsdException w:unhideWhenUsed="0" w:uiPriority="66" w:semiHidden="0" w:name="Medium List 2"/>
+    <w:lsdException w:unhideWhenUsed="0" w:uiPriority="67" w:semiHidden="0" w:name="Medium Grid 1"/>
+    <w:lsdException w:unhideWhenUsed="0" w:uiPriority="68" w:semiHidden="0" w:name="Medium Grid 2"/>
+    <w:lsdException w:unhideWhenUsed="0" w:uiPriority="69" w:semiHidden="0" w:name="Medium Grid 3"/>
+    <w:lsdException w:unhideWhenUsed="0" w:uiPriority="70" w:semiHidden="0" w:name="Dark List"/>
+    <w:lsdException w:unhideWhenUsed="0" w:uiPriority="71" w:semiHidden="0" w:name="Colorful Shading"/>
+    <w:lsdException w:unhideWhenUsed="0" w:uiPriority="72" w:semiHidden="0" w:name="Colorful List"/>
+    <w:lsdException w:unhideWhenUsed="0" w:uiPriority="73" w:semiHidden="0" w:name="Colorful Grid"/>
+    <w:lsdException w:unhideWhenUsed="0" w:uiPriority="60" w:semiHidden="0" w:name="Light Shading Accent 1"/>
+    <w:lsdException w:unhideWhenUsed="0" w:uiPriority="61" w:semiHidden="0" w:name="Light List Accent 1"/>
+    <w:lsdException w:unhideWhenUsed="0" w:uiPriority="62" w:semiHidden="0" w:name="Light Grid Accent 1"/>
+    <w:lsdException w:unhideWhenUsed="0" w:uiPriority="63" w:semiHidden="0" w:name="Medium Shading 1 Accent 1"/>
+    <w:lsdException w:unhideWhenUsed="0" w:uiPriority="64" w:semiHidden="0" w:name="Medium Shading 2 Accent 1"/>
+    <w:lsdException w:unhideWhenUsed="0" w:uiPriority="65" w:semiHidden="0" w:name="Medium List 1 Accent 1"/>
+    <w:lsdException w:unhideWhenUsed="0" w:uiPriority="66" w:semiHidden="0" w:name="Medium List 2 Accent 1"/>
+    <w:lsdException w:unhideWhenUsed="0" w:uiPriority="67" w:semiHidden="0" w:name="Medium Grid 1 Accent 1"/>
+    <w:lsdException w:unhideWhenUsed="0" w:uiPriority="68" w:semiHidden="0" w:name="Medium Grid 2 Accent 1"/>
+    <w:lsdException w:unhideWhenUsed="0" w:uiPriority="69" w:semiHidden="0" w:name="Medium Grid 3 Accent 1"/>
+    <w:lsdException w:unhideWhenUsed="0" w:uiPriority="70" w:semiHidden="0" w:name="Dark List Accent 1"/>
+    <w:lsdException w:unhideWhenUsed="0" w:uiPriority="71" w:semiHidden="0" w:name="Colorful Shading Accent 1"/>
+    <w:lsdException w:unhideWhenUsed="0" w:uiPriority="72" w:semiHidden="0" w:name="Colorful List Accent 1"/>
+    <w:lsdException w:unhideWhenUsed="0" w:uiPriority="73" w:semiHidden="0" w:name="Colorful Grid Accent 1"/>
+    <w:lsdException w:unhideWhenUsed="0" w:uiPriority="60" w:semiHidden="0" w:name="Light Shading Accent 2"/>
+    <w:lsdException w:unhideWhenUsed="0" w:uiPriority="61" w:semiHidden="0" w:name="Light List Accent 2"/>
+    <w:lsdException w:unhideWhenUsed="0" w:uiPriority="62" w:semiHidden="0" w:name="Light Grid Accent 2"/>
+    <w:lsdException w:unhideWhenUsed="0" w:uiPriority="63" w:semiHidden="0" w:name="Medium Shading 1 Accent 2"/>
+    <w:lsdException w:unhideWhenUsed="0" w:uiPriority="64" w:semiHidden="0" w:name="Medium Shading 2 Accent 2"/>
+    <w:lsdException w:unhideWhenUsed="0" w:uiPriority="65" w:semiHidden="0" w:name="Medium List 1 Accent 2"/>
+    <w:lsdException w:unhideWhenUsed="0" w:uiPriority="66" w:semiHidden="0" w:name="Medium List 2 Accent 2"/>
+    <w:lsdException w:unhideWhenUsed="0" w:uiPriority="67" w:semiHidden="0" w:name="Medium Grid 1 Accent 2"/>
+    <w:lsdException w:unhideWhenUsed="0" w:uiPriority="68" w:semiHidden="0" w:name="Medium Grid 2 Accent 2"/>
+    <w:lsdException w:unhideWhenUsed="0" w:uiPriority="69" w:semiHidden="0" w:name="Medium Grid 3 Accent 2"/>
+    <w:lsdException w:unhideWhenUsed="0" w:uiPriority="70" w:semiHidden="0" w:name="Dark List Accent 2"/>
+    <w:lsdException w:unhideWhenUsed="0" w:uiPriority="71" w:semiHidden="0" w:name="Colorful Shading Accent 2"/>
+    <w:lsdException w:unhideWhenUsed="0" w:uiPriority="72" w:semiHidden="0" w:name="Colorful List Accent 2"/>
+    <w:lsdException w:unhideWhenUsed="0" w:uiPriority="73" w:semiHidden="0" w:name="Colorful Grid Accent 2"/>
+    <w:lsdException w:unhideWhenUsed="0" w:uiPriority="60" w:semiHidden="0" w:name="Light Shading Accent 3"/>
+    <w:lsdException w:unhideWhenUsed="0" w:uiPriority="61" w:semiHidden="0" w:name="Light List Accent 3"/>
+    <w:lsdException w:unhideWhenUsed="0" w:uiPriority="62" w:semiHidden="0" w:name="Light Grid Accent 3"/>
+    <w:lsdException w:unhideWhenUsed="0" w:uiPriority="63" w:semiHidden="0" w:name="Medium Shading 1 Accent 3"/>
+    <w:lsdException w:unhideWhenUsed="0" w:uiPriority="64" w:semiHidden="0" w:name="Medium Shading 2 Accent 3"/>
+    <w:lsdException w:unhideWhenUsed="0" w:uiPriority="65" w:semiHidden="0" w:name="Medium List 1 Accent 3"/>
+    <w:lsdException w:unhideWhenUsed="0" w:uiPriority="66" w:semiHidden="0" w:name="Medium List 2 Accent 3"/>
+    <w:lsdException w:unhideWhenUsed="0" w:uiPriority="67" w:semiHidden="0" w:name="Medium Grid 1 Accent 3"/>
+    <w:lsdException w:unhideWhenUsed="0" w:uiPriority="68" w:semiHidden="0" w:name="Medium Grid 2 Accent 3"/>
+    <w:lsdException w:unhideWhenUsed="0" w:uiPriority="69" w:semiHidden="0" w:name="Medium Grid 3 Accent 3"/>
+    <w:lsdException w:unhideWhenUsed="0" w:uiPriority="70" w:semiHidden="0" w:name="Dark List Accent 3"/>
+    <w:lsdException w:unhideWhenUsed="0" w:uiPriority="71" w:semiHidden="0" w:name="Colorful Shading Accent 3"/>
+    <w:lsdException w:unhideWhenUsed="0" w:uiPriority="72" w:semiHidden="0" w:name="Colorful List Accent 3"/>
+    <w:lsdException w:unhideWhenUsed="0" w:uiPriority="73" w:semiHidden="0" w:name="Colorful Grid Accent 3"/>
+    <w:lsdException w:unhideWhenUsed="0" w:uiPriority="60" w:semiHidden="0" w:name="Light Shading Accent 4"/>
+    <w:lsdException w:unhideWhenUsed="0" w:uiPriority="61" w:semiHidden="0" w:name="Light List Accent 4"/>
+    <w:lsdException w:unhideWhenUsed="0" w:uiPriority="62" w:semiHidden="0" w:name="Light Grid Accent 4"/>
+    <w:lsdException w:unhideWhenUsed="0" w:uiPriority="63" w:semiHidden="0" w:name="Medium Shading 1 Accent 4"/>
+    <w:lsdException w:unhideWhenUsed="0" w:uiPriority="64" w:semiHidden="0" w:name="Medium Shading 2 Accent 4"/>
+    <w:lsdException w:unhideWhenUsed="0" w:uiPriority="65" w:semiHidden="0" w:name="Medium List 1 Accent 4"/>
+    <w:lsdException w:unhideWhenUsed="0" w:uiPriority="66" w:semiHidden="0" w:name="Medium List 2 Accent 4"/>
+    <w:lsdException w:unhideWhenUsed="0" w:uiPriority="67" w:semiHidden="0" w:name="Medium Grid 1 Accent 4"/>
+    <w:lsdException w:unhideWhenUsed="0" w:uiPriority="68" w:semiHidden="0" w:name="Medium Grid 2 Accent 4"/>
+    <w:lsdException w:unhideWhenUsed="0" w:uiPriority="69" w:semiHidden="0" w:name="Medium Grid 3 Accent 4"/>
+    <w:lsdException w:unhideWhenUsed="0" w:uiPriority="70" w:semiHidden="0" w:name="Dark List Accent 4"/>
+    <w:lsdException w:unhideWhenUsed="0" w:uiPriority="71" w:semiHidden="0" w:name="Colorful Shading Accent 4"/>
+    <w:lsdException w:unhideWhenUsed="0" w:uiPriority="72" w:semiHidden="0" w:name="Colorful List Accent 4"/>
+    <w:lsdException w:unhideWhenUsed="0" w:uiPriority="73" w:semiHidden="0" w:name="Colorful Grid Accent 4"/>
+    <w:lsdException w:unhideWhenUsed="0" w:uiPriority="60" w:semiHidden="0" w:name="Light Shading Accent 5"/>
+    <w:lsdException w:unhideWhenUsed="0" w:uiPriority="61" w:semiHidden="0" w:name="Light List Accent 5"/>
+    <w:lsdException w:unhideWhenUsed="0" w:uiPriority="62" w:semiHidden="0" w:name="Light Grid Accent 5"/>
+    <w:lsdException w:unhideWhenUsed="0" w:uiPriority="63" w:semiHidden="0" w:name="Medium Shading 1 Accent 5"/>
+    <w:lsdException w:unhideWhenUsed="0" w:uiPriority="64" w:semiHidden="0" w:name="Medium Shading 2 Accent 5"/>
+    <w:lsdException w:unhideWhenUsed="0" w:uiPriority="65" w:semiHidden="0" w:name="Medium List 1 Accent 5"/>
+    <w:lsdException w:unhideWhenUsed="0" w:uiPriority="66" w:semiHidden="0" w:name="Medium List 2 Accent 5"/>
+    <w:lsdException w:unhideWhenUsed="0" w:uiPriority="67" w:semiHidden="0" w:name="Medium Grid 1 Accent 5"/>
+    <w:lsdException w:unhideWhenUsed="0" w:uiPriority="68" w:semiHidden="0" w:name="Medium Grid 2 Accent 5"/>
+    <w:lsdException w:unhideWhenUsed="0" w:uiPriority="69" w:semiHidden="0" w:name="Medium Grid 3 Accent 5"/>
+    <w:lsdException w:unhideWhenUsed="0" w:uiPriority="70" w:semiHidden="0" w:name="Dark List Accent 5"/>
+    <w:lsdException w:unhideWhenUsed="0" w:uiPriority="71" w:semiHidden="0" w:name="Colorful Shading Accent 5"/>
+    <w:lsdException w:unhideWhenUsed="0" w:uiPriority="72" w:semiHidden="0" w:name="Colorful List Accent 5"/>
+    <w:lsdException w:unhideWhenUsed="0" w:uiPriority="73" w:semiHidden="0" w:name="Colorful Grid Accent 5"/>
+    <w:lsdException w:unhideWhenUsed="0" w:uiPriority="60" w:semiHidden="0" w:name="Light Shading Accent 6"/>
+    <w:lsdException w:unhideWhenUsed="0" w:uiPriority="61" w:semiHidden="0" w:name="Light List Accent 6"/>
+    <w:lsdException w:unhideWhenUsed="0" w:uiPriority="62" w:semiHidden="0" w:name="Light Grid Accent 6"/>
+    <w:lsdException w:unhideWhenUsed="0" w:uiPriority="63" w:semiHidden="0" w:name="Medium Shading 1 Accent 6"/>
+    <w:lsdException w:unhideWhenUsed="0" w:uiPriority="64" w:semiHidden="0" w:name="Medium Shading 2 Accent 6"/>
+    <w:lsdException w:unhideWhenUsed="0" w:uiPriority="65" w:semiHidden="0" w:name="Medium List 1 Accent 6"/>
+    <w:lsdException w:unhideWhenUsed="0" w:uiPriority="66" w:semiHidden="0" w:name="Medium List 2 Accent 6"/>
+    <w:lsdException w:unhideWhenUsed="0" w:uiPriority="67" w:semiHidden="0" w:name="Medium Grid 1 Accent 6"/>
+    <w:lsdException w:unhideWhenUsed="0" w:uiPriority="68" w:semiHidden="0" w:name="Medium Grid 2 Accent 6"/>
+    <w:lsdException w:unhideWhenUsed="0" w:uiPriority="69" w:semiHidden="0" w:name="Medium Grid 3 Accent 6"/>
+    <w:lsdException w:unhideWhenUsed="0" w:uiPriority="70" w:semiHidden="0" w:name="Dark List Accent 6"/>
+    <w:lsdException w:unhideWhenUsed="0" w:uiPriority="71" w:semiHidden="0" w:name="Colorful Shading Accent 6"/>
+    <w:lsdException w:unhideWhenUsed="0" w:uiPriority="72" w:semiHidden="0" w:name="Colorful List Accent 6"/>
+    <w:lsdException w:unhideWhenUsed="0" w:uiPriority="73" w:semiHidden="0" w:name="Colorful Grid Accent 6"/>
   </w:latentStyles>
-  <w:style w:type="paragraph" w:default="1" w:styleId="Normal">
+  <w:style w:type="paragraph" w:default="1" w:styleId="1">
     <w:name w:val="Normal"/>
     <w:qFormat/>
+    <w:uiPriority w:val="0"/>
     <w:pPr>
       <w:kinsoku w:val="0"/>
       <w:autoSpaceDE w:val="0"/>
@@ -4322,7 +4355,7 @@
       <w:textAlignment w:val="baseline"/>
     </w:pPr>
     <w:rPr>
-      <w:rFonts w:ascii="Arial" w:eastAsia="宋体" w:hAnsi="Arial" w:cs="Arial"/>
+      <w:rFonts w:ascii="Arial" w:hAnsi="Arial" w:eastAsia="宋体" w:cs="Arial"/>
       <w:snapToGrid w:val="0"/>
       <w:color w:val="000000"/>
       <w:kern w:val="0"/>
@@ -4331,11 +4364,12 @@
       <w:lang w:val="en-US" w:eastAsia="en-US" w:bidi="ar-SA"/>
     </w:rPr>
   </w:style>
-  <w:style w:type="paragraph" w:styleId="Heading1">
+  <w:style w:type="paragraph" w:styleId="2">
     <w:name w:val="heading 1"/>
-    <w:basedOn w:val="Normal"/>
-    <w:next w:val="Normal"/>
+    <w:basedOn w:val="1"/>
+    <w:next w:val="1"/>
     <w:qFormat/>
+    <w:uiPriority w:val="0"/>
     <w:pPr>
       <w:keepNext/>
       <w:keepLines/>
@@ -4353,12 +4387,13 @@
       <w:sz w:val="44"/>
     </w:rPr>
   </w:style>
-  <w:style w:type="paragraph" w:styleId="Heading2">
+  <w:style w:type="paragraph" w:styleId="3">
     <w:name w:val="heading 2"/>
-    <w:basedOn w:val="Normal"/>
-    <w:next w:val="Normal"/>
+    <w:basedOn w:val="1"/>
+    <w:next w:val="1"/>
     <w:unhideWhenUsed/>
     <w:qFormat/>
+    <w:uiPriority w:val="0"/>
     <w:pPr>
       <w:keepNext/>
       <w:keepLines/>
@@ -4371,18 +4406,19 @@
       <w:outlineLvl w:val="1"/>
     </w:pPr>
     <w:rPr>
-      <w:rFonts w:ascii="Arial" w:eastAsia="黑体" w:hAnsi="Arial"/>
+      <w:rFonts w:ascii="Arial" w:hAnsi="Arial" w:eastAsia="黑体"/>
       <w:b/>
       <w:sz w:val="32"/>
     </w:rPr>
   </w:style>
-  <w:style w:type="paragraph" w:styleId="Heading3">
+  <w:style w:type="paragraph" w:styleId="4">
     <w:name w:val="heading 3"/>
-    <w:basedOn w:val="Normal"/>
-    <w:next w:val="Normal"/>
+    <w:basedOn w:val="1"/>
+    <w:next w:val="1"/>
     <w:semiHidden/>
     <w:unhideWhenUsed/>
     <w:qFormat/>
+    <w:uiPriority w:val="0"/>
     <w:pPr>
       <w:keepNext/>
       <w:keepLines/>
@@ -4399,12 +4435,13 @@
       <w:sz w:val="32"/>
     </w:rPr>
   </w:style>
-  <w:style w:type="paragraph" w:styleId="Heading4">
+  <w:style w:type="paragraph" w:styleId="5">
     <w:name w:val="heading 4"/>
-    <w:basedOn w:val="Normal"/>
-    <w:next w:val="Normal"/>
+    <w:basedOn w:val="1"/>
+    <w:next w:val="1"/>
     <w:unhideWhenUsed/>
     <w:qFormat/>
+    <w:uiPriority w:val="0"/>
     <w:pPr>
       <w:keepNext/>
       <w:keepLines/>
@@ -4417,18 +4454,19 @@
       <w:outlineLvl w:val="3"/>
     </w:pPr>
     <w:rPr>
-      <w:rFonts w:ascii="Arial" w:eastAsia="黑体" w:hAnsi="Arial"/>
+      <w:rFonts w:ascii="Arial" w:hAnsi="Arial" w:eastAsia="黑体"/>
       <w:b/>
       <w:sz w:val="28"/>
     </w:rPr>
   </w:style>
-  <w:style w:type="paragraph" w:styleId="Heading5">
+  <w:style w:type="paragraph" w:styleId="6">
     <w:name w:val="heading 5"/>
-    <w:basedOn w:val="Normal"/>
-    <w:next w:val="Normal"/>
+    <w:basedOn w:val="1"/>
+    <w:next w:val="1"/>
     <w:semiHidden/>
     <w:unhideWhenUsed/>
     <w:qFormat/>
+    <w:uiPriority w:val="0"/>
     <w:pPr>
       <w:keepNext/>
       <w:keepLines/>
@@ -4445,13 +4483,14 @@
       <w:sz w:val="28"/>
     </w:rPr>
   </w:style>
-  <w:style w:type="paragraph" w:styleId="Heading6">
+  <w:style w:type="paragraph" w:styleId="7">
     <w:name w:val="heading 6"/>
-    <w:basedOn w:val="Normal"/>
-    <w:next w:val="Normal"/>
+    <w:basedOn w:val="1"/>
+    <w:next w:val="1"/>
     <w:semiHidden/>
     <w:unhideWhenUsed/>
     <w:qFormat/>
+    <w:uiPriority w:val="0"/>
     <w:pPr>
       <w:keepNext/>
       <w:keepLines/>
@@ -4464,18 +4503,19 @@
       <w:outlineLvl w:val="5"/>
     </w:pPr>
     <w:rPr>
-      <w:rFonts w:ascii="Arial" w:eastAsia="黑体" w:hAnsi="Arial"/>
+      <w:rFonts w:ascii="Arial" w:hAnsi="Arial" w:eastAsia="黑体"/>
       <w:b/>
       <w:sz w:val="24"/>
     </w:rPr>
   </w:style>
-  <w:style w:type="paragraph" w:styleId="Heading7">
+  <w:style w:type="paragraph" w:styleId="8">
     <w:name w:val="heading 7"/>
-    <w:basedOn w:val="Normal"/>
-    <w:next w:val="Normal"/>
+    <w:basedOn w:val="1"/>
+    <w:next w:val="1"/>
     <w:semiHidden/>
     <w:unhideWhenUsed/>
     <w:qFormat/>
+    <w:uiPriority w:val="0"/>
     <w:pPr>
       <w:keepNext/>
       <w:keepLines/>
@@ -4492,13 +4532,14 @@
       <w:sz w:val="24"/>
     </w:rPr>
   </w:style>
-  <w:style w:type="paragraph" w:styleId="Heading8">
+  <w:style w:type="paragraph" w:styleId="9">
     <w:name w:val="heading 8"/>
-    <w:basedOn w:val="Normal"/>
-    <w:next w:val="Normal"/>
+    <w:basedOn w:val="1"/>
+    <w:next w:val="1"/>
     <w:semiHidden/>
     <w:unhideWhenUsed/>
     <w:qFormat/>
+    <w:uiPriority w:val="0"/>
     <w:pPr>
       <w:keepNext/>
       <w:keepLines/>
@@ -4511,17 +4552,18 @@
       <w:outlineLvl w:val="7"/>
     </w:pPr>
     <w:rPr>
-      <w:rFonts w:ascii="Arial" w:eastAsia="黑体" w:hAnsi="Arial"/>
+      <w:rFonts w:ascii="Arial" w:hAnsi="Arial" w:eastAsia="黑体"/>
       <w:sz w:val="24"/>
     </w:rPr>
   </w:style>
-  <w:style w:type="paragraph" w:styleId="Heading9">
+  <w:style w:type="paragraph" w:styleId="10">
     <w:name w:val="heading 9"/>
-    <w:basedOn w:val="Normal"/>
-    <w:next w:val="Normal"/>
+    <w:basedOn w:val="1"/>
+    <w:next w:val="1"/>
     <w:semiHidden/>
     <w:unhideWhenUsed/>
     <w:qFormat/>
+    <w:uiPriority w:val="0"/>
     <w:pPr>
       <w:keepNext/>
       <w:keepLines/>
@@ -4534,19 +4576,21 @@
       <w:outlineLvl w:val="8"/>
     </w:pPr>
     <w:rPr>
-      <w:rFonts w:ascii="Arial" w:eastAsia="黑体" w:hAnsi="Arial"/>
+      <w:rFonts w:ascii="Arial" w:hAnsi="Arial" w:eastAsia="黑体"/>
       <w:sz w:val="21"/>
     </w:rPr>
   </w:style>
-  <w:style w:type="character" w:default="1" w:styleId="DefaultParagraphFont">
+  <w:style w:type="character" w:default="1" w:styleId="22">
     <w:name w:val="Default Paragraph Font"/>
     <w:semiHidden/>
     <w:qFormat/>
+    <w:uiPriority w:val="0"/>
   </w:style>
-  <w:style w:type="table" w:default="1" w:styleId="TableNormal">
+  <w:style w:type="table" w:default="1" w:styleId="20">
     <w:name w:val="Normal Table"/>
     <w:semiHidden/>
     <w:qFormat/>
+    <w:uiPriority w:val="0"/>
     <w:tblPr>
       <w:tblCellMar>
         <w:top w:w="0" w:type="dxa"/>
@@ -4556,39 +4600,43 @@
       </w:tblCellMar>
     </w:tblPr>
   </w:style>
-  <w:style w:type="paragraph" w:styleId="CommentText">
+  <w:style w:type="paragraph" w:styleId="11">
     <w:name w:val="annotation text"/>
-    <w:basedOn w:val="Normal"/>
+    <w:basedOn w:val="1"/>
     <w:qFormat/>
+    <w:uiPriority w:val="0"/>
     <w:pPr>
       <w:jc w:val="left"/>
     </w:pPr>
   </w:style>
-  <w:style w:type="paragraph" w:styleId="BodyText">
+  <w:style w:type="paragraph" w:styleId="12">
     <w:name w:val="Body Text"/>
-    <w:basedOn w:val="Normal"/>
+    <w:basedOn w:val="1"/>
     <w:semiHidden/>
     <w:qFormat/>
+    <w:uiPriority w:val="0"/>
     <w:rPr>
-      <w:rFonts w:ascii="Arial" w:eastAsia="Arial" w:hAnsi="Arial" w:cs="Arial"/>
+      <w:rFonts w:ascii="Arial" w:hAnsi="Arial" w:eastAsia="Arial" w:cs="Arial"/>
       <w:sz w:val="21"/>
       <w:szCs w:val="21"/>
       <w:lang w:val="en-US" w:eastAsia="en-US" w:bidi="ar-SA"/>
     </w:rPr>
   </w:style>
-  <w:style w:type="paragraph" w:styleId="TOC3">
+  <w:style w:type="paragraph" w:styleId="13">
     <w:name w:val="toc 3"/>
-    <w:basedOn w:val="Normal"/>
-    <w:next w:val="Normal"/>
+    <w:basedOn w:val="1"/>
+    <w:next w:val="1"/>
     <w:qFormat/>
+    <w:uiPriority w:val="0"/>
     <w:pPr>
       <w:ind w:left="840" w:leftChars="400"/>
     </w:pPr>
   </w:style>
-  <w:style w:type="paragraph" w:styleId="Footer">
+  <w:style w:type="paragraph" w:styleId="14">
     <w:name w:val="footer"/>
-    <w:basedOn w:val="Normal"/>
+    <w:basedOn w:val="1"/>
     <w:qFormat/>
+    <w:uiPriority w:val="0"/>
     <w:pPr>
       <w:tabs>
         <w:tab w:val="center" w:pos="4153"/>
@@ -4601,16 +4649,17 @@
       <w:sz w:val="18"/>
     </w:rPr>
   </w:style>
-  <w:style w:type="paragraph" w:styleId="Header">
+  <w:style w:type="paragraph" w:styleId="15">
     <w:name w:val="header"/>
-    <w:basedOn w:val="Normal"/>
+    <w:basedOn w:val="1"/>
     <w:qFormat/>
+    <w:uiPriority w:val="0"/>
     <w:pPr>
       <w:pBdr>
-        <w:top w:val="nil"/>
-        <w:left w:val="nil"/>
-        <w:bottom w:val="nil"/>
-        <w:right w:val="nil"/>
+        <w:top w:val="none" w:color="auto" w:sz="0" w:space="0"/>
+        <w:left w:val="none" w:color="auto" w:sz="0" w:space="0"/>
+        <w:bottom w:val="none" w:color="auto" w:sz="0" w:space="0"/>
+        <w:right w:val="none" w:color="auto" w:sz="0" w:space="0"/>
       </w:pBdr>
       <w:tabs>
         <w:tab w:val="center" w:pos="4153"/>
@@ -4625,37 +4674,41 @@
       <w:sz w:val="18"/>
     </w:rPr>
   </w:style>
-  <w:style w:type="paragraph" w:styleId="TOC1">
+  <w:style w:type="paragraph" w:styleId="16">
     <w:name w:val="toc 1"/>
-    <w:basedOn w:val="Normal"/>
-    <w:next w:val="Normal"/>
+    <w:basedOn w:val="1"/>
+    <w:next w:val="1"/>
     <w:qFormat/>
+    <w:uiPriority w:val="0"/>
     <w:rPr>
-      <w:rFonts w:ascii="Arial" w:eastAsia="Microsoft JhengHei" w:hAnsi="Arial"/>
+      <w:rFonts w:ascii="Arial" w:hAnsi="Arial" w:eastAsia="Microsoft JhengHei"/>
       <w:sz w:val="24"/>
     </w:rPr>
   </w:style>
-  <w:style w:type="paragraph" w:styleId="TOC2">
+  <w:style w:type="paragraph" w:styleId="17">
     <w:name w:val="toc 2"/>
-    <w:basedOn w:val="Normal"/>
-    <w:next w:val="Normal"/>
+    <w:basedOn w:val="1"/>
+    <w:next w:val="1"/>
     <w:qFormat/>
+    <w:uiPriority w:val="0"/>
     <w:pPr>
       <w:ind w:left="420" w:leftChars="200"/>
     </w:pPr>
   </w:style>
-  <w:style w:type="paragraph" w:styleId="NormalWeb">
+  <w:style w:type="paragraph" w:styleId="18">
     <w:name w:val="Normal (Web)"/>
-    <w:basedOn w:val="Normal"/>
+    <w:basedOn w:val="1"/>
     <w:qFormat/>
+    <w:uiPriority w:val="0"/>
     <w:rPr>
       <w:sz w:val="24"/>
     </w:rPr>
   </w:style>
-  <w:style w:type="paragraph" w:styleId="Title">
+  <w:style w:type="paragraph" w:styleId="19">
     <w:name w:val="Title"/>
-    <w:basedOn w:val="Normal"/>
+    <w:basedOn w:val="1"/>
     <w:qFormat/>
+    <w:uiPriority w:val="0"/>
     <w:pPr>
       <w:spacing w:before="240" w:beforeLines="0" w:beforeAutospacing="0" w:after="60" w:afterLines="0" w:afterAutospacing="0"/>
       <w:jc w:val="center"/>
@@ -4667,68 +4720,73 @@
       <w:sz w:val="32"/>
     </w:rPr>
   </w:style>
-  <w:style w:type="table" w:styleId="TableGrid">
+  <w:style w:type="table" w:styleId="21">
     <w:name w:val="Table Grid"/>
-    <w:basedOn w:val="TableNormal"/>
+    <w:basedOn w:val="20"/>
     <w:qFormat/>
+    <w:uiPriority w:val="0"/>
     <w:pPr>
       <w:widowControl w:val="0"/>
       <w:jc w:val="both"/>
     </w:pPr>
     <w:tblPr>
       <w:tblBorders>
-        <w:top w:val="single" w:sz="4" w:space="0" w:color="auto"/>
-        <w:left w:val="single" w:sz="4" w:space="0" w:color="auto"/>
-        <w:bottom w:val="single" w:sz="4" w:space="0" w:color="auto"/>
-        <w:right w:val="single" w:sz="4" w:space="0" w:color="auto"/>
-        <w:insideH w:val="single" w:sz="4" w:space="0" w:color="auto"/>
-        <w:insideV w:val="single" w:sz="4" w:space="0" w:color="auto"/>
+        <w:top w:val="single" w:color="auto" w:sz="4" w:space="0"/>
+        <w:left w:val="single" w:color="auto" w:sz="4" w:space="0"/>
+        <w:bottom w:val="single" w:color="auto" w:sz="4" w:space="0"/>
+        <w:right w:val="single" w:color="auto" w:sz="4" w:space="0"/>
+        <w:insideH w:val="single" w:color="auto" w:sz="4" w:space="0"/>
+        <w:insideV w:val="single" w:color="auto" w:sz="4" w:space="0"/>
       </w:tblBorders>
     </w:tblPr>
   </w:style>
-  <w:style w:type="character" w:styleId="Strong">
+  <w:style w:type="character" w:styleId="23">
     <w:name w:val="Strong"/>
-    <w:basedOn w:val="DefaultParagraphFont"/>
+    <w:basedOn w:val="22"/>
     <w:qFormat/>
+    <w:uiPriority w:val="0"/>
     <w:rPr>
       <w:b/>
     </w:rPr>
   </w:style>
-  <w:style w:type="paragraph" w:customStyle="1" w:styleId="a">
+  <w:style w:type="paragraph" w:customStyle="1" w:styleId="24">
     <w:name w:val="柴_公司名"/>
-    <w:basedOn w:val="Title"/>
+    <w:basedOn w:val="19"/>
     <w:qFormat/>
+    <w:uiPriority w:val="0"/>
     <w:pPr>
       <w:spacing w:after="600" w:afterLines="600"/>
     </w:pPr>
     <w:rPr>
-      <w:rFonts w:ascii="宋体" w:eastAsia="宋体" w:hAnsi="宋体" w:cs="宋体" w:hint="eastAsia"/>
+      <w:rFonts w:hint="eastAsia" w:ascii="宋体" w:hAnsi="宋体" w:eastAsia="宋体" w:cs="宋体"/>
       <w:bCs/>
       <w:spacing w:val="-6"/>
       <w:sz w:val="52"/>
       <w:szCs w:val="52"/>
     </w:rPr>
   </w:style>
-  <w:style w:type="paragraph" w:customStyle="1" w:styleId="a0">
+  <w:style w:type="paragraph" w:customStyle="1" w:styleId="25">
     <w:name w:val="柴_文档名"/>
-    <w:basedOn w:val="Title"/>
+    <w:basedOn w:val="19"/>
     <w:qFormat/>
+    <w:uiPriority w:val="0"/>
     <w:pPr>
       <w:spacing w:after="900" w:afterLines="900"/>
     </w:pPr>
     <w:rPr>
-      <w:rFonts w:ascii="黑体" w:eastAsia="黑体" w:hAnsi="黑体" w:cs="黑体"/>
+      <w:rFonts w:ascii="黑体" w:hAnsi="黑体" w:eastAsia="黑体" w:cs="黑体"/>
       <w:bCs/>
       <w:spacing w:val="-7"/>
       <w:sz w:val="52"/>
       <w:szCs w:val="52"/>
     </w:rPr>
   </w:style>
-  <w:style w:type="table" w:customStyle="1" w:styleId="TableNormal0">
+  <w:style w:type="table" w:customStyle="1" w:styleId="26">
     <w:name w:val="Table Normal_0"/>
     <w:semiHidden/>
     <w:unhideWhenUsed/>
     <w:qFormat/>
+    <w:uiPriority w:val="0"/>
     <w:tblPr>
       <w:tblCellMar>
         <w:top w:w="0" w:type="dxa"/>
@@ -4738,81 +4796,87 @@
       </w:tblCellMar>
     </w:tblPr>
   </w:style>
-  <w:style w:type="paragraph" w:customStyle="1" w:styleId="TableText">
+  <w:style w:type="paragraph" w:customStyle="1" w:styleId="27">
     <w:name w:val="Table Text"/>
-    <w:basedOn w:val="Normal"/>
+    <w:basedOn w:val="1"/>
     <w:semiHidden/>
     <w:qFormat/>
+    <w:uiPriority w:val="0"/>
     <w:rPr>
-      <w:rFonts w:ascii="宋体" w:eastAsia="宋体" w:hAnsi="宋体" w:cs="宋体"/>
+      <w:rFonts w:ascii="宋体" w:hAnsi="宋体" w:eastAsia="宋体" w:cs="宋体"/>
       <w:sz w:val="21"/>
       <w:szCs w:val="21"/>
       <w:lang w:val="en-US" w:eastAsia="en-US" w:bidi="ar-SA"/>
     </w:rPr>
   </w:style>
-  <w:style w:type="paragraph" w:customStyle="1" w:styleId="1">
+  <w:style w:type="paragraph" w:customStyle="1" w:styleId="28">
     <w:name w:val="柴_标题1"/>
-    <w:basedOn w:val="Heading1"/>
-    <w:next w:val="a1"/>
-    <w:link w:val="1Char"/>
+    <w:basedOn w:val="2"/>
+    <w:next w:val="29"/>
+    <w:link w:val="38"/>
     <w:qFormat/>
+    <w:uiPriority w:val="0"/>
     <w:pPr>
       <w:spacing w:before="100" w:after="90" w:line="360" w:lineRule="auto"/>
     </w:pPr>
     <w:rPr>
-      <w:rFonts w:ascii="Arial" w:eastAsia="宋体" w:hAnsi="Arial"/>
+      <w:rFonts w:ascii="Arial" w:hAnsi="Arial" w:eastAsia="宋体"/>
       <w:sz w:val="32"/>
     </w:rPr>
   </w:style>
-  <w:style w:type="paragraph" w:customStyle="1" w:styleId="a1">
+  <w:style w:type="paragraph" w:customStyle="1" w:styleId="29">
     <w:name w:val="柴_正文"/>
-    <w:basedOn w:val="BodyText"/>
-    <w:link w:val="Char"/>
+    <w:basedOn w:val="12"/>
+    <w:link w:val="41"/>
     <w:qFormat/>
+    <w:uiPriority w:val="0"/>
     <w:pPr>
       <w:spacing w:line="360" w:lineRule="auto"/>
       <w:ind w:firstLine="470" w:firstLineChars="200"/>
     </w:pPr>
     <w:rPr>
-      <w:rFonts w:ascii="Arial" w:eastAsia="宋体" w:hAnsi="Arial"/>
+      <w:rFonts w:ascii="Arial" w:hAnsi="Arial" w:eastAsia="宋体"/>
       <w:sz w:val="24"/>
       <w:lang w:eastAsia="zh-CN"/>
     </w:rPr>
   </w:style>
-  <w:style w:type="paragraph" w:customStyle="1" w:styleId="2">
+  <w:style w:type="paragraph" w:customStyle="1" w:styleId="30">
     <w:name w:val="柴_标题2"/>
-    <w:basedOn w:val="Heading2"/>
-    <w:next w:val="a1"/>
+    <w:basedOn w:val="3"/>
+    <w:next w:val="29"/>
     <w:qFormat/>
+    <w:uiPriority w:val="0"/>
     <w:pPr>
       <w:spacing w:line="360" w:lineRule="auto"/>
     </w:pPr>
     <w:rPr>
-      <w:rFonts w:ascii="Arial" w:eastAsia="宋体" w:hAnsi="Arial"/>
+      <w:rFonts w:ascii="Arial" w:hAnsi="Arial" w:eastAsia="宋体"/>
       <w:sz w:val="28"/>
     </w:rPr>
   </w:style>
-  <w:style w:type="paragraph" w:customStyle="1" w:styleId="3">
+  <w:style w:type="paragraph" w:customStyle="1" w:styleId="31">
     <w:name w:val="柴_标题3"/>
-    <w:basedOn w:val="Heading3"/>
-    <w:next w:val="a1"/>
+    <w:basedOn w:val="4"/>
+    <w:next w:val="29"/>
     <w:qFormat/>
+    <w:uiPriority w:val="0"/>
     <w:pPr>
       <w:spacing w:line="360" w:lineRule="auto"/>
       <w:ind w:left="0" w:firstLine="472" w:firstLineChars="200"/>
     </w:pPr>
     <w:rPr>
-      <w:rFonts w:ascii="宋体" w:eastAsia="宋体" w:hAnsi="宋体" w:cs="宋体"/>
+      <w:rFonts w:ascii="宋体" w:hAnsi="宋体" w:eastAsia="宋体" w:cs="宋体"/>
       <w:spacing w:val="-2"/>
       <w:sz w:val="24"/>
       <w:szCs w:val="24"/>
     </w:rPr>
   </w:style>
-  <w:style w:type="paragraph" w:customStyle="1" w:styleId="a2">
+  <w:style w:type="paragraph" w:customStyle="1" w:styleId="32">
     <w:name w:val="柴_目录"/>
-    <w:basedOn w:val="Normal"/>
-    <w:next w:val="BodyText"/>
+    <w:basedOn w:val="1"/>
+    <w:next w:val="12"/>
     <w:qFormat/>
+    <w:uiPriority w:val="0"/>
     <w:pPr>
       <w:tabs>
         <w:tab w:val="right" w:leader="dot" w:pos="8442"/>
@@ -4820,59 +4884,64 @@
       <w:ind w:left="0" w:leftChars="0"/>
     </w:pPr>
     <w:rPr>
-      <w:rFonts w:ascii="Arial" w:eastAsia="Microsoft JhengHei" w:hAnsi="Arial"/>
+      <w:rFonts w:ascii="Arial" w:hAnsi="Arial" w:eastAsia="Microsoft JhengHei"/>
       <w:sz w:val="24"/>
     </w:rPr>
   </w:style>
-  <w:style w:type="paragraph" w:customStyle="1" w:styleId="WPSOffice1">
+  <w:style w:type="paragraph" w:customStyle="1" w:styleId="33">
     <w:name w:val="WPSOffice手动目录 1"/>
     <w:qFormat/>
+    <w:uiPriority w:val="0"/>
     <w:pPr>
       <w:ind w:leftChars="0"/>
     </w:pPr>
     <w:rPr>
-      <w:rFonts w:ascii="Times New Roman" w:eastAsia="宋体" w:hAnsi="Times New Roman" w:cs="Times New Roman"/>
+      <w:rFonts w:ascii="Times New Roman" w:hAnsi="Times New Roman" w:eastAsia="宋体" w:cs="Times New Roman"/>
       <w:sz w:val="20"/>
       <w:szCs w:val="20"/>
     </w:rPr>
   </w:style>
-  <w:style w:type="paragraph" w:customStyle="1" w:styleId="WPSOffice2">
+  <w:style w:type="paragraph" w:customStyle="1" w:styleId="34">
     <w:name w:val="WPSOffice手动目录 2"/>
     <w:qFormat/>
+    <w:uiPriority w:val="0"/>
     <w:pPr>
       <w:ind w:leftChars="200"/>
     </w:pPr>
     <w:rPr>
-      <w:rFonts w:ascii="Times New Roman" w:eastAsia="宋体" w:hAnsi="Times New Roman" w:cs="Times New Roman"/>
+      <w:rFonts w:ascii="Times New Roman" w:hAnsi="Times New Roman" w:eastAsia="宋体" w:cs="Times New Roman"/>
       <w:sz w:val="20"/>
       <w:szCs w:val="20"/>
     </w:rPr>
   </w:style>
-  <w:style w:type="paragraph" w:customStyle="1" w:styleId="WPSOffice3">
+  <w:style w:type="paragraph" w:customStyle="1" w:styleId="35">
     <w:name w:val="WPSOffice手动目录 3"/>
     <w:qFormat/>
+    <w:uiPriority w:val="0"/>
     <w:pPr>
       <w:ind w:leftChars="400"/>
     </w:pPr>
     <w:rPr>
-      <w:rFonts w:ascii="Times New Roman" w:eastAsia="宋体" w:hAnsi="Times New Roman" w:cs="Times New Roman"/>
+      <w:rFonts w:ascii="Times New Roman" w:hAnsi="Times New Roman" w:eastAsia="宋体" w:cs="Times New Roman"/>
       <w:sz w:val="20"/>
       <w:szCs w:val="20"/>
     </w:rPr>
   </w:style>
-  <w:style w:type="paragraph" w:customStyle="1" w:styleId="Compact">
+  <w:style w:type="paragraph" w:customStyle="1" w:styleId="36">
     <w:name w:val="Compact"/>
-    <w:basedOn w:val="BodyText"/>
+    <w:basedOn w:val="12"/>
     <w:qFormat/>
+    <w:uiPriority w:val="0"/>
     <w:pPr>
       <w:spacing w:before="36" w:after="36"/>
     </w:pPr>
   </w:style>
-  <w:style w:type="table" w:customStyle="1" w:styleId="Table">
+  <w:style w:type="table" w:customStyle="1" w:styleId="37">
     <w:name w:val="Table"/>
     <w:semiHidden/>
     <w:unhideWhenUsed/>
     <w:qFormat/>
+    <w:uiPriority w:val="0"/>
     <w:tblPr>
       <w:tblCellMar>
         <w:top w:w="0" w:type="dxa"/>
@@ -4884,25 +4953,27 @@
     <w:tblStylePr w:type="firstRow">
       <w:tcPr>
         <w:tcBorders>
-          <w:bottom w:val="single" w:sz="0" w:space="0" w:color="auto"/>
+          <w:bottom w:val="single" w:color="auto" w:sz="0" w:space="0"/>
         </w:tcBorders>
         <w:vAlign w:val="bottom"/>
       </w:tcPr>
     </w:tblStylePr>
   </w:style>
-  <w:style w:type="character" w:customStyle="1" w:styleId="1Char">
+  <w:style w:type="character" w:customStyle="1" w:styleId="38">
     <w:name w:val="柴_标题1 Char"/>
-    <w:link w:val="1"/>
+    <w:link w:val="28"/>
     <w:qFormat/>
+    <w:uiPriority w:val="0"/>
     <w:rPr>
-      <w:rFonts w:ascii="Arial" w:eastAsia="宋体" w:hAnsi="Arial"/>
+      <w:rFonts w:ascii="Arial" w:hAnsi="Arial" w:eastAsia="宋体"/>
       <w:sz w:val="32"/>
     </w:rPr>
   </w:style>
-  <w:style w:type="paragraph" w:customStyle="1" w:styleId="a3">
+  <w:style w:type="paragraph" w:customStyle="1" w:styleId="39">
     <w:name w:val="柴_正文_无缩进"/>
-    <w:basedOn w:val="Normal"/>
+    <w:basedOn w:val="1"/>
     <w:qFormat/>
+    <w:uiPriority w:val="0"/>
     <w:pPr>
       <w:ind w:firstLine="0" w:firstLineChars="0"/>
     </w:pPr>
@@ -4912,29 +4983,31 @@
       <w:lang w:eastAsia="zh-CN"/>
     </w:rPr>
   </w:style>
-  <w:style w:type="paragraph" w:customStyle="1" w:styleId="4">
+  <w:style w:type="paragraph" w:customStyle="1" w:styleId="40">
     <w:name w:val="柴_标题4"/>
-    <w:basedOn w:val="Heading4"/>
-    <w:next w:val="Normal"/>
+    <w:basedOn w:val="5"/>
+    <w:next w:val="1"/>
     <w:qFormat/>
+    <w:uiPriority w:val="0"/>
     <w:pPr>
       <w:widowControl w:val="0"/>
       <w:spacing w:before="160" w:line="360" w:lineRule="auto"/>
-      <w:ind w:left="981" w:hanging="862" w:leftChars="300"/>
+      <w:ind w:left="981" w:leftChars="300" w:hanging="862"/>
     </w:pPr>
     <w:rPr>
-      <w:rFonts w:ascii="Calibri" w:eastAsia="宋体" w:hAnsi="Calibri" w:cs="宋体" w:hint="eastAsia"/>
+      <w:rFonts w:hint="eastAsia" w:ascii="Calibri" w:hAnsi="Calibri" w:eastAsia="宋体" w:cs="宋体"/>
       <w:sz w:val="24"/>
       <w:szCs w:val="24"/>
       <w:lang w:eastAsia="zh-CN" w:bidi="zh-CN"/>
     </w:rPr>
   </w:style>
-  <w:style w:type="character" w:customStyle="1" w:styleId="Char">
+  <w:style w:type="character" w:customStyle="1" w:styleId="41">
     <w:name w:val="柴_正文 Char"/>
-    <w:link w:val="a1"/>
+    <w:link w:val="29"/>
     <w:qFormat/>
+    <w:uiPriority w:val="0"/>
     <w:rPr>
-      <w:rFonts w:ascii="Arial" w:eastAsia="宋体" w:hAnsi="Arial"/>
+      <w:rFonts w:ascii="Arial" w:hAnsi="Arial" w:eastAsia="宋体"/>
       <w:sz w:val="24"/>
       <w:lang w:eastAsia="zh-CN"/>
     </w:rPr>
